--- a/Veri Bilimi Final Raporu.docx
+++ b/Veri Bilimi Final Raporu.docx
@@ -15,7 +15,7 @@
           <w:noProof/>
         </w:rPr>
         <w:drawing>
-          <wp:inline distT="0" distB="0" distL="0" distR="0" wp14:anchorId="595785A6" wp14:editId="50C29432">
+          <wp:inline distT="0" distB="0" distL="0" distR="0" wp14:anchorId="595785A6" wp14:editId="4AB3F8F9">
             <wp:extent cx="4305300" cy="1980381"/>
             <wp:effectExtent l="0" t="0" r="0" b="1270"/>
             <wp:docPr id="1144904204" name="Resim 1" descr="metin, yazı tipi, grafik, grafik tasarım içeren bir resim&#10;&#10;Yapay zeka tarafından oluşturulmuş içerik yanlış olabilir."/>
@@ -573,7 +573,7 @@
         <w:t>l</w:t>
       </w:r>
     </w:p>
-    <w:bookmarkStart w:id="3" w:name="_Toc218781787" w:displacedByCustomXml="next"/>
+    <w:bookmarkStart w:id="3" w:name="_Toc218806824" w:displacedByCustomXml="next"/>
     <w:sdt>
       <w:sdtPr>
         <w:rPr>
@@ -603,8 +603,8 @@
               <w:b/>
               <w:bCs/>
               <w:color w:val="000000" w:themeColor="text1"/>
-              <w:sz w:val="32"/>
-              <w:szCs w:val="32"/>
+              <w:sz w:val="24"/>
+              <w:szCs w:val="24"/>
             </w:rPr>
           </w:pPr>
           <w:r>
@@ -613,8 +613,8 @@
               <w:b/>
               <w:bCs/>
               <w:color w:val="000000" w:themeColor="text1"/>
-              <w:sz w:val="32"/>
-              <w:szCs w:val="32"/>
+              <w:sz w:val="24"/>
+              <w:szCs w:val="24"/>
             </w:rPr>
             <w:t>İçindekiler</w:t>
           </w:r>
@@ -630,8 +630,8 @@
               <w:rFonts w:cstheme="minorBidi"/>
               <w:noProof/>
               <w:kern w:val="2"/>
-              <w:sz w:val="24"/>
-              <w:szCs w:val="24"/>
+              <w:sz w:val="18"/>
+              <w:szCs w:val="18"/>
               <w:lang w:val="en-TR" w:eastAsia="en-US"/>
               <w14:ligatures w14:val="standardContextual"/>
             </w:rPr>
@@ -660,13 +660,15 @@
             </w:rPr>
             <w:fldChar w:fldCharType="separate"/>
           </w:r>
-          <w:hyperlink w:anchor="_Toc218781787" w:history="1">
+          <w:hyperlink w:anchor="_Toc218806824" w:history="1">
             <w:r>
               <w:rPr>
                 <w:rStyle w:val="Hyperlink"/>
                 <w:b/>
                 <w:bCs/>
                 <w:noProof/>
+                <w:sz w:val="18"/>
+                <w:szCs w:val="18"/>
               </w:rPr>
               <w:t>İçindekiler</w:t>
             </w:r>
@@ -674,6 +676,8 @@
               <w:rPr>
                 <w:noProof/>
                 <w:webHidden/>
+                <w:sz w:val="18"/>
+                <w:szCs w:val="18"/>
               </w:rPr>
               <w:tab/>
             </w:r>
@@ -681,6 +685,8 @@
               <w:rPr>
                 <w:noProof/>
                 <w:webHidden/>
+                <w:sz w:val="18"/>
+                <w:szCs w:val="18"/>
               </w:rPr>
               <w:fldChar w:fldCharType="begin"/>
             </w:r>
@@ -688,19 +694,25 @@
               <w:rPr>
                 <w:noProof/>
                 <w:webHidden/>
-              </w:rPr>
-              <w:instrText xml:space="preserve"> PAGEREF _Toc218781787 \h </w:instrText>
+                <w:sz w:val="18"/>
+                <w:szCs w:val="18"/>
+              </w:rPr>
+              <w:instrText xml:space="preserve"> PAGEREF _Toc218806824 \h </w:instrText>
             </w:r>
             <w:r>
               <w:rPr>
                 <w:noProof/>
                 <w:webHidden/>
+                <w:sz w:val="18"/>
+                <w:szCs w:val="18"/>
               </w:rPr>
             </w:r>
             <w:r>
               <w:rPr>
                 <w:noProof/>
                 <w:webHidden/>
+                <w:sz w:val="18"/>
+                <w:szCs w:val="18"/>
               </w:rPr>
               <w:fldChar w:fldCharType="separate"/>
             </w:r>
@@ -708,6 +720,8 @@
               <w:rPr>
                 <w:noProof/>
                 <w:webHidden/>
+                <w:sz w:val="18"/>
+                <w:szCs w:val="18"/>
               </w:rPr>
               <w:t>2</w:t>
             </w:r>
@@ -715,6 +729,8 @@
               <w:rPr>
                 <w:noProof/>
                 <w:webHidden/>
+                <w:sz w:val="18"/>
+                <w:szCs w:val="18"/>
               </w:rPr>
               <w:fldChar w:fldCharType="end"/>
             </w:r>
@@ -730,19 +746,21 @@
               <w:rFonts w:cstheme="minorBidi"/>
               <w:noProof/>
               <w:kern w:val="2"/>
-              <w:sz w:val="24"/>
-              <w:szCs w:val="24"/>
+              <w:sz w:val="18"/>
+              <w:szCs w:val="18"/>
               <w:lang w:val="en-TR" w:eastAsia="en-US"/>
               <w14:ligatures w14:val="standardContextual"/>
             </w:rPr>
           </w:pPr>
-          <w:hyperlink w:anchor="_Toc218781788" w:history="1">
+          <w:hyperlink w:anchor="_Toc218806825" w:history="1">
             <w:r>
               <w:rPr>
                 <w:rStyle w:val="Hyperlink"/>
                 <w:b/>
                 <w:bCs/>
                 <w:noProof/>
+                <w:sz w:val="18"/>
+                <w:szCs w:val="18"/>
               </w:rPr>
               <w:t>Şekiller Tablosu</w:t>
             </w:r>
@@ -750,6 +768,8 @@
               <w:rPr>
                 <w:noProof/>
                 <w:webHidden/>
+                <w:sz w:val="18"/>
+                <w:szCs w:val="18"/>
               </w:rPr>
               <w:tab/>
             </w:r>
@@ -757,6 +777,8 @@
               <w:rPr>
                 <w:noProof/>
                 <w:webHidden/>
+                <w:sz w:val="18"/>
+                <w:szCs w:val="18"/>
               </w:rPr>
               <w:fldChar w:fldCharType="begin"/>
             </w:r>
@@ -764,19 +786,25 @@
               <w:rPr>
                 <w:noProof/>
                 <w:webHidden/>
-              </w:rPr>
-              <w:instrText xml:space="preserve"> PAGEREF _Toc218781788 \h </w:instrText>
+                <w:sz w:val="18"/>
+                <w:szCs w:val="18"/>
+              </w:rPr>
+              <w:instrText xml:space="preserve"> PAGEREF _Toc218806825 \h </w:instrText>
             </w:r>
             <w:r>
               <w:rPr>
                 <w:noProof/>
                 <w:webHidden/>
+                <w:sz w:val="18"/>
+                <w:szCs w:val="18"/>
               </w:rPr>
             </w:r>
             <w:r>
               <w:rPr>
                 <w:noProof/>
                 <w:webHidden/>
+                <w:sz w:val="18"/>
+                <w:szCs w:val="18"/>
               </w:rPr>
               <w:fldChar w:fldCharType="separate"/>
             </w:r>
@@ -784,13 +812,17 @@
               <w:rPr>
                 <w:noProof/>
                 <w:webHidden/>
-              </w:rPr>
-              <w:t>4</w:t>
+                <w:sz w:val="18"/>
+                <w:szCs w:val="18"/>
+              </w:rPr>
+              <w:t>3</w:t>
             </w:r>
             <w:r>
               <w:rPr>
                 <w:noProof/>
                 <w:webHidden/>
+                <w:sz w:val="18"/>
+                <w:szCs w:val="18"/>
               </w:rPr>
               <w:fldChar w:fldCharType="end"/>
             </w:r>
@@ -806,19 +838,21 @@
               <w:rFonts w:cstheme="minorBidi"/>
               <w:noProof/>
               <w:kern w:val="2"/>
-              <w:sz w:val="24"/>
-              <w:szCs w:val="24"/>
+              <w:sz w:val="18"/>
+              <w:szCs w:val="18"/>
               <w:lang w:val="en-TR" w:eastAsia="en-US"/>
               <w14:ligatures w14:val="standardContextual"/>
             </w:rPr>
           </w:pPr>
-          <w:hyperlink w:anchor="_Toc218781789" w:history="1">
+          <w:hyperlink w:anchor="_Toc218806826" w:history="1">
             <w:r>
               <w:rPr>
                 <w:rStyle w:val="Hyperlink"/>
                 <w:b/>
                 <w:bCs/>
                 <w:noProof/>
+                <w:sz w:val="18"/>
+                <w:szCs w:val="18"/>
               </w:rPr>
               <w:t>Tablo Listesi</w:t>
             </w:r>
@@ -826,6 +860,8 @@
               <w:rPr>
                 <w:noProof/>
                 <w:webHidden/>
+                <w:sz w:val="18"/>
+                <w:szCs w:val="18"/>
               </w:rPr>
               <w:tab/>
             </w:r>
@@ -833,6 +869,8 @@
               <w:rPr>
                 <w:noProof/>
                 <w:webHidden/>
+                <w:sz w:val="18"/>
+                <w:szCs w:val="18"/>
               </w:rPr>
               <w:fldChar w:fldCharType="begin"/>
             </w:r>
@@ -840,19 +878,25 @@
               <w:rPr>
                 <w:noProof/>
                 <w:webHidden/>
-              </w:rPr>
-              <w:instrText xml:space="preserve"> PAGEREF _Toc218781789 \h </w:instrText>
+                <w:sz w:val="18"/>
+                <w:szCs w:val="18"/>
+              </w:rPr>
+              <w:instrText xml:space="preserve"> PAGEREF _Toc218806826 \h </w:instrText>
             </w:r>
             <w:r>
               <w:rPr>
                 <w:noProof/>
                 <w:webHidden/>
+                <w:sz w:val="18"/>
+                <w:szCs w:val="18"/>
               </w:rPr>
             </w:r>
             <w:r>
               <w:rPr>
                 <w:noProof/>
                 <w:webHidden/>
+                <w:sz w:val="18"/>
+                <w:szCs w:val="18"/>
               </w:rPr>
               <w:fldChar w:fldCharType="separate"/>
             </w:r>
@@ -860,13 +904,17 @@
               <w:rPr>
                 <w:noProof/>
                 <w:webHidden/>
-              </w:rPr>
-              <w:t>4</w:t>
+                <w:sz w:val="18"/>
+                <w:szCs w:val="18"/>
+              </w:rPr>
+              <w:t>3</w:t>
             </w:r>
             <w:r>
               <w:rPr>
                 <w:noProof/>
                 <w:webHidden/>
+                <w:sz w:val="18"/>
+                <w:szCs w:val="18"/>
               </w:rPr>
               <w:fldChar w:fldCharType="end"/>
             </w:r>
@@ -883,19 +931,21 @@
               <w:rFonts w:cstheme="minorBidi"/>
               <w:noProof/>
               <w:kern w:val="2"/>
-              <w:sz w:val="24"/>
-              <w:szCs w:val="24"/>
+              <w:sz w:val="18"/>
+              <w:szCs w:val="18"/>
               <w:lang w:val="en-TR" w:eastAsia="en-US"/>
               <w14:ligatures w14:val="standardContextual"/>
             </w:rPr>
           </w:pPr>
-          <w:hyperlink w:anchor="_Toc218781790" w:history="1">
+          <w:hyperlink w:anchor="_Toc218806827" w:history="1">
             <w:r>
               <w:rPr>
                 <w:rStyle w:val="Hyperlink"/>
                 <w:b/>
                 <w:bCs/>
                 <w:noProof/>
+                <w:sz w:val="18"/>
+                <w:szCs w:val="18"/>
               </w:rPr>
               <w:t>1.</w:t>
             </w:r>
@@ -904,8 +954,8 @@
                 <w:rFonts w:cstheme="minorBidi"/>
                 <w:noProof/>
                 <w:kern w:val="2"/>
-                <w:sz w:val="24"/>
-                <w:szCs w:val="24"/>
+                <w:sz w:val="18"/>
+                <w:szCs w:val="18"/>
                 <w:lang w:val="en-TR" w:eastAsia="en-US"/>
                 <w14:ligatures w14:val="standardContextual"/>
               </w:rPr>
@@ -917,6 +967,8 @@
                 <w:b/>
                 <w:bCs/>
                 <w:noProof/>
+                <w:sz w:val="18"/>
+                <w:szCs w:val="18"/>
               </w:rPr>
               <w:t>GİRİŞ</w:t>
             </w:r>
@@ -924,6 +976,8 @@
               <w:rPr>
                 <w:noProof/>
                 <w:webHidden/>
+                <w:sz w:val="18"/>
+                <w:szCs w:val="18"/>
               </w:rPr>
               <w:tab/>
             </w:r>
@@ -931,6 +985,8 @@
               <w:rPr>
                 <w:noProof/>
                 <w:webHidden/>
+                <w:sz w:val="18"/>
+                <w:szCs w:val="18"/>
               </w:rPr>
               <w:fldChar w:fldCharType="begin"/>
             </w:r>
@@ -938,19 +994,25 @@
               <w:rPr>
                 <w:noProof/>
                 <w:webHidden/>
-              </w:rPr>
-              <w:instrText xml:space="preserve"> PAGEREF _Toc218781790 \h </w:instrText>
+                <w:sz w:val="18"/>
+                <w:szCs w:val="18"/>
+              </w:rPr>
+              <w:instrText xml:space="preserve"> PAGEREF _Toc218806827 \h </w:instrText>
             </w:r>
             <w:r>
               <w:rPr>
                 <w:noProof/>
                 <w:webHidden/>
+                <w:sz w:val="18"/>
+                <w:szCs w:val="18"/>
               </w:rPr>
             </w:r>
             <w:r>
               <w:rPr>
                 <w:noProof/>
                 <w:webHidden/>
+                <w:sz w:val="18"/>
+                <w:szCs w:val="18"/>
               </w:rPr>
               <w:fldChar w:fldCharType="separate"/>
             </w:r>
@@ -958,13 +1020,17 @@
               <w:rPr>
                 <w:noProof/>
                 <w:webHidden/>
-              </w:rPr>
-              <w:t>5</w:t>
+                <w:sz w:val="18"/>
+                <w:szCs w:val="18"/>
+              </w:rPr>
+              <w:t>4</w:t>
             </w:r>
             <w:r>
               <w:rPr>
                 <w:noProof/>
                 <w:webHidden/>
+                <w:sz w:val="18"/>
+                <w:szCs w:val="18"/>
               </w:rPr>
               <w:fldChar w:fldCharType="end"/>
             </w:r>
@@ -981,19 +1047,21 @@
               <w:rFonts w:cstheme="minorBidi"/>
               <w:noProof/>
               <w:kern w:val="2"/>
-              <w:sz w:val="24"/>
-              <w:szCs w:val="24"/>
+              <w:sz w:val="18"/>
+              <w:szCs w:val="18"/>
               <w:lang w:val="en-TR" w:eastAsia="en-US"/>
               <w14:ligatures w14:val="standardContextual"/>
             </w:rPr>
           </w:pPr>
-          <w:hyperlink w:anchor="_Toc218781791" w:history="1">
+          <w:hyperlink w:anchor="_Toc218806828" w:history="1">
             <w:r>
               <w:rPr>
                 <w:rStyle w:val="Hyperlink"/>
                 <w:b/>
                 <w:bCs/>
                 <w:noProof/>
+                <w:sz w:val="18"/>
+                <w:szCs w:val="18"/>
               </w:rPr>
               <w:t>2.</w:t>
             </w:r>
@@ -1002,8 +1070,8 @@
                 <w:rFonts w:cstheme="minorBidi"/>
                 <w:noProof/>
                 <w:kern w:val="2"/>
-                <w:sz w:val="24"/>
-                <w:szCs w:val="24"/>
+                <w:sz w:val="18"/>
+                <w:szCs w:val="18"/>
                 <w:lang w:val="en-TR" w:eastAsia="en-US"/>
                 <w14:ligatures w14:val="standardContextual"/>
               </w:rPr>
@@ -1015,6 +1083,8 @@
                 <w:b/>
                 <w:bCs/>
                 <w:noProof/>
+                <w:sz w:val="18"/>
+                <w:szCs w:val="18"/>
               </w:rPr>
               <w:t>LİTERATÜR TARAMASI</w:t>
             </w:r>
@@ -1022,6 +1092,8 @@
               <w:rPr>
                 <w:noProof/>
                 <w:webHidden/>
+                <w:sz w:val="18"/>
+                <w:szCs w:val="18"/>
               </w:rPr>
               <w:tab/>
             </w:r>
@@ -1029,6 +1101,8 @@
               <w:rPr>
                 <w:noProof/>
                 <w:webHidden/>
+                <w:sz w:val="18"/>
+                <w:szCs w:val="18"/>
               </w:rPr>
               <w:fldChar w:fldCharType="begin"/>
             </w:r>
@@ -1036,19 +1110,25 @@
               <w:rPr>
                 <w:noProof/>
                 <w:webHidden/>
-              </w:rPr>
-              <w:instrText xml:space="preserve"> PAGEREF _Toc218781791 \h </w:instrText>
+                <w:sz w:val="18"/>
+                <w:szCs w:val="18"/>
+              </w:rPr>
+              <w:instrText xml:space="preserve"> PAGEREF _Toc218806828 \h </w:instrText>
             </w:r>
             <w:r>
               <w:rPr>
                 <w:noProof/>
                 <w:webHidden/>
+                <w:sz w:val="18"/>
+                <w:szCs w:val="18"/>
               </w:rPr>
             </w:r>
             <w:r>
               <w:rPr>
                 <w:noProof/>
                 <w:webHidden/>
+                <w:sz w:val="18"/>
+                <w:szCs w:val="18"/>
               </w:rPr>
               <w:fldChar w:fldCharType="separate"/>
             </w:r>
@@ -1056,13 +1136,17 @@
               <w:rPr>
                 <w:noProof/>
                 <w:webHidden/>
-              </w:rPr>
-              <w:t>5</w:t>
+                <w:sz w:val="18"/>
+                <w:szCs w:val="18"/>
+              </w:rPr>
+              <w:t>4</w:t>
             </w:r>
             <w:r>
               <w:rPr>
                 <w:noProof/>
                 <w:webHidden/>
+                <w:sz w:val="18"/>
+                <w:szCs w:val="18"/>
               </w:rPr>
               <w:fldChar w:fldCharType="end"/>
             </w:r>
@@ -1079,19 +1163,21 @@
               <w:rFonts w:cstheme="minorBidi"/>
               <w:noProof/>
               <w:kern w:val="2"/>
-              <w:sz w:val="24"/>
-              <w:szCs w:val="24"/>
+              <w:sz w:val="18"/>
+              <w:szCs w:val="18"/>
               <w:lang w:val="en-TR" w:eastAsia="en-US"/>
               <w14:ligatures w14:val="standardContextual"/>
             </w:rPr>
           </w:pPr>
-          <w:hyperlink w:anchor="_Toc218781792" w:history="1">
+          <w:hyperlink w:anchor="_Toc218806829" w:history="1">
             <w:r>
               <w:rPr>
                 <w:rStyle w:val="Hyperlink"/>
                 <w:b/>
                 <w:bCs/>
                 <w:noProof/>
+                <w:sz w:val="18"/>
+                <w:szCs w:val="18"/>
               </w:rPr>
               <w:t>3.</w:t>
             </w:r>
@@ -1100,8 +1186,8 @@
                 <w:rFonts w:cstheme="minorBidi"/>
                 <w:noProof/>
                 <w:kern w:val="2"/>
-                <w:sz w:val="24"/>
-                <w:szCs w:val="24"/>
+                <w:sz w:val="18"/>
+                <w:szCs w:val="18"/>
                 <w:lang w:val="en-TR" w:eastAsia="en-US"/>
                 <w14:ligatures w14:val="standardContextual"/>
               </w:rPr>
@@ -1113,6 +1199,8 @@
                 <w:b/>
                 <w:bCs/>
                 <w:noProof/>
+                <w:sz w:val="18"/>
+                <w:szCs w:val="18"/>
               </w:rPr>
               <w:t>KÜTÜPHANELER</w:t>
             </w:r>
@@ -1120,6 +1208,8 @@
               <w:rPr>
                 <w:noProof/>
                 <w:webHidden/>
+                <w:sz w:val="18"/>
+                <w:szCs w:val="18"/>
               </w:rPr>
               <w:tab/>
             </w:r>
@@ -1127,6 +1217,8 @@
               <w:rPr>
                 <w:noProof/>
                 <w:webHidden/>
+                <w:sz w:val="18"/>
+                <w:szCs w:val="18"/>
               </w:rPr>
               <w:fldChar w:fldCharType="begin"/>
             </w:r>
@@ -1134,19 +1226,25 @@
               <w:rPr>
                 <w:noProof/>
                 <w:webHidden/>
-              </w:rPr>
-              <w:instrText xml:space="preserve"> PAGEREF _Toc218781792 \h </w:instrText>
+                <w:sz w:val="18"/>
+                <w:szCs w:val="18"/>
+              </w:rPr>
+              <w:instrText xml:space="preserve"> PAGEREF _Toc218806829 \h </w:instrText>
             </w:r>
             <w:r>
               <w:rPr>
                 <w:noProof/>
                 <w:webHidden/>
+                <w:sz w:val="18"/>
+                <w:szCs w:val="18"/>
               </w:rPr>
             </w:r>
             <w:r>
               <w:rPr>
                 <w:noProof/>
                 <w:webHidden/>
+                <w:sz w:val="18"/>
+                <w:szCs w:val="18"/>
               </w:rPr>
               <w:fldChar w:fldCharType="separate"/>
             </w:r>
@@ -1154,13 +1252,17 @@
               <w:rPr>
                 <w:noProof/>
                 <w:webHidden/>
-              </w:rPr>
-              <w:t>6</w:t>
+                <w:sz w:val="18"/>
+                <w:szCs w:val="18"/>
+              </w:rPr>
+              <w:t>5</w:t>
             </w:r>
             <w:r>
               <w:rPr>
                 <w:noProof/>
                 <w:webHidden/>
+                <w:sz w:val="18"/>
+                <w:szCs w:val="18"/>
               </w:rPr>
               <w:fldChar w:fldCharType="end"/>
             </w:r>
@@ -1176,19 +1278,21 @@
               <w:rFonts w:cstheme="minorBidi"/>
               <w:noProof/>
               <w:kern w:val="2"/>
-              <w:sz w:val="24"/>
-              <w:szCs w:val="24"/>
+              <w:sz w:val="18"/>
+              <w:szCs w:val="18"/>
               <w:lang w:val="en-TR" w:eastAsia="en-US"/>
               <w14:ligatures w14:val="standardContextual"/>
             </w:rPr>
           </w:pPr>
-          <w:hyperlink w:anchor="_Toc218781793" w:history="1">
+          <w:hyperlink w:anchor="_Toc218806830" w:history="1">
             <w:r>
               <w:rPr>
                 <w:rStyle w:val="Hyperlink"/>
                 <w:b/>
                 <w:bCs/>
                 <w:noProof/>
+                <w:sz w:val="18"/>
+                <w:szCs w:val="18"/>
               </w:rPr>
               <w:t>3.1. Veri İşleme Kütüphaneleri</w:t>
             </w:r>
@@ -1196,6 +1300,8 @@
               <w:rPr>
                 <w:noProof/>
                 <w:webHidden/>
+                <w:sz w:val="18"/>
+                <w:szCs w:val="18"/>
               </w:rPr>
               <w:tab/>
             </w:r>
@@ -1203,6 +1309,8 @@
               <w:rPr>
                 <w:noProof/>
                 <w:webHidden/>
+                <w:sz w:val="18"/>
+                <w:szCs w:val="18"/>
               </w:rPr>
               <w:fldChar w:fldCharType="begin"/>
             </w:r>
@@ -1210,19 +1318,25 @@
               <w:rPr>
                 <w:noProof/>
                 <w:webHidden/>
-              </w:rPr>
-              <w:instrText xml:space="preserve"> PAGEREF _Toc218781793 \h </w:instrText>
+                <w:sz w:val="18"/>
+                <w:szCs w:val="18"/>
+              </w:rPr>
+              <w:instrText xml:space="preserve"> PAGEREF _Toc218806830 \h </w:instrText>
             </w:r>
             <w:r>
               <w:rPr>
                 <w:noProof/>
                 <w:webHidden/>
+                <w:sz w:val="18"/>
+                <w:szCs w:val="18"/>
               </w:rPr>
             </w:r>
             <w:r>
               <w:rPr>
                 <w:noProof/>
                 <w:webHidden/>
+                <w:sz w:val="18"/>
+                <w:szCs w:val="18"/>
               </w:rPr>
               <w:fldChar w:fldCharType="separate"/>
             </w:r>
@@ -1230,13 +1344,17 @@
               <w:rPr>
                 <w:noProof/>
                 <w:webHidden/>
-              </w:rPr>
-              <w:t>6</w:t>
+                <w:sz w:val="18"/>
+                <w:szCs w:val="18"/>
+              </w:rPr>
+              <w:t>5</w:t>
             </w:r>
             <w:r>
               <w:rPr>
                 <w:noProof/>
                 <w:webHidden/>
+                <w:sz w:val="18"/>
+                <w:szCs w:val="18"/>
               </w:rPr>
               <w:fldChar w:fldCharType="end"/>
             </w:r>
@@ -1252,19 +1370,21 @@
               <w:rFonts w:cstheme="minorBidi"/>
               <w:noProof/>
               <w:kern w:val="2"/>
-              <w:sz w:val="24"/>
-              <w:szCs w:val="24"/>
+              <w:sz w:val="18"/>
+              <w:szCs w:val="18"/>
               <w:lang w:val="en-TR" w:eastAsia="en-US"/>
               <w14:ligatures w14:val="standardContextual"/>
             </w:rPr>
           </w:pPr>
-          <w:hyperlink w:anchor="_Toc218781794" w:history="1">
+          <w:hyperlink w:anchor="_Toc218806831" w:history="1">
             <w:r>
               <w:rPr>
                 <w:rStyle w:val="Hyperlink"/>
                 <w:b/>
                 <w:bCs/>
                 <w:noProof/>
+                <w:sz w:val="18"/>
+                <w:szCs w:val="18"/>
               </w:rPr>
               <w:t>3.2. Görselleştirme Kütüphaneleri</w:t>
             </w:r>
@@ -1272,6 +1392,8 @@
               <w:rPr>
                 <w:noProof/>
                 <w:webHidden/>
+                <w:sz w:val="18"/>
+                <w:szCs w:val="18"/>
               </w:rPr>
               <w:tab/>
             </w:r>
@@ -1279,6 +1401,8 @@
               <w:rPr>
                 <w:noProof/>
                 <w:webHidden/>
+                <w:sz w:val="18"/>
+                <w:szCs w:val="18"/>
               </w:rPr>
               <w:fldChar w:fldCharType="begin"/>
             </w:r>
@@ -1286,19 +1410,25 @@
               <w:rPr>
                 <w:noProof/>
                 <w:webHidden/>
-              </w:rPr>
-              <w:instrText xml:space="preserve"> PAGEREF _Toc218781794 \h </w:instrText>
+                <w:sz w:val="18"/>
+                <w:szCs w:val="18"/>
+              </w:rPr>
+              <w:instrText xml:space="preserve"> PAGEREF _Toc218806831 \h </w:instrText>
             </w:r>
             <w:r>
               <w:rPr>
                 <w:noProof/>
                 <w:webHidden/>
+                <w:sz w:val="18"/>
+                <w:szCs w:val="18"/>
               </w:rPr>
             </w:r>
             <w:r>
               <w:rPr>
                 <w:noProof/>
                 <w:webHidden/>
+                <w:sz w:val="18"/>
+                <w:szCs w:val="18"/>
               </w:rPr>
               <w:fldChar w:fldCharType="separate"/>
             </w:r>
@@ -1306,13 +1436,17 @@
               <w:rPr>
                 <w:noProof/>
                 <w:webHidden/>
-              </w:rPr>
-              <w:t>6</w:t>
+                <w:sz w:val="18"/>
+                <w:szCs w:val="18"/>
+              </w:rPr>
+              <w:t>5</w:t>
             </w:r>
             <w:r>
               <w:rPr>
                 <w:noProof/>
                 <w:webHidden/>
+                <w:sz w:val="18"/>
+                <w:szCs w:val="18"/>
               </w:rPr>
               <w:fldChar w:fldCharType="end"/>
             </w:r>
@@ -1328,19 +1462,21 @@
               <w:rFonts w:cstheme="minorBidi"/>
               <w:noProof/>
               <w:kern w:val="2"/>
-              <w:sz w:val="24"/>
-              <w:szCs w:val="24"/>
+              <w:sz w:val="18"/>
+              <w:szCs w:val="18"/>
               <w:lang w:val="en-TR" w:eastAsia="en-US"/>
               <w14:ligatures w14:val="standardContextual"/>
             </w:rPr>
           </w:pPr>
-          <w:hyperlink w:anchor="_Toc218781795" w:history="1">
+          <w:hyperlink w:anchor="_Toc218806832" w:history="1">
             <w:r>
               <w:rPr>
                 <w:rStyle w:val="Hyperlink"/>
                 <w:b/>
                 <w:bCs/>
                 <w:noProof/>
+                <w:sz w:val="18"/>
+                <w:szCs w:val="18"/>
               </w:rPr>
               <w:t>3.3. Makine Öğrenmesi Kütüphaneleri</w:t>
             </w:r>
@@ -1348,6 +1484,8 @@
               <w:rPr>
                 <w:noProof/>
                 <w:webHidden/>
+                <w:sz w:val="18"/>
+                <w:szCs w:val="18"/>
               </w:rPr>
               <w:tab/>
             </w:r>
@@ -1355,6 +1493,8 @@
               <w:rPr>
                 <w:noProof/>
                 <w:webHidden/>
+                <w:sz w:val="18"/>
+                <w:szCs w:val="18"/>
               </w:rPr>
               <w:fldChar w:fldCharType="begin"/>
             </w:r>
@@ -1362,19 +1502,25 @@
               <w:rPr>
                 <w:noProof/>
                 <w:webHidden/>
-              </w:rPr>
-              <w:instrText xml:space="preserve"> PAGEREF _Toc218781795 \h </w:instrText>
+                <w:sz w:val="18"/>
+                <w:szCs w:val="18"/>
+              </w:rPr>
+              <w:instrText xml:space="preserve"> PAGEREF _Toc218806832 \h </w:instrText>
             </w:r>
             <w:r>
               <w:rPr>
                 <w:noProof/>
                 <w:webHidden/>
+                <w:sz w:val="18"/>
+                <w:szCs w:val="18"/>
               </w:rPr>
             </w:r>
             <w:r>
               <w:rPr>
                 <w:noProof/>
                 <w:webHidden/>
+                <w:sz w:val="18"/>
+                <w:szCs w:val="18"/>
               </w:rPr>
               <w:fldChar w:fldCharType="separate"/>
             </w:r>
@@ -1382,13 +1528,17 @@
               <w:rPr>
                 <w:noProof/>
                 <w:webHidden/>
-              </w:rPr>
-              <w:t>6</w:t>
+                <w:sz w:val="18"/>
+                <w:szCs w:val="18"/>
+              </w:rPr>
+              <w:t>5</w:t>
             </w:r>
             <w:r>
               <w:rPr>
                 <w:noProof/>
                 <w:webHidden/>
+                <w:sz w:val="18"/>
+                <w:szCs w:val="18"/>
               </w:rPr>
               <w:fldChar w:fldCharType="end"/>
             </w:r>
@@ -1404,19 +1554,21 @@
               <w:rFonts w:cstheme="minorBidi"/>
               <w:noProof/>
               <w:kern w:val="2"/>
-              <w:sz w:val="24"/>
-              <w:szCs w:val="24"/>
+              <w:sz w:val="18"/>
+              <w:szCs w:val="18"/>
               <w:lang w:val="en-TR" w:eastAsia="en-US"/>
               <w14:ligatures w14:val="standardContextual"/>
             </w:rPr>
           </w:pPr>
-          <w:hyperlink w:anchor="_Toc218781796" w:history="1">
+          <w:hyperlink w:anchor="_Toc218806833" w:history="1">
             <w:r>
               <w:rPr>
                 <w:rStyle w:val="Hyperlink"/>
                 <w:b/>
                 <w:bCs/>
                 <w:noProof/>
+                <w:sz w:val="18"/>
+                <w:szCs w:val="18"/>
               </w:rPr>
               <w:t>3.4. Yardımcı Kütüphaneler</w:t>
             </w:r>
@@ -1424,6 +1576,8 @@
               <w:rPr>
                 <w:noProof/>
                 <w:webHidden/>
+                <w:sz w:val="18"/>
+                <w:szCs w:val="18"/>
               </w:rPr>
               <w:tab/>
             </w:r>
@@ -1431,6 +1585,8 @@
               <w:rPr>
                 <w:noProof/>
                 <w:webHidden/>
+                <w:sz w:val="18"/>
+                <w:szCs w:val="18"/>
               </w:rPr>
               <w:fldChar w:fldCharType="begin"/>
             </w:r>
@@ -1438,19 +1594,25 @@
               <w:rPr>
                 <w:noProof/>
                 <w:webHidden/>
-              </w:rPr>
-              <w:instrText xml:space="preserve"> PAGEREF _Toc218781796 \h </w:instrText>
+                <w:sz w:val="18"/>
+                <w:szCs w:val="18"/>
+              </w:rPr>
+              <w:instrText xml:space="preserve"> PAGEREF _Toc218806833 \h </w:instrText>
             </w:r>
             <w:r>
               <w:rPr>
                 <w:noProof/>
                 <w:webHidden/>
+                <w:sz w:val="18"/>
+                <w:szCs w:val="18"/>
               </w:rPr>
             </w:r>
             <w:r>
               <w:rPr>
                 <w:noProof/>
                 <w:webHidden/>
+                <w:sz w:val="18"/>
+                <w:szCs w:val="18"/>
               </w:rPr>
               <w:fldChar w:fldCharType="separate"/>
             </w:r>
@@ -1458,13 +1620,17 @@
               <w:rPr>
                 <w:noProof/>
                 <w:webHidden/>
-              </w:rPr>
-              <w:t>7</w:t>
+                <w:sz w:val="18"/>
+                <w:szCs w:val="18"/>
+              </w:rPr>
+              <w:t>6</w:t>
             </w:r>
             <w:r>
               <w:rPr>
                 <w:noProof/>
                 <w:webHidden/>
+                <w:sz w:val="18"/>
+                <w:szCs w:val="18"/>
               </w:rPr>
               <w:fldChar w:fldCharType="end"/>
             </w:r>
@@ -1481,19 +1647,21 @@
               <w:rFonts w:cstheme="minorBidi"/>
               <w:noProof/>
               <w:kern w:val="2"/>
-              <w:sz w:val="24"/>
-              <w:szCs w:val="24"/>
+              <w:sz w:val="18"/>
+              <w:szCs w:val="18"/>
               <w:lang w:val="en-TR" w:eastAsia="en-US"/>
               <w14:ligatures w14:val="standardContextual"/>
             </w:rPr>
           </w:pPr>
-          <w:hyperlink w:anchor="_Toc218781797" w:history="1">
+          <w:hyperlink w:anchor="_Toc218806834" w:history="1">
             <w:r>
               <w:rPr>
                 <w:rStyle w:val="Hyperlink"/>
                 <w:b/>
                 <w:bCs/>
                 <w:noProof/>
+                <w:sz w:val="18"/>
+                <w:szCs w:val="18"/>
               </w:rPr>
               <w:t>4.</w:t>
             </w:r>
@@ -1502,8 +1670,8 @@
                 <w:rFonts w:cstheme="minorBidi"/>
                 <w:noProof/>
                 <w:kern w:val="2"/>
-                <w:sz w:val="24"/>
-                <w:szCs w:val="24"/>
+                <w:sz w:val="18"/>
+                <w:szCs w:val="18"/>
                 <w:lang w:val="en-TR" w:eastAsia="en-US"/>
                 <w14:ligatures w14:val="standardContextual"/>
               </w:rPr>
@@ -1515,6 +1683,8 @@
                 <w:b/>
                 <w:bCs/>
                 <w:noProof/>
+                <w:sz w:val="18"/>
+                <w:szCs w:val="18"/>
               </w:rPr>
               <w:t>VERİ SETİNİ OKUMA VE İLK İNCELEME</w:t>
             </w:r>
@@ -1522,6 +1692,8 @@
               <w:rPr>
                 <w:noProof/>
                 <w:webHidden/>
+                <w:sz w:val="18"/>
+                <w:szCs w:val="18"/>
               </w:rPr>
               <w:tab/>
             </w:r>
@@ -1529,6 +1701,8 @@
               <w:rPr>
                 <w:noProof/>
                 <w:webHidden/>
+                <w:sz w:val="18"/>
+                <w:szCs w:val="18"/>
               </w:rPr>
               <w:fldChar w:fldCharType="begin"/>
             </w:r>
@@ -1536,19 +1710,25 @@
               <w:rPr>
                 <w:noProof/>
                 <w:webHidden/>
-              </w:rPr>
-              <w:instrText xml:space="preserve"> PAGEREF _Toc218781797 \h </w:instrText>
+                <w:sz w:val="18"/>
+                <w:szCs w:val="18"/>
+              </w:rPr>
+              <w:instrText xml:space="preserve"> PAGEREF _Toc218806834 \h </w:instrText>
             </w:r>
             <w:r>
               <w:rPr>
                 <w:noProof/>
                 <w:webHidden/>
+                <w:sz w:val="18"/>
+                <w:szCs w:val="18"/>
               </w:rPr>
             </w:r>
             <w:r>
               <w:rPr>
                 <w:noProof/>
                 <w:webHidden/>
+                <w:sz w:val="18"/>
+                <w:szCs w:val="18"/>
               </w:rPr>
               <w:fldChar w:fldCharType="separate"/>
             </w:r>
@@ -1556,13 +1736,17 @@
               <w:rPr>
                 <w:noProof/>
                 <w:webHidden/>
-              </w:rPr>
-              <w:t>7</w:t>
+                <w:sz w:val="18"/>
+                <w:szCs w:val="18"/>
+              </w:rPr>
+              <w:t>6</w:t>
             </w:r>
             <w:r>
               <w:rPr>
                 <w:noProof/>
                 <w:webHidden/>
+                <w:sz w:val="18"/>
+                <w:szCs w:val="18"/>
               </w:rPr>
               <w:fldChar w:fldCharType="end"/>
             </w:r>
@@ -1578,19 +1762,21 @@
               <w:rFonts w:cstheme="minorBidi"/>
               <w:noProof/>
               <w:kern w:val="2"/>
-              <w:sz w:val="24"/>
-              <w:szCs w:val="24"/>
+              <w:sz w:val="18"/>
+              <w:szCs w:val="18"/>
               <w:lang w:val="en-TR" w:eastAsia="en-US"/>
               <w14:ligatures w14:val="standardContextual"/>
             </w:rPr>
           </w:pPr>
-          <w:hyperlink w:anchor="_Toc218781798" w:history="1">
+          <w:hyperlink w:anchor="_Toc218806835" w:history="1">
             <w:r>
               <w:rPr>
                 <w:rStyle w:val="Hyperlink"/>
                 <w:b/>
                 <w:bCs/>
                 <w:noProof/>
+                <w:sz w:val="18"/>
+                <w:szCs w:val="18"/>
               </w:rPr>
               <w:t>4.1. Veri Setinin Yüklenmesi</w:t>
             </w:r>
@@ -1598,6 +1784,8 @@
               <w:rPr>
                 <w:noProof/>
                 <w:webHidden/>
+                <w:sz w:val="18"/>
+                <w:szCs w:val="18"/>
               </w:rPr>
               <w:tab/>
             </w:r>
@@ -1605,6 +1793,8 @@
               <w:rPr>
                 <w:noProof/>
                 <w:webHidden/>
+                <w:sz w:val="18"/>
+                <w:szCs w:val="18"/>
               </w:rPr>
               <w:fldChar w:fldCharType="begin"/>
             </w:r>
@@ -1612,19 +1802,25 @@
               <w:rPr>
                 <w:noProof/>
                 <w:webHidden/>
-              </w:rPr>
-              <w:instrText xml:space="preserve"> PAGEREF _Toc218781798 \h </w:instrText>
+                <w:sz w:val="18"/>
+                <w:szCs w:val="18"/>
+              </w:rPr>
+              <w:instrText xml:space="preserve"> PAGEREF _Toc218806835 \h </w:instrText>
             </w:r>
             <w:r>
               <w:rPr>
                 <w:noProof/>
                 <w:webHidden/>
+                <w:sz w:val="18"/>
+                <w:szCs w:val="18"/>
               </w:rPr>
             </w:r>
             <w:r>
               <w:rPr>
                 <w:noProof/>
                 <w:webHidden/>
+                <w:sz w:val="18"/>
+                <w:szCs w:val="18"/>
               </w:rPr>
               <w:fldChar w:fldCharType="separate"/>
             </w:r>
@@ -1632,13 +1828,17 @@
               <w:rPr>
                 <w:noProof/>
                 <w:webHidden/>
-              </w:rPr>
-              <w:t>7</w:t>
+                <w:sz w:val="18"/>
+                <w:szCs w:val="18"/>
+              </w:rPr>
+              <w:t>6</w:t>
             </w:r>
             <w:r>
               <w:rPr>
                 <w:noProof/>
                 <w:webHidden/>
+                <w:sz w:val="18"/>
+                <w:szCs w:val="18"/>
               </w:rPr>
               <w:fldChar w:fldCharType="end"/>
             </w:r>
@@ -1654,19 +1854,21 @@
               <w:rFonts w:cstheme="minorBidi"/>
               <w:noProof/>
               <w:kern w:val="2"/>
-              <w:sz w:val="24"/>
-              <w:szCs w:val="24"/>
+              <w:sz w:val="18"/>
+              <w:szCs w:val="18"/>
               <w:lang w:val="en-TR" w:eastAsia="en-US"/>
               <w14:ligatures w14:val="standardContextual"/>
             </w:rPr>
           </w:pPr>
-          <w:hyperlink w:anchor="_Toc218781799" w:history="1">
+          <w:hyperlink w:anchor="_Toc218806836" w:history="1">
             <w:r>
               <w:rPr>
                 <w:rStyle w:val="Hyperlink"/>
                 <w:b/>
                 <w:bCs/>
                 <w:noProof/>
+                <w:sz w:val="18"/>
+                <w:szCs w:val="18"/>
               </w:rPr>
               <w:t>4.2. Veri Bilgisi</w:t>
             </w:r>
@@ -1674,6 +1876,8 @@
               <w:rPr>
                 <w:noProof/>
                 <w:webHidden/>
+                <w:sz w:val="18"/>
+                <w:szCs w:val="18"/>
               </w:rPr>
               <w:tab/>
             </w:r>
@@ -1681,6 +1885,8 @@
               <w:rPr>
                 <w:noProof/>
                 <w:webHidden/>
+                <w:sz w:val="18"/>
+                <w:szCs w:val="18"/>
               </w:rPr>
               <w:fldChar w:fldCharType="begin"/>
             </w:r>
@@ -1688,19 +1894,25 @@
               <w:rPr>
                 <w:noProof/>
                 <w:webHidden/>
-              </w:rPr>
-              <w:instrText xml:space="preserve"> PAGEREF _Toc218781799 \h </w:instrText>
+                <w:sz w:val="18"/>
+                <w:szCs w:val="18"/>
+              </w:rPr>
+              <w:instrText xml:space="preserve"> PAGEREF _Toc218806836 \h </w:instrText>
             </w:r>
             <w:r>
               <w:rPr>
                 <w:noProof/>
                 <w:webHidden/>
+                <w:sz w:val="18"/>
+                <w:szCs w:val="18"/>
               </w:rPr>
             </w:r>
             <w:r>
               <w:rPr>
                 <w:noProof/>
                 <w:webHidden/>
+                <w:sz w:val="18"/>
+                <w:szCs w:val="18"/>
               </w:rPr>
               <w:fldChar w:fldCharType="separate"/>
             </w:r>
@@ -1708,13 +1920,17 @@
               <w:rPr>
                 <w:noProof/>
                 <w:webHidden/>
-              </w:rPr>
-              <w:t>8</w:t>
+                <w:sz w:val="18"/>
+                <w:szCs w:val="18"/>
+              </w:rPr>
+              <w:t>7</w:t>
             </w:r>
             <w:r>
               <w:rPr>
                 <w:noProof/>
                 <w:webHidden/>
+                <w:sz w:val="18"/>
+                <w:szCs w:val="18"/>
               </w:rPr>
               <w:fldChar w:fldCharType="end"/>
             </w:r>
@@ -1730,19 +1946,21 @@
               <w:rFonts w:cstheme="minorBidi"/>
               <w:noProof/>
               <w:kern w:val="2"/>
-              <w:sz w:val="24"/>
-              <w:szCs w:val="24"/>
+              <w:sz w:val="18"/>
+              <w:szCs w:val="18"/>
               <w:lang w:val="en-TR" w:eastAsia="en-US"/>
               <w14:ligatures w14:val="standardContextual"/>
             </w:rPr>
           </w:pPr>
-          <w:hyperlink w:anchor="_Toc218781800" w:history="1">
+          <w:hyperlink w:anchor="_Toc218806837" w:history="1">
             <w:r>
               <w:rPr>
                 <w:rStyle w:val="Hyperlink"/>
                 <w:b/>
                 <w:bCs/>
                 <w:noProof/>
+                <w:sz w:val="18"/>
+                <w:szCs w:val="18"/>
               </w:rPr>
               <w:t>4.3. Veri İstatistikleri</w:t>
             </w:r>
@@ -1750,6 +1968,8 @@
               <w:rPr>
                 <w:noProof/>
                 <w:webHidden/>
+                <w:sz w:val="18"/>
+                <w:szCs w:val="18"/>
               </w:rPr>
               <w:tab/>
             </w:r>
@@ -1757,6 +1977,8 @@
               <w:rPr>
                 <w:noProof/>
                 <w:webHidden/>
+                <w:sz w:val="18"/>
+                <w:szCs w:val="18"/>
               </w:rPr>
               <w:fldChar w:fldCharType="begin"/>
             </w:r>
@@ -1764,19 +1986,25 @@
               <w:rPr>
                 <w:noProof/>
                 <w:webHidden/>
-              </w:rPr>
-              <w:instrText xml:space="preserve"> PAGEREF _Toc218781800 \h </w:instrText>
+                <w:sz w:val="18"/>
+                <w:szCs w:val="18"/>
+              </w:rPr>
+              <w:instrText xml:space="preserve"> PAGEREF _Toc218806837 \h </w:instrText>
             </w:r>
             <w:r>
               <w:rPr>
                 <w:noProof/>
                 <w:webHidden/>
+                <w:sz w:val="18"/>
+                <w:szCs w:val="18"/>
               </w:rPr>
             </w:r>
             <w:r>
               <w:rPr>
                 <w:noProof/>
                 <w:webHidden/>
+                <w:sz w:val="18"/>
+                <w:szCs w:val="18"/>
               </w:rPr>
               <w:fldChar w:fldCharType="separate"/>
             </w:r>
@@ -1784,13 +2012,17 @@
               <w:rPr>
                 <w:noProof/>
                 <w:webHidden/>
-              </w:rPr>
-              <w:t>9</w:t>
+                <w:sz w:val="18"/>
+                <w:szCs w:val="18"/>
+              </w:rPr>
+              <w:t>8</w:t>
             </w:r>
             <w:r>
               <w:rPr>
                 <w:noProof/>
                 <w:webHidden/>
+                <w:sz w:val="18"/>
+                <w:szCs w:val="18"/>
               </w:rPr>
               <w:fldChar w:fldCharType="end"/>
             </w:r>
@@ -1806,19 +2038,21 @@
               <w:rFonts w:cstheme="minorBidi"/>
               <w:noProof/>
               <w:kern w:val="2"/>
-              <w:sz w:val="24"/>
-              <w:szCs w:val="24"/>
+              <w:sz w:val="18"/>
+              <w:szCs w:val="18"/>
               <w:lang w:val="en-TR" w:eastAsia="en-US"/>
               <w14:ligatures w14:val="standardContextual"/>
             </w:rPr>
           </w:pPr>
-          <w:hyperlink w:anchor="_Toc218781801" w:history="1">
+          <w:hyperlink w:anchor="_Toc218806838" w:history="1">
             <w:r>
               <w:rPr>
                 <w:rStyle w:val="Hyperlink"/>
                 <w:b/>
                 <w:bCs/>
                 <w:noProof/>
+                <w:sz w:val="18"/>
+                <w:szCs w:val="18"/>
               </w:rPr>
               <w:t>4.4. Target Değer Dağılımı</w:t>
             </w:r>
@@ -1826,6 +2060,8 @@
               <w:rPr>
                 <w:noProof/>
                 <w:webHidden/>
+                <w:sz w:val="18"/>
+                <w:szCs w:val="18"/>
               </w:rPr>
               <w:tab/>
             </w:r>
@@ -1833,6 +2069,8 @@
               <w:rPr>
                 <w:noProof/>
                 <w:webHidden/>
+                <w:sz w:val="18"/>
+                <w:szCs w:val="18"/>
               </w:rPr>
               <w:fldChar w:fldCharType="begin"/>
             </w:r>
@@ -1840,19 +2078,25 @@
               <w:rPr>
                 <w:noProof/>
                 <w:webHidden/>
-              </w:rPr>
-              <w:instrText xml:space="preserve"> PAGEREF _Toc218781801 \h </w:instrText>
+                <w:sz w:val="18"/>
+                <w:szCs w:val="18"/>
+              </w:rPr>
+              <w:instrText xml:space="preserve"> PAGEREF _Toc218806838 \h </w:instrText>
             </w:r>
             <w:r>
               <w:rPr>
                 <w:noProof/>
                 <w:webHidden/>
+                <w:sz w:val="18"/>
+                <w:szCs w:val="18"/>
               </w:rPr>
             </w:r>
             <w:r>
               <w:rPr>
                 <w:noProof/>
                 <w:webHidden/>
+                <w:sz w:val="18"/>
+                <w:szCs w:val="18"/>
               </w:rPr>
               <w:fldChar w:fldCharType="separate"/>
             </w:r>
@@ -1860,13 +2104,17 @@
               <w:rPr>
                 <w:noProof/>
                 <w:webHidden/>
-              </w:rPr>
-              <w:t>11</w:t>
+                <w:sz w:val="18"/>
+                <w:szCs w:val="18"/>
+              </w:rPr>
+              <w:t>10</w:t>
             </w:r>
             <w:r>
               <w:rPr>
                 <w:noProof/>
                 <w:webHidden/>
+                <w:sz w:val="18"/>
+                <w:szCs w:val="18"/>
               </w:rPr>
               <w:fldChar w:fldCharType="end"/>
             </w:r>
@@ -1883,19 +2131,21 @@
               <w:rFonts w:cstheme="minorBidi"/>
               <w:noProof/>
               <w:kern w:val="2"/>
-              <w:sz w:val="24"/>
-              <w:szCs w:val="24"/>
+              <w:sz w:val="18"/>
+              <w:szCs w:val="18"/>
               <w:lang w:val="en-TR" w:eastAsia="en-US"/>
               <w14:ligatures w14:val="standardContextual"/>
             </w:rPr>
           </w:pPr>
-          <w:hyperlink w:anchor="_Toc218781802" w:history="1">
+          <w:hyperlink w:anchor="_Toc218806839" w:history="1">
             <w:r>
               <w:rPr>
                 <w:rStyle w:val="Hyperlink"/>
                 <w:b/>
                 <w:bCs/>
                 <w:noProof/>
+                <w:sz w:val="18"/>
+                <w:szCs w:val="18"/>
               </w:rPr>
               <w:t>5.</w:t>
             </w:r>
@@ -1904,8 +2154,8 @@
                 <w:rFonts w:cstheme="minorBidi"/>
                 <w:noProof/>
                 <w:kern w:val="2"/>
-                <w:sz w:val="24"/>
-                <w:szCs w:val="24"/>
+                <w:sz w:val="18"/>
+                <w:szCs w:val="18"/>
                 <w:lang w:val="en-TR" w:eastAsia="en-US"/>
                 <w14:ligatures w14:val="standardContextual"/>
               </w:rPr>
@@ -1917,6 +2167,8 @@
                 <w:b/>
                 <w:bCs/>
                 <w:noProof/>
+                <w:sz w:val="18"/>
+                <w:szCs w:val="18"/>
               </w:rPr>
               <w:t>KEŞİFSEL VERİ ANALİZİ</w:t>
             </w:r>
@@ -1924,6 +2176,8 @@
               <w:rPr>
                 <w:noProof/>
                 <w:webHidden/>
+                <w:sz w:val="18"/>
+                <w:szCs w:val="18"/>
               </w:rPr>
               <w:tab/>
             </w:r>
@@ -1931,6 +2185,8 @@
               <w:rPr>
                 <w:noProof/>
                 <w:webHidden/>
+                <w:sz w:val="18"/>
+                <w:szCs w:val="18"/>
               </w:rPr>
               <w:fldChar w:fldCharType="begin"/>
             </w:r>
@@ -1938,19 +2194,25 @@
               <w:rPr>
                 <w:noProof/>
                 <w:webHidden/>
-              </w:rPr>
-              <w:instrText xml:space="preserve"> PAGEREF _Toc218781802 \h </w:instrText>
+                <w:sz w:val="18"/>
+                <w:szCs w:val="18"/>
+              </w:rPr>
+              <w:instrText xml:space="preserve"> PAGEREF _Toc218806839 \h </w:instrText>
             </w:r>
             <w:r>
               <w:rPr>
                 <w:noProof/>
                 <w:webHidden/>
+                <w:sz w:val="18"/>
+                <w:szCs w:val="18"/>
               </w:rPr>
             </w:r>
             <w:r>
               <w:rPr>
                 <w:noProof/>
                 <w:webHidden/>
+                <w:sz w:val="18"/>
+                <w:szCs w:val="18"/>
               </w:rPr>
               <w:fldChar w:fldCharType="separate"/>
             </w:r>
@@ -1958,13 +2220,17 @@
               <w:rPr>
                 <w:noProof/>
                 <w:webHidden/>
-              </w:rPr>
-              <w:t>13</w:t>
+                <w:sz w:val="18"/>
+                <w:szCs w:val="18"/>
+              </w:rPr>
+              <w:t>12</w:t>
             </w:r>
             <w:r>
               <w:rPr>
                 <w:noProof/>
                 <w:webHidden/>
+                <w:sz w:val="18"/>
+                <w:szCs w:val="18"/>
               </w:rPr>
               <w:fldChar w:fldCharType="end"/>
             </w:r>
@@ -1980,19 +2246,21 @@
               <w:rFonts w:cstheme="minorBidi"/>
               <w:noProof/>
               <w:kern w:val="2"/>
-              <w:sz w:val="24"/>
-              <w:szCs w:val="24"/>
+              <w:sz w:val="18"/>
+              <w:szCs w:val="18"/>
               <w:lang w:val="en-TR" w:eastAsia="en-US"/>
               <w14:ligatures w14:val="standardContextual"/>
             </w:rPr>
           </w:pPr>
-          <w:hyperlink w:anchor="_Toc218781803" w:history="1">
+          <w:hyperlink w:anchor="_Toc218806840" w:history="1">
             <w:r>
               <w:rPr>
                 <w:rStyle w:val="Hyperlink"/>
                 <w:b/>
                 <w:bCs/>
                 <w:noProof/>
+                <w:sz w:val="18"/>
+                <w:szCs w:val="18"/>
               </w:rPr>
               <w:t>5.1. Eksik Değer Analizi</w:t>
             </w:r>
@@ -2000,6 +2268,8 @@
               <w:rPr>
                 <w:noProof/>
                 <w:webHidden/>
+                <w:sz w:val="18"/>
+                <w:szCs w:val="18"/>
               </w:rPr>
               <w:tab/>
             </w:r>
@@ -2007,6 +2277,8 @@
               <w:rPr>
                 <w:noProof/>
                 <w:webHidden/>
+                <w:sz w:val="18"/>
+                <w:szCs w:val="18"/>
               </w:rPr>
               <w:fldChar w:fldCharType="begin"/>
             </w:r>
@@ -2014,19 +2286,25 @@
               <w:rPr>
                 <w:noProof/>
                 <w:webHidden/>
-              </w:rPr>
-              <w:instrText xml:space="preserve"> PAGEREF _Toc218781803 \h </w:instrText>
+                <w:sz w:val="18"/>
+                <w:szCs w:val="18"/>
+              </w:rPr>
+              <w:instrText xml:space="preserve"> PAGEREF _Toc218806840 \h </w:instrText>
             </w:r>
             <w:r>
               <w:rPr>
                 <w:noProof/>
                 <w:webHidden/>
+                <w:sz w:val="18"/>
+                <w:szCs w:val="18"/>
               </w:rPr>
             </w:r>
             <w:r>
               <w:rPr>
                 <w:noProof/>
                 <w:webHidden/>
+                <w:sz w:val="18"/>
+                <w:szCs w:val="18"/>
               </w:rPr>
               <w:fldChar w:fldCharType="separate"/>
             </w:r>
@@ -2034,13 +2312,17 @@
               <w:rPr>
                 <w:noProof/>
                 <w:webHidden/>
-              </w:rPr>
-              <w:t>13</w:t>
+                <w:sz w:val="18"/>
+                <w:szCs w:val="18"/>
+              </w:rPr>
+              <w:t>12</w:t>
             </w:r>
             <w:r>
               <w:rPr>
                 <w:noProof/>
                 <w:webHidden/>
+                <w:sz w:val="18"/>
+                <w:szCs w:val="18"/>
               </w:rPr>
               <w:fldChar w:fldCharType="end"/>
             </w:r>
@@ -2057,19 +2339,21 @@
               <w:rFonts w:cstheme="minorBidi"/>
               <w:noProof/>
               <w:kern w:val="2"/>
-              <w:sz w:val="24"/>
-              <w:szCs w:val="24"/>
+              <w:sz w:val="18"/>
+              <w:szCs w:val="18"/>
               <w:lang w:val="en-TR" w:eastAsia="en-US"/>
               <w14:ligatures w14:val="standardContextual"/>
             </w:rPr>
           </w:pPr>
-          <w:hyperlink w:anchor="_Toc218781804" w:history="1">
+          <w:hyperlink w:anchor="_Toc218806841" w:history="1">
             <w:r>
               <w:rPr>
                 <w:rStyle w:val="Hyperlink"/>
                 <w:b/>
                 <w:bCs/>
                 <w:noProof/>
+                <w:sz w:val="18"/>
+                <w:szCs w:val="18"/>
               </w:rPr>
               <w:t>5.2.</w:t>
             </w:r>
@@ -2078,8 +2362,8 @@
                 <w:rFonts w:cstheme="minorBidi"/>
                 <w:noProof/>
                 <w:kern w:val="2"/>
-                <w:sz w:val="24"/>
-                <w:szCs w:val="24"/>
+                <w:sz w:val="18"/>
+                <w:szCs w:val="18"/>
                 <w:lang w:val="en-TR" w:eastAsia="en-US"/>
                 <w14:ligatures w14:val="standardContextual"/>
               </w:rPr>
@@ -2091,6 +2375,8 @@
                 <w:b/>
                 <w:bCs/>
                 <w:noProof/>
+                <w:sz w:val="18"/>
+                <w:szCs w:val="18"/>
               </w:rPr>
               <w:t>Korelasyon Analizi</w:t>
             </w:r>
@@ -2098,6 +2384,8 @@
               <w:rPr>
                 <w:noProof/>
                 <w:webHidden/>
+                <w:sz w:val="18"/>
+                <w:szCs w:val="18"/>
               </w:rPr>
               <w:tab/>
             </w:r>
@@ -2105,6 +2393,8 @@
               <w:rPr>
                 <w:noProof/>
                 <w:webHidden/>
+                <w:sz w:val="18"/>
+                <w:szCs w:val="18"/>
               </w:rPr>
               <w:fldChar w:fldCharType="begin"/>
             </w:r>
@@ -2112,19 +2402,25 @@
               <w:rPr>
                 <w:noProof/>
                 <w:webHidden/>
-              </w:rPr>
-              <w:instrText xml:space="preserve"> PAGEREF _Toc218781804 \h </w:instrText>
+                <w:sz w:val="18"/>
+                <w:szCs w:val="18"/>
+              </w:rPr>
+              <w:instrText xml:space="preserve"> PAGEREF _Toc218806841 \h </w:instrText>
             </w:r>
             <w:r>
               <w:rPr>
                 <w:noProof/>
                 <w:webHidden/>
+                <w:sz w:val="18"/>
+                <w:szCs w:val="18"/>
               </w:rPr>
             </w:r>
             <w:r>
               <w:rPr>
                 <w:noProof/>
                 <w:webHidden/>
+                <w:sz w:val="18"/>
+                <w:szCs w:val="18"/>
               </w:rPr>
               <w:fldChar w:fldCharType="separate"/>
             </w:r>
@@ -2132,13 +2428,17 @@
               <w:rPr>
                 <w:noProof/>
                 <w:webHidden/>
-              </w:rPr>
-              <w:t>14</w:t>
+                <w:sz w:val="18"/>
+                <w:szCs w:val="18"/>
+              </w:rPr>
+              <w:t>13</w:t>
             </w:r>
             <w:r>
               <w:rPr>
                 <w:noProof/>
                 <w:webHidden/>
+                <w:sz w:val="18"/>
+                <w:szCs w:val="18"/>
               </w:rPr>
               <w:fldChar w:fldCharType="end"/>
             </w:r>
@@ -2154,19 +2454,21 @@
               <w:rFonts w:cstheme="minorBidi"/>
               <w:noProof/>
               <w:kern w:val="2"/>
-              <w:sz w:val="24"/>
-              <w:szCs w:val="24"/>
+              <w:sz w:val="18"/>
+              <w:szCs w:val="18"/>
               <w:lang w:val="en-TR" w:eastAsia="en-US"/>
               <w14:ligatures w14:val="standardContextual"/>
             </w:rPr>
           </w:pPr>
-          <w:hyperlink w:anchor="_Toc218781805" w:history="1">
+          <w:hyperlink w:anchor="_Toc218806842" w:history="1">
             <w:r>
               <w:rPr>
                 <w:rStyle w:val="Hyperlink"/>
                 <w:b/>
                 <w:bCs/>
                 <w:noProof/>
+                <w:sz w:val="18"/>
+                <w:szCs w:val="18"/>
               </w:rPr>
               <w:t>5.3. Değişken Dağılımlarının Normallik Testi</w:t>
             </w:r>
@@ -2174,6 +2476,8 @@
               <w:rPr>
                 <w:noProof/>
                 <w:webHidden/>
+                <w:sz w:val="18"/>
+                <w:szCs w:val="18"/>
               </w:rPr>
               <w:tab/>
             </w:r>
@@ -2181,6 +2485,8 @@
               <w:rPr>
                 <w:noProof/>
                 <w:webHidden/>
+                <w:sz w:val="18"/>
+                <w:szCs w:val="18"/>
               </w:rPr>
               <w:fldChar w:fldCharType="begin"/>
             </w:r>
@@ -2188,19 +2494,25 @@
               <w:rPr>
                 <w:noProof/>
                 <w:webHidden/>
-              </w:rPr>
-              <w:instrText xml:space="preserve"> PAGEREF _Toc218781805 \h </w:instrText>
+                <w:sz w:val="18"/>
+                <w:szCs w:val="18"/>
+              </w:rPr>
+              <w:instrText xml:space="preserve"> PAGEREF _Toc218806842 \h </w:instrText>
             </w:r>
             <w:r>
               <w:rPr>
                 <w:noProof/>
                 <w:webHidden/>
+                <w:sz w:val="18"/>
+                <w:szCs w:val="18"/>
               </w:rPr>
             </w:r>
             <w:r>
               <w:rPr>
                 <w:noProof/>
                 <w:webHidden/>
+                <w:sz w:val="18"/>
+                <w:szCs w:val="18"/>
               </w:rPr>
               <w:fldChar w:fldCharType="separate"/>
             </w:r>
@@ -2208,13 +2520,17 @@
               <w:rPr>
                 <w:noProof/>
                 <w:webHidden/>
-              </w:rPr>
-              <w:t>16</w:t>
+                <w:sz w:val="18"/>
+                <w:szCs w:val="18"/>
+              </w:rPr>
+              <w:t>15</w:t>
             </w:r>
             <w:r>
               <w:rPr>
                 <w:noProof/>
                 <w:webHidden/>
+                <w:sz w:val="18"/>
+                <w:szCs w:val="18"/>
               </w:rPr>
               <w:fldChar w:fldCharType="end"/>
             </w:r>
@@ -2231,19 +2547,21 @@
               <w:rFonts w:cstheme="minorBidi"/>
               <w:noProof/>
               <w:kern w:val="2"/>
-              <w:sz w:val="24"/>
-              <w:szCs w:val="24"/>
+              <w:sz w:val="18"/>
+              <w:szCs w:val="18"/>
               <w:lang w:val="en-TR" w:eastAsia="en-US"/>
               <w14:ligatures w14:val="standardContextual"/>
             </w:rPr>
           </w:pPr>
-          <w:hyperlink w:anchor="_Toc218781806" w:history="1">
+          <w:hyperlink w:anchor="_Toc218806843" w:history="1">
             <w:r>
               <w:rPr>
                 <w:rStyle w:val="Hyperlink"/>
                 <w:b/>
                 <w:bCs/>
                 <w:noProof/>
+                <w:sz w:val="18"/>
+                <w:szCs w:val="18"/>
               </w:rPr>
               <w:t>6.</w:t>
             </w:r>
@@ -2252,8 +2570,8 @@
                 <w:rFonts w:cstheme="minorBidi"/>
                 <w:noProof/>
                 <w:kern w:val="2"/>
-                <w:sz w:val="24"/>
-                <w:szCs w:val="24"/>
+                <w:sz w:val="18"/>
+                <w:szCs w:val="18"/>
                 <w:lang w:val="en-TR" w:eastAsia="en-US"/>
                 <w14:ligatures w14:val="standardContextual"/>
               </w:rPr>
@@ -2265,6 +2583,8 @@
                 <w:b/>
                 <w:bCs/>
                 <w:noProof/>
+                <w:sz w:val="18"/>
+                <w:szCs w:val="18"/>
               </w:rPr>
               <w:t>ÖZELLİK / HEDEF AYRIMI</w:t>
             </w:r>
@@ -2272,6 +2592,8 @@
               <w:rPr>
                 <w:noProof/>
                 <w:webHidden/>
+                <w:sz w:val="18"/>
+                <w:szCs w:val="18"/>
               </w:rPr>
               <w:tab/>
             </w:r>
@@ -2279,6 +2601,8 @@
               <w:rPr>
                 <w:noProof/>
                 <w:webHidden/>
+                <w:sz w:val="18"/>
+                <w:szCs w:val="18"/>
               </w:rPr>
               <w:fldChar w:fldCharType="begin"/>
             </w:r>
@@ -2286,19 +2610,25 @@
               <w:rPr>
                 <w:noProof/>
                 <w:webHidden/>
-              </w:rPr>
-              <w:instrText xml:space="preserve"> PAGEREF _Toc218781806 \h </w:instrText>
+                <w:sz w:val="18"/>
+                <w:szCs w:val="18"/>
+              </w:rPr>
+              <w:instrText xml:space="preserve"> PAGEREF _Toc218806843 \h </w:instrText>
             </w:r>
             <w:r>
               <w:rPr>
                 <w:noProof/>
                 <w:webHidden/>
+                <w:sz w:val="18"/>
+                <w:szCs w:val="18"/>
               </w:rPr>
             </w:r>
             <w:r>
               <w:rPr>
                 <w:noProof/>
                 <w:webHidden/>
+                <w:sz w:val="18"/>
+                <w:szCs w:val="18"/>
               </w:rPr>
               <w:fldChar w:fldCharType="separate"/>
             </w:r>
@@ -2306,13 +2636,17 @@
               <w:rPr>
                 <w:noProof/>
                 <w:webHidden/>
-              </w:rPr>
-              <w:t>16</w:t>
+                <w:sz w:val="18"/>
+                <w:szCs w:val="18"/>
+              </w:rPr>
+              <w:t>15</w:t>
             </w:r>
             <w:r>
               <w:rPr>
                 <w:noProof/>
                 <w:webHidden/>
+                <w:sz w:val="18"/>
+                <w:szCs w:val="18"/>
               </w:rPr>
               <w:fldChar w:fldCharType="end"/>
             </w:r>
@@ -2328,19 +2662,21 @@
               <w:rFonts w:cstheme="minorBidi"/>
               <w:noProof/>
               <w:kern w:val="2"/>
-              <w:sz w:val="24"/>
-              <w:szCs w:val="24"/>
+              <w:sz w:val="18"/>
+              <w:szCs w:val="18"/>
               <w:lang w:val="en-TR" w:eastAsia="en-US"/>
               <w14:ligatures w14:val="standardContextual"/>
             </w:rPr>
           </w:pPr>
-          <w:hyperlink w:anchor="_Toc218781807" w:history="1">
+          <w:hyperlink w:anchor="_Toc218806844" w:history="1">
             <w:r>
               <w:rPr>
                 <w:rStyle w:val="Hyperlink"/>
                 <w:b/>
                 <w:bCs/>
                 <w:noProof/>
+                <w:sz w:val="18"/>
+                <w:szCs w:val="18"/>
               </w:rPr>
               <w:t>6.1. Hedef Değişkenin Belirlenmesi</w:t>
             </w:r>
@@ -2348,6 +2684,8 @@
               <w:rPr>
                 <w:noProof/>
                 <w:webHidden/>
+                <w:sz w:val="18"/>
+                <w:szCs w:val="18"/>
               </w:rPr>
               <w:tab/>
             </w:r>
@@ -2355,6 +2693,8 @@
               <w:rPr>
                 <w:noProof/>
                 <w:webHidden/>
+                <w:sz w:val="18"/>
+                <w:szCs w:val="18"/>
               </w:rPr>
               <w:fldChar w:fldCharType="begin"/>
             </w:r>
@@ -2362,19 +2702,25 @@
               <w:rPr>
                 <w:noProof/>
                 <w:webHidden/>
-              </w:rPr>
-              <w:instrText xml:space="preserve"> PAGEREF _Toc218781807 \h </w:instrText>
+                <w:sz w:val="18"/>
+                <w:szCs w:val="18"/>
+              </w:rPr>
+              <w:instrText xml:space="preserve"> PAGEREF _Toc218806844 \h </w:instrText>
             </w:r>
             <w:r>
               <w:rPr>
                 <w:noProof/>
                 <w:webHidden/>
+                <w:sz w:val="18"/>
+                <w:szCs w:val="18"/>
               </w:rPr>
             </w:r>
             <w:r>
               <w:rPr>
                 <w:noProof/>
                 <w:webHidden/>
+                <w:sz w:val="18"/>
+                <w:szCs w:val="18"/>
               </w:rPr>
               <w:fldChar w:fldCharType="separate"/>
             </w:r>
@@ -2382,13 +2728,17 @@
               <w:rPr>
                 <w:noProof/>
                 <w:webHidden/>
-              </w:rPr>
-              <w:t>16</w:t>
+                <w:sz w:val="18"/>
+                <w:szCs w:val="18"/>
+              </w:rPr>
+              <w:t>15</w:t>
             </w:r>
             <w:r>
               <w:rPr>
                 <w:noProof/>
                 <w:webHidden/>
+                <w:sz w:val="18"/>
+                <w:szCs w:val="18"/>
               </w:rPr>
               <w:fldChar w:fldCharType="end"/>
             </w:r>
@@ -2404,19 +2754,21 @@
               <w:rFonts w:cstheme="minorBidi"/>
               <w:noProof/>
               <w:kern w:val="2"/>
-              <w:sz w:val="24"/>
-              <w:szCs w:val="24"/>
+              <w:sz w:val="18"/>
+              <w:szCs w:val="18"/>
               <w:lang w:val="en-TR" w:eastAsia="en-US"/>
               <w14:ligatures w14:val="standardContextual"/>
             </w:rPr>
           </w:pPr>
-          <w:hyperlink w:anchor="_Toc218781808" w:history="1">
+          <w:hyperlink w:anchor="_Toc218806845" w:history="1">
             <w:r>
               <w:rPr>
                 <w:rStyle w:val="Hyperlink"/>
                 <w:b/>
                 <w:bCs/>
                 <w:noProof/>
+                <w:sz w:val="18"/>
+                <w:szCs w:val="18"/>
               </w:rPr>
               <w:t>6.2. Bağımsız Değişkenlerin Belirlenmesi</w:t>
             </w:r>
@@ -2424,6 +2776,8 @@
               <w:rPr>
                 <w:noProof/>
                 <w:webHidden/>
+                <w:sz w:val="18"/>
+                <w:szCs w:val="18"/>
               </w:rPr>
               <w:tab/>
             </w:r>
@@ -2431,6 +2785,8 @@
               <w:rPr>
                 <w:noProof/>
                 <w:webHidden/>
+                <w:sz w:val="18"/>
+                <w:szCs w:val="18"/>
               </w:rPr>
               <w:fldChar w:fldCharType="begin"/>
             </w:r>
@@ -2438,19 +2794,25 @@
               <w:rPr>
                 <w:noProof/>
                 <w:webHidden/>
-              </w:rPr>
-              <w:instrText xml:space="preserve"> PAGEREF _Toc218781808 \h </w:instrText>
+                <w:sz w:val="18"/>
+                <w:szCs w:val="18"/>
+              </w:rPr>
+              <w:instrText xml:space="preserve"> PAGEREF _Toc218806845 \h </w:instrText>
             </w:r>
             <w:r>
               <w:rPr>
                 <w:noProof/>
                 <w:webHidden/>
+                <w:sz w:val="18"/>
+                <w:szCs w:val="18"/>
               </w:rPr>
             </w:r>
             <w:r>
               <w:rPr>
                 <w:noProof/>
                 <w:webHidden/>
+                <w:sz w:val="18"/>
+                <w:szCs w:val="18"/>
               </w:rPr>
               <w:fldChar w:fldCharType="separate"/>
             </w:r>
@@ -2458,13 +2820,17 @@
               <w:rPr>
                 <w:noProof/>
                 <w:webHidden/>
-              </w:rPr>
-              <w:t>17</w:t>
+                <w:sz w:val="18"/>
+                <w:szCs w:val="18"/>
+              </w:rPr>
+              <w:t>16</w:t>
             </w:r>
             <w:r>
               <w:rPr>
                 <w:noProof/>
                 <w:webHidden/>
+                <w:sz w:val="18"/>
+                <w:szCs w:val="18"/>
               </w:rPr>
               <w:fldChar w:fldCharType="end"/>
             </w:r>
@@ -2481,19 +2847,21 @@
               <w:rFonts w:cstheme="minorBidi"/>
               <w:noProof/>
               <w:kern w:val="2"/>
-              <w:sz w:val="24"/>
-              <w:szCs w:val="24"/>
+              <w:sz w:val="18"/>
+              <w:szCs w:val="18"/>
               <w:lang w:val="en-TR" w:eastAsia="en-US"/>
               <w14:ligatures w14:val="standardContextual"/>
             </w:rPr>
           </w:pPr>
-          <w:hyperlink w:anchor="_Toc218781809" w:history="1">
+          <w:hyperlink w:anchor="_Toc218806846" w:history="1">
             <w:r>
               <w:rPr>
                 <w:rStyle w:val="Hyperlink"/>
                 <w:b/>
                 <w:bCs/>
                 <w:noProof/>
+                <w:sz w:val="18"/>
+                <w:szCs w:val="18"/>
               </w:rPr>
               <w:t>7.</w:t>
             </w:r>
@@ -2502,8 +2870,8 @@
                 <w:rFonts w:cstheme="minorBidi"/>
                 <w:noProof/>
                 <w:kern w:val="2"/>
-                <w:sz w:val="24"/>
-                <w:szCs w:val="24"/>
+                <w:sz w:val="18"/>
+                <w:szCs w:val="18"/>
                 <w:lang w:val="en-TR" w:eastAsia="en-US"/>
                 <w14:ligatures w14:val="standardContextual"/>
               </w:rPr>
@@ -2515,6 +2883,8 @@
                 <w:b/>
                 <w:bCs/>
                 <w:noProof/>
+                <w:sz w:val="18"/>
+                <w:szCs w:val="18"/>
               </w:rPr>
               <w:t>ÖLÇEKLEME</w:t>
             </w:r>
@@ -2522,6 +2892,8 @@
               <w:rPr>
                 <w:noProof/>
                 <w:webHidden/>
+                <w:sz w:val="18"/>
+                <w:szCs w:val="18"/>
               </w:rPr>
               <w:tab/>
             </w:r>
@@ -2529,6 +2901,8 @@
               <w:rPr>
                 <w:noProof/>
                 <w:webHidden/>
+                <w:sz w:val="18"/>
+                <w:szCs w:val="18"/>
               </w:rPr>
               <w:fldChar w:fldCharType="begin"/>
             </w:r>
@@ -2536,19 +2910,25 @@
               <w:rPr>
                 <w:noProof/>
                 <w:webHidden/>
-              </w:rPr>
-              <w:instrText xml:space="preserve"> PAGEREF _Toc218781809 \h </w:instrText>
+                <w:sz w:val="18"/>
+                <w:szCs w:val="18"/>
+              </w:rPr>
+              <w:instrText xml:space="preserve"> PAGEREF _Toc218806846 \h </w:instrText>
             </w:r>
             <w:r>
               <w:rPr>
                 <w:noProof/>
                 <w:webHidden/>
+                <w:sz w:val="18"/>
+                <w:szCs w:val="18"/>
               </w:rPr>
             </w:r>
             <w:r>
               <w:rPr>
                 <w:noProof/>
                 <w:webHidden/>
+                <w:sz w:val="18"/>
+                <w:szCs w:val="18"/>
               </w:rPr>
               <w:fldChar w:fldCharType="separate"/>
             </w:r>
@@ -2556,13 +2936,17 @@
               <w:rPr>
                 <w:noProof/>
                 <w:webHidden/>
-              </w:rPr>
-              <w:t>19</w:t>
+                <w:sz w:val="18"/>
+                <w:szCs w:val="18"/>
+              </w:rPr>
+              <w:t>18</w:t>
             </w:r>
             <w:r>
               <w:rPr>
                 <w:noProof/>
                 <w:webHidden/>
+                <w:sz w:val="18"/>
+                <w:szCs w:val="18"/>
               </w:rPr>
               <w:fldChar w:fldCharType="end"/>
             </w:r>
@@ -2578,19 +2962,21 @@
               <w:rFonts w:cstheme="minorBidi"/>
               <w:noProof/>
               <w:kern w:val="2"/>
-              <w:sz w:val="24"/>
-              <w:szCs w:val="24"/>
+              <w:sz w:val="18"/>
+              <w:szCs w:val="18"/>
               <w:lang w:val="en-TR" w:eastAsia="en-US"/>
               <w14:ligatures w14:val="standardContextual"/>
             </w:rPr>
           </w:pPr>
-          <w:hyperlink w:anchor="_Toc218781810" w:history="1">
+          <w:hyperlink w:anchor="_Toc218806847" w:history="1">
             <w:r>
               <w:rPr>
                 <w:rStyle w:val="Hyperlink"/>
                 <w:b/>
                 <w:bCs/>
                 <w:noProof/>
+                <w:sz w:val="18"/>
+                <w:szCs w:val="18"/>
               </w:rPr>
               <w:t>7.1. StandardScaler Uygulaması</w:t>
             </w:r>
@@ -2598,6 +2984,8 @@
               <w:rPr>
                 <w:noProof/>
                 <w:webHidden/>
+                <w:sz w:val="18"/>
+                <w:szCs w:val="18"/>
               </w:rPr>
               <w:tab/>
             </w:r>
@@ -2605,6 +2993,8 @@
               <w:rPr>
                 <w:noProof/>
                 <w:webHidden/>
+                <w:sz w:val="18"/>
+                <w:szCs w:val="18"/>
               </w:rPr>
               <w:fldChar w:fldCharType="begin"/>
             </w:r>
@@ -2612,19 +3002,25 @@
               <w:rPr>
                 <w:noProof/>
                 <w:webHidden/>
-              </w:rPr>
-              <w:instrText xml:space="preserve"> PAGEREF _Toc218781810 \h </w:instrText>
+                <w:sz w:val="18"/>
+                <w:szCs w:val="18"/>
+              </w:rPr>
+              <w:instrText xml:space="preserve"> PAGEREF _Toc218806847 \h </w:instrText>
             </w:r>
             <w:r>
               <w:rPr>
                 <w:noProof/>
                 <w:webHidden/>
+                <w:sz w:val="18"/>
+                <w:szCs w:val="18"/>
               </w:rPr>
             </w:r>
             <w:r>
               <w:rPr>
                 <w:noProof/>
                 <w:webHidden/>
+                <w:sz w:val="18"/>
+                <w:szCs w:val="18"/>
               </w:rPr>
               <w:fldChar w:fldCharType="separate"/>
             </w:r>
@@ -2632,13 +3028,17 @@
               <w:rPr>
                 <w:noProof/>
                 <w:webHidden/>
-              </w:rPr>
-              <w:t>19</w:t>
+                <w:sz w:val="18"/>
+                <w:szCs w:val="18"/>
+              </w:rPr>
+              <w:t>18</w:t>
             </w:r>
             <w:r>
               <w:rPr>
                 <w:noProof/>
                 <w:webHidden/>
+                <w:sz w:val="18"/>
+                <w:szCs w:val="18"/>
               </w:rPr>
               <w:fldChar w:fldCharType="end"/>
             </w:r>
@@ -2654,19 +3054,21 @@
               <w:rFonts w:cstheme="minorBidi"/>
               <w:noProof/>
               <w:kern w:val="2"/>
-              <w:sz w:val="24"/>
-              <w:szCs w:val="24"/>
+              <w:sz w:val="18"/>
+              <w:szCs w:val="18"/>
               <w:lang w:val="en-TR" w:eastAsia="en-US"/>
               <w14:ligatures w14:val="standardContextual"/>
             </w:rPr>
           </w:pPr>
-          <w:hyperlink w:anchor="_Toc218781811" w:history="1">
+          <w:hyperlink w:anchor="_Toc218806848" w:history="1">
             <w:r>
               <w:rPr>
                 <w:rStyle w:val="Hyperlink"/>
                 <w:b/>
                 <w:bCs/>
                 <w:noProof/>
+                <w:sz w:val="18"/>
+                <w:szCs w:val="18"/>
               </w:rPr>
               <w:t>7.2. Eğitim-Test Ayrımı (Train-Test Split)</w:t>
             </w:r>
@@ -2674,6 +3076,8 @@
               <w:rPr>
                 <w:noProof/>
                 <w:webHidden/>
+                <w:sz w:val="18"/>
+                <w:szCs w:val="18"/>
               </w:rPr>
               <w:tab/>
             </w:r>
@@ -2681,6 +3085,8 @@
               <w:rPr>
                 <w:noProof/>
                 <w:webHidden/>
+                <w:sz w:val="18"/>
+                <w:szCs w:val="18"/>
               </w:rPr>
               <w:fldChar w:fldCharType="begin"/>
             </w:r>
@@ -2688,19 +3094,25 @@
               <w:rPr>
                 <w:noProof/>
                 <w:webHidden/>
-              </w:rPr>
-              <w:instrText xml:space="preserve"> PAGEREF _Toc218781811 \h </w:instrText>
+                <w:sz w:val="18"/>
+                <w:szCs w:val="18"/>
+              </w:rPr>
+              <w:instrText xml:space="preserve"> PAGEREF _Toc218806848 \h </w:instrText>
             </w:r>
             <w:r>
               <w:rPr>
                 <w:noProof/>
                 <w:webHidden/>
+                <w:sz w:val="18"/>
+                <w:szCs w:val="18"/>
               </w:rPr>
             </w:r>
             <w:r>
               <w:rPr>
                 <w:noProof/>
                 <w:webHidden/>
+                <w:sz w:val="18"/>
+                <w:szCs w:val="18"/>
               </w:rPr>
               <w:fldChar w:fldCharType="separate"/>
             </w:r>
@@ -2708,13 +3120,17 @@
               <w:rPr>
                 <w:noProof/>
                 <w:webHidden/>
-              </w:rPr>
-              <w:t>20</w:t>
+                <w:sz w:val="18"/>
+                <w:szCs w:val="18"/>
+              </w:rPr>
+              <w:t>19</w:t>
             </w:r>
             <w:r>
               <w:rPr>
                 <w:noProof/>
                 <w:webHidden/>
+                <w:sz w:val="18"/>
+                <w:szCs w:val="18"/>
               </w:rPr>
               <w:fldChar w:fldCharType="end"/>
             </w:r>
@@ -2731,19 +3147,21 @@
               <w:rFonts w:cstheme="minorBidi"/>
               <w:noProof/>
               <w:kern w:val="2"/>
-              <w:sz w:val="24"/>
-              <w:szCs w:val="24"/>
+              <w:sz w:val="18"/>
+              <w:szCs w:val="18"/>
               <w:lang w:val="en-TR" w:eastAsia="en-US"/>
               <w14:ligatures w14:val="standardContextual"/>
             </w:rPr>
           </w:pPr>
-          <w:hyperlink w:anchor="_Toc218781812" w:history="1">
+          <w:hyperlink w:anchor="_Toc218806849" w:history="1">
             <w:r>
               <w:rPr>
                 <w:rStyle w:val="Hyperlink"/>
                 <w:b/>
                 <w:bCs/>
                 <w:noProof/>
+                <w:sz w:val="18"/>
+                <w:szCs w:val="18"/>
               </w:rPr>
               <w:t>8.</w:t>
             </w:r>
@@ -2752,8 +3170,8 @@
                 <w:rFonts w:cstheme="minorBidi"/>
                 <w:noProof/>
                 <w:kern w:val="2"/>
-                <w:sz w:val="24"/>
-                <w:szCs w:val="24"/>
+                <w:sz w:val="18"/>
+                <w:szCs w:val="18"/>
                 <w:lang w:val="en-TR" w:eastAsia="en-US"/>
                 <w14:ligatures w14:val="standardContextual"/>
               </w:rPr>
@@ -2765,6 +3183,8 @@
                 <w:b/>
                 <w:bCs/>
                 <w:noProof/>
+                <w:sz w:val="18"/>
+                <w:szCs w:val="18"/>
               </w:rPr>
               <w:t>LOJİSTİK REGRESYON MODELİ</w:t>
             </w:r>
@@ -2772,6 +3192,8 @@
               <w:rPr>
                 <w:noProof/>
                 <w:webHidden/>
+                <w:sz w:val="18"/>
+                <w:szCs w:val="18"/>
               </w:rPr>
               <w:tab/>
             </w:r>
@@ -2779,6 +3201,8 @@
               <w:rPr>
                 <w:noProof/>
                 <w:webHidden/>
+                <w:sz w:val="18"/>
+                <w:szCs w:val="18"/>
               </w:rPr>
               <w:fldChar w:fldCharType="begin"/>
             </w:r>
@@ -2786,19 +3210,25 @@
               <w:rPr>
                 <w:noProof/>
                 <w:webHidden/>
-              </w:rPr>
-              <w:instrText xml:space="preserve"> PAGEREF _Toc218781812 \h </w:instrText>
+                <w:sz w:val="18"/>
+                <w:szCs w:val="18"/>
+              </w:rPr>
+              <w:instrText xml:space="preserve"> PAGEREF _Toc218806849 \h </w:instrText>
             </w:r>
             <w:r>
               <w:rPr>
                 <w:noProof/>
                 <w:webHidden/>
+                <w:sz w:val="18"/>
+                <w:szCs w:val="18"/>
               </w:rPr>
             </w:r>
             <w:r>
               <w:rPr>
                 <w:noProof/>
                 <w:webHidden/>
+                <w:sz w:val="18"/>
+                <w:szCs w:val="18"/>
               </w:rPr>
               <w:fldChar w:fldCharType="separate"/>
             </w:r>
@@ -2806,13 +3236,17 @@
               <w:rPr>
                 <w:noProof/>
                 <w:webHidden/>
-              </w:rPr>
-              <w:t>21</w:t>
+                <w:sz w:val="18"/>
+                <w:szCs w:val="18"/>
+              </w:rPr>
+              <w:t>20</w:t>
             </w:r>
             <w:r>
               <w:rPr>
                 <w:noProof/>
                 <w:webHidden/>
+                <w:sz w:val="18"/>
+                <w:szCs w:val="18"/>
               </w:rPr>
               <w:fldChar w:fldCharType="end"/>
             </w:r>
@@ -2828,19 +3262,21 @@
               <w:rFonts w:cstheme="minorBidi"/>
               <w:noProof/>
               <w:kern w:val="2"/>
-              <w:sz w:val="24"/>
-              <w:szCs w:val="24"/>
+              <w:sz w:val="18"/>
+              <w:szCs w:val="18"/>
               <w:lang w:val="en-TR" w:eastAsia="en-US"/>
               <w14:ligatures w14:val="standardContextual"/>
             </w:rPr>
           </w:pPr>
-          <w:hyperlink w:anchor="_Toc218781813" w:history="1">
+          <w:hyperlink w:anchor="_Toc218806850" w:history="1">
             <w:r>
               <w:rPr>
                 <w:rStyle w:val="Hyperlink"/>
                 <w:b/>
                 <w:bCs/>
                 <w:noProof/>
+                <w:sz w:val="18"/>
+                <w:szCs w:val="18"/>
               </w:rPr>
               <w:t>8.1. Model Eğitimi</w:t>
             </w:r>
@@ -2848,6 +3284,8 @@
               <w:rPr>
                 <w:noProof/>
                 <w:webHidden/>
+                <w:sz w:val="18"/>
+                <w:szCs w:val="18"/>
               </w:rPr>
               <w:tab/>
             </w:r>
@@ -2855,6 +3293,8 @@
               <w:rPr>
                 <w:noProof/>
                 <w:webHidden/>
+                <w:sz w:val="18"/>
+                <w:szCs w:val="18"/>
               </w:rPr>
               <w:fldChar w:fldCharType="begin"/>
             </w:r>
@@ -2862,19 +3302,25 @@
               <w:rPr>
                 <w:noProof/>
                 <w:webHidden/>
-              </w:rPr>
-              <w:instrText xml:space="preserve"> PAGEREF _Toc218781813 \h </w:instrText>
+                <w:sz w:val="18"/>
+                <w:szCs w:val="18"/>
+              </w:rPr>
+              <w:instrText xml:space="preserve"> PAGEREF _Toc218806850 \h </w:instrText>
             </w:r>
             <w:r>
               <w:rPr>
                 <w:noProof/>
                 <w:webHidden/>
+                <w:sz w:val="18"/>
+                <w:szCs w:val="18"/>
               </w:rPr>
             </w:r>
             <w:r>
               <w:rPr>
                 <w:noProof/>
                 <w:webHidden/>
+                <w:sz w:val="18"/>
+                <w:szCs w:val="18"/>
               </w:rPr>
               <w:fldChar w:fldCharType="separate"/>
             </w:r>
@@ -2882,13 +3328,17 @@
               <w:rPr>
                 <w:noProof/>
                 <w:webHidden/>
-              </w:rPr>
-              <w:t>21</w:t>
+                <w:sz w:val="18"/>
+                <w:szCs w:val="18"/>
+              </w:rPr>
+              <w:t>20</w:t>
             </w:r>
             <w:r>
               <w:rPr>
                 <w:noProof/>
                 <w:webHidden/>
+                <w:sz w:val="18"/>
+                <w:szCs w:val="18"/>
               </w:rPr>
               <w:fldChar w:fldCharType="end"/>
             </w:r>
@@ -2905,19 +3355,21 @@
               <w:rFonts w:cstheme="minorBidi"/>
               <w:noProof/>
               <w:kern w:val="2"/>
-              <w:sz w:val="24"/>
-              <w:szCs w:val="24"/>
+              <w:sz w:val="18"/>
+              <w:szCs w:val="18"/>
               <w:lang w:val="en-TR" w:eastAsia="en-US"/>
               <w14:ligatures w14:val="standardContextual"/>
             </w:rPr>
           </w:pPr>
-          <w:hyperlink w:anchor="_Toc218781814" w:history="1">
+          <w:hyperlink w:anchor="_Toc218806851" w:history="1">
             <w:r>
               <w:rPr>
                 <w:rStyle w:val="Hyperlink"/>
                 <w:b/>
                 <w:bCs/>
                 <w:noProof/>
+                <w:sz w:val="18"/>
+                <w:szCs w:val="18"/>
               </w:rPr>
               <w:t>8.2.</w:t>
             </w:r>
@@ -2926,8 +3378,8 @@
                 <w:rFonts w:cstheme="minorBidi"/>
                 <w:noProof/>
                 <w:kern w:val="2"/>
-                <w:sz w:val="24"/>
-                <w:szCs w:val="24"/>
+                <w:sz w:val="18"/>
+                <w:szCs w:val="18"/>
                 <w:lang w:val="en-TR" w:eastAsia="en-US"/>
                 <w14:ligatures w14:val="standardContextual"/>
               </w:rPr>
@@ -2939,6 +3391,8 @@
                 <w:b/>
                 <w:bCs/>
                 <w:noProof/>
+                <w:sz w:val="18"/>
+                <w:szCs w:val="18"/>
               </w:rPr>
               <w:t>Model Performans Değerlendirmesi</w:t>
             </w:r>
@@ -2946,6 +3400,8 @@
               <w:rPr>
                 <w:noProof/>
                 <w:webHidden/>
+                <w:sz w:val="18"/>
+                <w:szCs w:val="18"/>
               </w:rPr>
               <w:tab/>
             </w:r>
@@ -2953,6 +3409,8 @@
               <w:rPr>
                 <w:noProof/>
                 <w:webHidden/>
+                <w:sz w:val="18"/>
+                <w:szCs w:val="18"/>
               </w:rPr>
               <w:fldChar w:fldCharType="begin"/>
             </w:r>
@@ -2960,19 +3418,25 @@
               <w:rPr>
                 <w:noProof/>
                 <w:webHidden/>
-              </w:rPr>
-              <w:instrText xml:space="preserve"> PAGEREF _Toc218781814 \h </w:instrText>
+                <w:sz w:val="18"/>
+                <w:szCs w:val="18"/>
+              </w:rPr>
+              <w:instrText xml:space="preserve"> PAGEREF _Toc218806851 \h </w:instrText>
             </w:r>
             <w:r>
               <w:rPr>
                 <w:noProof/>
                 <w:webHidden/>
+                <w:sz w:val="18"/>
+                <w:szCs w:val="18"/>
               </w:rPr>
             </w:r>
             <w:r>
               <w:rPr>
                 <w:noProof/>
                 <w:webHidden/>
+                <w:sz w:val="18"/>
+                <w:szCs w:val="18"/>
               </w:rPr>
               <w:fldChar w:fldCharType="separate"/>
             </w:r>
@@ -2980,13 +3444,17 @@
               <w:rPr>
                 <w:noProof/>
                 <w:webHidden/>
-              </w:rPr>
-              <w:t>22</w:t>
+                <w:sz w:val="18"/>
+                <w:szCs w:val="18"/>
+              </w:rPr>
+              <w:t>21</w:t>
             </w:r>
             <w:r>
               <w:rPr>
                 <w:noProof/>
                 <w:webHidden/>
+                <w:sz w:val="18"/>
+                <w:szCs w:val="18"/>
               </w:rPr>
               <w:fldChar w:fldCharType="end"/>
             </w:r>
@@ -3003,19 +3471,21 @@
               <w:rFonts w:cstheme="minorBidi"/>
               <w:noProof/>
               <w:kern w:val="2"/>
-              <w:sz w:val="24"/>
-              <w:szCs w:val="24"/>
+              <w:sz w:val="18"/>
+              <w:szCs w:val="18"/>
               <w:lang w:val="en-TR" w:eastAsia="en-US"/>
               <w14:ligatures w14:val="standardContextual"/>
             </w:rPr>
           </w:pPr>
-          <w:hyperlink w:anchor="_Toc218781815" w:history="1">
+          <w:hyperlink w:anchor="_Toc218806852" w:history="1">
             <w:r>
               <w:rPr>
                 <w:rStyle w:val="Hyperlink"/>
                 <w:b/>
                 <w:bCs/>
                 <w:noProof/>
+                <w:sz w:val="18"/>
+                <w:szCs w:val="18"/>
               </w:rPr>
               <w:t>8.2.1.</w:t>
             </w:r>
@@ -3024,8 +3494,8 @@
                 <w:rFonts w:cstheme="minorBidi"/>
                 <w:noProof/>
                 <w:kern w:val="2"/>
-                <w:sz w:val="24"/>
-                <w:szCs w:val="24"/>
+                <w:sz w:val="18"/>
+                <w:szCs w:val="18"/>
                 <w:lang w:val="en-TR" w:eastAsia="en-US"/>
                 <w14:ligatures w14:val="standardContextual"/>
               </w:rPr>
@@ -3037,6 +3507,8 @@
                 <w:b/>
                 <w:bCs/>
                 <w:noProof/>
+                <w:sz w:val="18"/>
+                <w:szCs w:val="18"/>
               </w:rPr>
               <w:t>Karışıklık Matrisi (Confusion Matrix)</w:t>
             </w:r>
@@ -3044,6 +3516,8 @@
               <w:rPr>
                 <w:noProof/>
                 <w:webHidden/>
+                <w:sz w:val="18"/>
+                <w:szCs w:val="18"/>
               </w:rPr>
               <w:tab/>
             </w:r>
@@ -3051,6 +3525,8 @@
               <w:rPr>
                 <w:noProof/>
                 <w:webHidden/>
+                <w:sz w:val="18"/>
+                <w:szCs w:val="18"/>
               </w:rPr>
               <w:fldChar w:fldCharType="begin"/>
             </w:r>
@@ -3058,19 +3534,25 @@
               <w:rPr>
                 <w:noProof/>
                 <w:webHidden/>
-              </w:rPr>
-              <w:instrText xml:space="preserve"> PAGEREF _Toc218781815 \h </w:instrText>
+                <w:sz w:val="18"/>
+                <w:szCs w:val="18"/>
+              </w:rPr>
+              <w:instrText xml:space="preserve"> PAGEREF _Toc218806852 \h </w:instrText>
             </w:r>
             <w:r>
               <w:rPr>
                 <w:noProof/>
                 <w:webHidden/>
+                <w:sz w:val="18"/>
+                <w:szCs w:val="18"/>
               </w:rPr>
             </w:r>
             <w:r>
               <w:rPr>
                 <w:noProof/>
                 <w:webHidden/>
+                <w:sz w:val="18"/>
+                <w:szCs w:val="18"/>
               </w:rPr>
               <w:fldChar w:fldCharType="separate"/>
             </w:r>
@@ -3078,13 +3560,17 @@
               <w:rPr>
                 <w:noProof/>
                 <w:webHidden/>
-              </w:rPr>
-              <w:t>22</w:t>
+                <w:sz w:val="18"/>
+                <w:szCs w:val="18"/>
+              </w:rPr>
+              <w:t>21</w:t>
             </w:r>
             <w:r>
               <w:rPr>
                 <w:noProof/>
                 <w:webHidden/>
+                <w:sz w:val="18"/>
+                <w:szCs w:val="18"/>
               </w:rPr>
               <w:fldChar w:fldCharType="end"/>
             </w:r>
@@ -3101,19 +3587,21 @@
               <w:rFonts w:cstheme="minorBidi"/>
               <w:noProof/>
               <w:kern w:val="2"/>
-              <w:sz w:val="24"/>
-              <w:szCs w:val="24"/>
+              <w:sz w:val="18"/>
+              <w:szCs w:val="18"/>
               <w:lang w:val="en-TR" w:eastAsia="en-US"/>
               <w14:ligatures w14:val="standardContextual"/>
             </w:rPr>
           </w:pPr>
-          <w:hyperlink w:anchor="_Toc218781816" w:history="1">
+          <w:hyperlink w:anchor="_Toc218806853" w:history="1">
             <w:r>
               <w:rPr>
                 <w:rStyle w:val="Hyperlink"/>
                 <w:b/>
                 <w:bCs/>
                 <w:noProof/>
+                <w:sz w:val="18"/>
+                <w:szCs w:val="18"/>
               </w:rPr>
               <w:t>8.2.2.</w:t>
             </w:r>
@@ -3122,8 +3610,8 @@
                 <w:rFonts w:cstheme="minorBidi"/>
                 <w:noProof/>
                 <w:kern w:val="2"/>
-                <w:sz w:val="24"/>
-                <w:szCs w:val="24"/>
+                <w:sz w:val="18"/>
+                <w:szCs w:val="18"/>
                 <w:lang w:val="en-TR" w:eastAsia="en-US"/>
                 <w14:ligatures w14:val="standardContextual"/>
               </w:rPr>
@@ -3135,6 +3623,8 @@
                 <w:b/>
                 <w:bCs/>
                 <w:noProof/>
+                <w:sz w:val="18"/>
+                <w:szCs w:val="18"/>
               </w:rPr>
               <w:t>Sınıflandırma Raporu</w:t>
             </w:r>
@@ -3142,6 +3632,8 @@
               <w:rPr>
                 <w:noProof/>
                 <w:webHidden/>
+                <w:sz w:val="18"/>
+                <w:szCs w:val="18"/>
               </w:rPr>
               <w:tab/>
             </w:r>
@@ -3149,6 +3641,8 @@
               <w:rPr>
                 <w:noProof/>
                 <w:webHidden/>
+                <w:sz w:val="18"/>
+                <w:szCs w:val="18"/>
               </w:rPr>
               <w:fldChar w:fldCharType="begin"/>
             </w:r>
@@ -3156,19 +3650,25 @@
               <w:rPr>
                 <w:noProof/>
                 <w:webHidden/>
-              </w:rPr>
-              <w:instrText xml:space="preserve"> PAGEREF _Toc218781816 \h </w:instrText>
+                <w:sz w:val="18"/>
+                <w:szCs w:val="18"/>
+              </w:rPr>
+              <w:instrText xml:space="preserve"> PAGEREF _Toc218806853 \h </w:instrText>
             </w:r>
             <w:r>
               <w:rPr>
                 <w:noProof/>
                 <w:webHidden/>
+                <w:sz w:val="18"/>
+                <w:szCs w:val="18"/>
               </w:rPr>
             </w:r>
             <w:r>
               <w:rPr>
                 <w:noProof/>
                 <w:webHidden/>
+                <w:sz w:val="18"/>
+                <w:szCs w:val="18"/>
               </w:rPr>
               <w:fldChar w:fldCharType="separate"/>
             </w:r>
@@ -3176,13 +3676,17 @@
               <w:rPr>
                 <w:noProof/>
                 <w:webHidden/>
-              </w:rPr>
-              <w:t>24</w:t>
+                <w:sz w:val="18"/>
+                <w:szCs w:val="18"/>
+              </w:rPr>
+              <w:t>23</w:t>
             </w:r>
             <w:r>
               <w:rPr>
                 <w:noProof/>
                 <w:webHidden/>
+                <w:sz w:val="18"/>
+                <w:szCs w:val="18"/>
               </w:rPr>
               <w:fldChar w:fldCharType="end"/>
             </w:r>
@@ -3199,19 +3703,21 @@
               <w:rFonts w:cstheme="minorBidi"/>
               <w:noProof/>
               <w:kern w:val="2"/>
-              <w:sz w:val="24"/>
-              <w:szCs w:val="24"/>
+              <w:sz w:val="18"/>
+              <w:szCs w:val="18"/>
               <w:lang w:val="en-TR" w:eastAsia="en-US"/>
               <w14:ligatures w14:val="standardContextual"/>
             </w:rPr>
           </w:pPr>
-          <w:hyperlink w:anchor="_Toc218781817" w:history="1">
+          <w:hyperlink w:anchor="_Toc218806854" w:history="1">
             <w:r>
               <w:rPr>
                 <w:rStyle w:val="Hyperlink"/>
                 <w:b/>
                 <w:bCs/>
                 <w:noProof/>
+                <w:sz w:val="18"/>
+                <w:szCs w:val="18"/>
               </w:rPr>
               <w:t>9.</w:t>
             </w:r>
@@ -3220,8 +3726,8 @@
                 <w:rFonts w:cstheme="minorBidi"/>
                 <w:noProof/>
                 <w:kern w:val="2"/>
-                <w:sz w:val="24"/>
-                <w:szCs w:val="24"/>
+                <w:sz w:val="18"/>
+                <w:szCs w:val="18"/>
                 <w:lang w:val="en-TR" w:eastAsia="en-US"/>
                 <w14:ligatures w14:val="standardContextual"/>
               </w:rPr>
@@ -3233,6 +3739,8 @@
                 <w:b/>
                 <w:bCs/>
                 <w:noProof/>
+                <w:sz w:val="18"/>
+                <w:szCs w:val="18"/>
               </w:rPr>
               <w:t>RANDOM FOREST MODELİ</w:t>
             </w:r>
@@ -3240,6 +3748,8 @@
               <w:rPr>
                 <w:noProof/>
                 <w:webHidden/>
+                <w:sz w:val="18"/>
+                <w:szCs w:val="18"/>
               </w:rPr>
               <w:tab/>
             </w:r>
@@ -3247,6 +3757,8 @@
               <w:rPr>
                 <w:noProof/>
                 <w:webHidden/>
+                <w:sz w:val="18"/>
+                <w:szCs w:val="18"/>
               </w:rPr>
               <w:fldChar w:fldCharType="begin"/>
             </w:r>
@@ -3254,19 +3766,25 @@
               <w:rPr>
                 <w:noProof/>
                 <w:webHidden/>
-              </w:rPr>
-              <w:instrText xml:space="preserve"> PAGEREF _Toc218781817 \h </w:instrText>
+                <w:sz w:val="18"/>
+                <w:szCs w:val="18"/>
+              </w:rPr>
+              <w:instrText xml:space="preserve"> PAGEREF _Toc218806854 \h </w:instrText>
             </w:r>
             <w:r>
               <w:rPr>
                 <w:noProof/>
                 <w:webHidden/>
+                <w:sz w:val="18"/>
+                <w:szCs w:val="18"/>
               </w:rPr>
             </w:r>
             <w:r>
               <w:rPr>
                 <w:noProof/>
                 <w:webHidden/>
+                <w:sz w:val="18"/>
+                <w:szCs w:val="18"/>
               </w:rPr>
               <w:fldChar w:fldCharType="separate"/>
             </w:r>
@@ -3274,13 +3792,17 @@
               <w:rPr>
                 <w:noProof/>
                 <w:webHidden/>
-              </w:rPr>
-              <w:t>25</w:t>
+                <w:sz w:val="18"/>
+                <w:szCs w:val="18"/>
+              </w:rPr>
+              <w:t>24</w:t>
             </w:r>
             <w:r>
               <w:rPr>
                 <w:noProof/>
                 <w:webHidden/>
+                <w:sz w:val="18"/>
+                <w:szCs w:val="18"/>
               </w:rPr>
               <w:fldChar w:fldCharType="end"/>
             </w:r>
@@ -3296,19 +3818,21 @@
               <w:rFonts w:cstheme="minorBidi"/>
               <w:noProof/>
               <w:kern w:val="2"/>
-              <w:sz w:val="24"/>
-              <w:szCs w:val="24"/>
+              <w:sz w:val="18"/>
+              <w:szCs w:val="18"/>
               <w:lang w:val="en-TR" w:eastAsia="en-US"/>
               <w14:ligatures w14:val="standardContextual"/>
             </w:rPr>
           </w:pPr>
-          <w:hyperlink w:anchor="_Toc218781818" w:history="1">
+          <w:hyperlink w:anchor="_Toc218806855" w:history="1">
             <w:r>
               <w:rPr>
                 <w:rStyle w:val="Hyperlink"/>
                 <w:b/>
                 <w:bCs/>
                 <w:noProof/>
+                <w:sz w:val="18"/>
+                <w:szCs w:val="18"/>
               </w:rPr>
               <w:t>9.1. Model Eğitimi</w:t>
             </w:r>
@@ -3316,6 +3840,8 @@
               <w:rPr>
                 <w:noProof/>
                 <w:webHidden/>
+                <w:sz w:val="18"/>
+                <w:szCs w:val="18"/>
               </w:rPr>
               <w:tab/>
             </w:r>
@@ -3323,6 +3849,8 @@
               <w:rPr>
                 <w:noProof/>
                 <w:webHidden/>
+                <w:sz w:val="18"/>
+                <w:szCs w:val="18"/>
               </w:rPr>
               <w:fldChar w:fldCharType="begin"/>
             </w:r>
@@ -3330,19 +3858,25 @@
               <w:rPr>
                 <w:noProof/>
                 <w:webHidden/>
-              </w:rPr>
-              <w:instrText xml:space="preserve"> PAGEREF _Toc218781818 \h </w:instrText>
+                <w:sz w:val="18"/>
+                <w:szCs w:val="18"/>
+              </w:rPr>
+              <w:instrText xml:space="preserve"> PAGEREF _Toc218806855 \h </w:instrText>
             </w:r>
             <w:r>
               <w:rPr>
                 <w:noProof/>
                 <w:webHidden/>
+                <w:sz w:val="18"/>
+                <w:szCs w:val="18"/>
               </w:rPr>
             </w:r>
             <w:r>
               <w:rPr>
                 <w:noProof/>
                 <w:webHidden/>
+                <w:sz w:val="18"/>
+                <w:szCs w:val="18"/>
               </w:rPr>
               <w:fldChar w:fldCharType="separate"/>
             </w:r>
@@ -3350,13 +3884,17 @@
               <w:rPr>
                 <w:noProof/>
                 <w:webHidden/>
-              </w:rPr>
-              <w:t>25</w:t>
+                <w:sz w:val="18"/>
+                <w:szCs w:val="18"/>
+              </w:rPr>
+              <w:t>24</w:t>
             </w:r>
             <w:r>
               <w:rPr>
                 <w:noProof/>
                 <w:webHidden/>
+                <w:sz w:val="18"/>
+                <w:szCs w:val="18"/>
               </w:rPr>
               <w:fldChar w:fldCharType="end"/>
             </w:r>
@@ -3372,19 +3910,21 @@
               <w:rFonts w:cstheme="minorBidi"/>
               <w:noProof/>
               <w:kern w:val="2"/>
-              <w:sz w:val="24"/>
-              <w:szCs w:val="24"/>
+              <w:sz w:val="18"/>
+              <w:szCs w:val="18"/>
               <w:lang w:val="en-TR" w:eastAsia="en-US"/>
               <w14:ligatures w14:val="standardContextual"/>
             </w:rPr>
           </w:pPr>
-          <w:hyperlink w:anchor="_Toc218781819" w:history="1">
+          <w:hyperlink w:anchor="_Toc218806856" w:history="1">
             <w:r>
               <w:rPr>
                 <w:rStyle w:val="Hyperlink"/>
                 <w:b/>
                 <w:bCs/>
                 <w:noProof/>
+                <w:sz w:val="18"/>
+                <w:szCs w:val="18"/>
               </w:rPr>
               <w:t>9.2. Model Performans Değerlendirmesi</w:t>
             </w:r>
@@ -3392,6 +3932,8 @@
               <w:rPr>
                 <w:noProof/>
                 <w:webHidden/>
+                <w:sz w:val="18"/>
+                <w:szCs w:val="18"/>
               </w:rPr>
               <w:tab/>
             </w:r>
@@ -3399,6 +3941,8 @@
               <w:rPr>
                 <w:noProof/>
                 <w:webHidden/>
+                <w:sz w:val="18"/>
+                <w:szCs w:val="18"/>
               </w:rPr>
               <w:fldChar w:fldCharType="begin"/>
             </w:r>
@@ -3406,19 +3950,25 @@
               <w:rPr>
                 <w:noProof/>
                 <w:webHidden/>
-              </w:rPr>
-              <w:instrText xml:space="preserve"> PAGEREF _Toc218781819 \h </w:instrText>
+                <w:sz w:val="18"/>
+                <w:szCs w:val="18"/>
+              </w:rPr>
+              <w:instrText xml:space="preserve"> PAGEREF _Toc218806856 \h </w:instrText>
             </w:r>
             <w:r>
               <w:rPr>
                 <w:noProof/>
                 <w:webHidden/>
+                <w:sz w:val="18"/>
+                <w:szCs w:val="18"/>
               </w:rPr>
             </w:r>
             <w:r>
               <w:rPr>
                 <w:noProof/>
                 <w:webHidden/>
+                <w:sz w:val="18"/>
+                <w:szCs w:val="18"/>
               </w:rPr>
               <w:fldChar w:fldCharType="separate"/>
             </w:r>
@@ -3426,13 +3976,17 @@
               <w:rPr>
                 <w:noProof/>
                 <w:webHidden/>
-              </w:rPr>
-              <w:t>26</w:t>
+                <w:sz w:val="18"/>
+                <w:szCs w:val="18"/>
+              </w:rPr>
+              <w:t>25</w:t>
             </w:r>
             <w:r>
               <w:rPr>
                 <w:noProof/>
                 <w:webHidden/>
+                <w:sz w:val="18"/>
+                <w:szCs w:val="18"/>
               </w:rPr>
               <w:fldChar w:fldCharType="end"/>
             </w:r>
@@ -3448,19 +4002,21 @@
               <w:rFonts w:cstheme="minorBidi"/>
               <w:noProof/>
               <w:kern w:val="2"/>
-              <w:sz w:val="24"/>
-              <w:szCs w:val="24"/>
+              <w:sz w:val="18"/>
+              <w:szCs w:val="18"/>
               <w:lang w:val="en-TR" w:eastAsia="en-US"/>
               <w14:ligatures w14:val="standardContextual"/>
             </w:rPr>
           </w:pPr>
-          <w:hyperlink w:anchor="_Toc218781820" w:history="1">
+          <w:hyperlink w:anchor="_Toc218806857" w:history="1">
             <w:r>
               <w:rPr>
                 <w:rStyle w:val="Hyperlink"/>
                 <w:b/>
                 <w:bCs/>
                 <w:noProof/>
+                <w:sz w:val="18"/>
+                <w:szCs w:val="18"/>
               </w:rPr>
               <w:t>9.2.1. Karışıklık Matrisi</w:t>
             </w:r>
@@ -3468,6 +4024,8 @@
               <w:rPr>
                 <w:noProof/>
                 <w:webHidden/>
+                <w:sz w:val="18"/>
+                <w:szCs w:val="18"/>
               </w:rPr>
               <w:tab/>
             </w:r>
@@ -3475,6 +4033,8 @@
               <w:rPr>
                 <w:noProof/>
                 <w:webHidden/>
+                <w:sz w:val="18"/>
+                <w:szCs w:val="18"/>
               </w:rPr>
               <w:fldChar w:fldCharType="begin"/>
             </w:r>
@@ -3482,19 +4042,25 @@
               <w:rPr>
                 <w:noProof/>
                 <w:webHidden/>
-              </w:rPr>
-              <w:instrText xml:space="preserve"> PAGEREF _Toc218781820 \h </w:instrText>
+                <w:sz w:val="18"/>
+                <w:szCs w:val="18"/>
+              </w:rPr>
+              <w:instrText xml:space="preserve"> PAGEREF _Toc218806857 \h </w:instrText>
             </w:r>
             <w:r>
               <w:rPr>
                 <w:noProof/>
                 <w:webHidden/>
+                <w:sz w:val="18"/>
+                <w:szCs w:val="18"/>
               </w:rPr>
             </w:r>
             <w:r>
               <w:rPr>
                 <w:noProof/>
                 <w:webHidden/>
+                <w:sz w:val="18"/>
+                <w:szCs w:val="18"/>
               </w:rPr>
               <w:fldChar w:fldCharType="separate"/>
             </w:r>
@@ -3502,13 +4068,17 @@
               <w:rPr>
                 <w:noProof/>
                 <w:webHidden/>
-              </w:rPr>
-              <w:t>26</w:t>
+                <w:sz w:val="18"/>
+                <w:szCs w:val="18"/>
+              </w:rPr>
+              <w:t>25</w:t>
             </w:r>
             <w:r>
               <w:rPr>
                 <w:noProof/>
                 <w:webHidden/>
+                <w:sz w:val="18"/>
+                <w:szCs w:val="18"/>
               </w:rPr>
               <w:fldChar w:fldCharType="end"/>
             </w:r>
@@ -3524,19 +4094,21 @@
               <w:rFonts w:cstheme="minorBidi"/>
               <w:noProof/>
               <w:kern w:val="2"/>
-              <w:sz w:val="24"/>
-              <w:szCs w:val="24"/>
+              <w:sz w:val="18"/>
+              <w:szCs w:val="18"/>
               <w:lang w:val="en-TR" w:eastAsia="en-US"/>
               <w14:ligatures w14:val="standardContextual"/>
             </w:rPr>
           </w:pPr>
-          <w:hyperlink w:anchor="_Toc218781821" w:history="1">
+          <w:hyperlink w:anchor="_Toc218806858" w:history="1">
             <w:r>
               <w:rPr>
                 <w:rStyle w:val="Hyperlink"/>
                 <w:b/>
                 <w:bCs/>
                 <w:noProof/>
+                <w:sz w:val="18"/>
+                <w:szCs w:val="18"/>
               </w:rPr>
               <w:t>9.2.2. Sınıflandırma Raporu</w:t>
             </w:r>
@@ -3544,6 +4116,8 @@
               <w:rPr>
                 <w:noProof/>
                 <w:webHidden/>
+                <w:sz w:val="18"/>
+                <w:szCs w:val="18"/>
               </w:rPr>
               <w:tab/>
             </w:r>
@@ -3551,6 +4125,8 @@
               <w:rPr>
                 <w:noProof/>
                 <w:webHidden/>
+                <w:sz w:val="18"/>
+                <w:szCs w:val="18"/>
               </w:rPr>
               <w:fldChar w:fldCharType="begin"/>
             </w:r>
@@ -3558,19 +4134,25 @@
               <w:rPr>
                 <w:noProof/>
                 <w:webHidden/>
-              </w:rPr>
-              <w:instrText xml:space="preserve"> PAGEREF _Toc218781821 \h </w:instrText>
+                <w:sz w:val="18"/>
+                <w:szCs w:val="18"/>
+              </w:rPr>
+              <w:instrText xml:space="preserve"> PAGEREF _Toc218806858 \h </w:instrText>
             </w:r>
             <w:r>
               <w:rPr>
                 <w:noProof/>
                 <w:webHidden/>
+                <w:sz w:val="18"/>
+                <w:szCs w:val="18"/>
               </w:rPr>
             </w:r>
             <w:r>
               <w:rPr>
                 <w:noProof/>
                 <w:webHidden/>
+                <w:sz w:val="18"/>
+                <w:szCs w:val="18"/>
               </w:rPr>
               <w:fldChar w:fldCharType="separate"/>
             </w:r>
@@ -3578,13 +4160,17 @@
               <w:rPr>
                 <w:noProof/>
                 <w:webHidden/>
-              </w:rPr>
-              <w:t>28</w:t>
+                <w:sz w:val="18"/>
+                <w:szCs w:val="18"/>
+              </w:rPr>
+              <w:t>27</w:t>
             </w:r>
             <w:r>
               <w:rPr>
                 <w:noProof/>
                 <w:webHidden/>
+                <w:sz w:val="18"/>
+                <w:szCs w:val="18"/>
               </w:rPr>
               <w:fldChar w:fldCharType="end"/>
             </w:r>
@@ -3600,19 +4186,21 @@
               <w:rFonts w:cstheme="minorBidi"/>
               <w:noProof/>
               <w:kern w:val="2"/>
-              <w:sz w:val="24"/>
-              <w:szCs w:val="24"/>
+              <w:sz w:val="18"/>
+              <w:szCs w:val="18"/>
               <w:lang w:val="en-TR" w:eastAsia="en-US"/>
               <w14:ligatures w14:val="standardContextual"/>
             </w:rPr>
           </w:pPr>
-          <w:hyperlink w:anchor="_Toc218781822" w:history="1">
+          <w:hyperlink w:anchor="_Toc218806859" w:history="1">
             <w:r>
               <w:rPr>
                 <w:rStyle w:val="Hyperlink"/>
                 <w:b/>
                 <w:bCs/>
                 <w:noProof/>
+                <w:sz w:val="18"/>
+                <w:szCs w:val="18"/>
               </w:rPr>
               <w:t>9.3. Lojistik Regresyon vs Random Forest Karşılaştırması</w:t>
             </w:r>
@@ -3620,6 +4208,8 @@
               <w:rPr>
                 <w:noProof/>
                 <w:webHidden/>
+                <w:sz w:val="18"/>
+                <w:szCs w:val="18"/>
               </w:rPr>
               <w:tab/>
             </w:r>
@@ -3627,6 +4217,8 @@
               <w:rPr>
                 <w:noProof/>
                 <w:webHidden/>
+                <w:sz w:val="18"/>
+                <w:szCs w:val="18"/>
               </w:rPr>
               <w:fldChar w:fldCharType="begin"/>
             </w:r>
@@ -3634,19 +4226,25 @@
               <w:rPr>
                 <w:noProof/>
                 <w:webHidden/>
-              </w:rPr>
-              <w:instrText xml:space="preserve"> PAGEREF _Toc218781822 \h </w:instrText>
+                <w:sz w:val="18"/>
+                <w:szCs w:val="18"/>
+              </w:rPr>
+              <w:instrText xml:space="preserve"> PAGEREF _Toc218806859 \h </w:instrText>
             </w:r>
             <w:r>
               <w:rPr>
                 <w:noProof/>
                 <w:webHidden/>
+                <w:sz w:val="18"/>
+                <w:szCs w:val="18"/>
               </w:rPr>
             </w:r>
             <w:r>
               <w:rPr>
                 <w:noProof/>
                 <w:webHidden/>
+                <w:sz w:val="18"/>
+                <w:szCs w:val="18"/>
               </w:rPr>
               <w:fldChar w:fldCharType="separate"/>
             </w:r>
@@ -3654,13 +4252,17 @@
               <w:rPr>
                 <w:noProof/>
                 <w:webHidden/>
-              </w:rPr>
-              <w:t>29</w:t>
+                <w:sz w:val="18"/>
+                <w:szCs w:val="18"/>
+              </w:rPr>
+              <w:t>28</w:t>
             </w:r>
             <w:r>
               <w:rPr>
                 <w:noProof/>
                 <w:webHidden/>
+                <w:sz w:val="18"/>
+                <w:szCs w:val="18"/>
               </w:rPr>
               <w:fldChar w:fldCharType="end"/>
             </w:r>
@@ -3677,19 +4279,21 @@
               <w:rFonts w:cstheme="minorBidi"/>
               <w:noProof/>
               <w:kern w:val="2"/>
-              <w:sz w:val="24"/>
-              <w:szCs w:val="24"/>
+              <w:sz w:val="18"/>
+              <w:szCs w:val="18"/>
               <w:lang w:val="en-TR" w:eastAsia="en-US"/>
               <w14:ligatures w14:val="standardContextual"/>
             </w:rPr>
           </w:pPr>
-          <w:hyperlink w:anchor="_Toc218781823" w:history="1">
+          <w:hyperlink w:anchor="_Toc218806860" w:history="1">
             <w:r>
               <w:rPr>
                 <w:rStyle w:val="Hyperlink"/>
                 <w:b/>
                 <w:bCs/>
                 <w:noProof/>
+                <w:sz w:val="18"/>
+                <w:szCs w:val="18"/>
               </w:rPr>
               <w:t>10.</w:t>
             </w:r>
@@ -3698,8 +4302,8 @@
                 <w:rFonts w:cstheme="minorBidi"/>
                 <w:noProof/>
                 <w:kern w:val="2"/>
-                <w:sz w:val="24"/>
-                <w:szCs w:val="24"/>
+                <w:sz w:val="18"/>
+                <w:szCs w:val="18"/>
                 <w:lang w:val="en-TR" w:eastAsia="en-US"/>
                 <w14:ligatures w14:val="standardContextual"/>
               </w:rPr>
@@ -3711,6 +4315,8 @@
                 <w:b/>
                 <w:bCs/>
                 <w:noProof/>
+                <w:sz w:val="18"/>
+                <w:szCs w:val="18"/>
               </w:rPr>
               <w:t>Sonuç</w:t>
             </w:r>
@@ -3718,6 +4324,8 @@
               <w:rPr>
                 <w:noProof/>
                 <w:webHidden/>
+                <w:sz w:val="18"/>
+                <w:szCs w:val="18"/>
               </w:rPr>
               <w:tab/>
             </w:r>
@@ -3725,6 +4333,8 @@
               <w:rPr>
                 <w:noProof/>
                 <w:webHidden/>
+                <w:sz w:val="18"/>
+                <w:szCs w:val="18"/>
               </w:rPr>
               <w:fldChar w:fldCharType="begin"/>
             </w:r>
@@ -3732,19 +4342,25 @@
               <w:rPr>
                 <w:noProof/>
                 <w:webHidden/>
-              </w:rPr>
-              <w:instrText xml:space="preserve"> PAGEREF _Toc218781823 \h </w:instrText>
+                <w:sz w:val="18"/>
+                <w:szCs w:val="18"/>
+              </w:rPr>
+              <w:instrText xml:space="preserve"> PAGEREF _Toc218806860 \h </w:instrText>
             </w:r>
             <w:r>
               <w:rPr>
                 <w:noProof/>
                 <w:webHidden/>
+                <w:sz w:val="18"/>
+                <w:szCs w:val="18"/>
               </w:rPr>
             </w:r>
             <w:r>
               <w:rPr>
                 <w:noProof/>
                 <w:webHidden/>
+                <w:sz w:val="18"/>
+                <w:szCs w:val="18"/>
               </w:rPr>
               <w:fldChar w:fldCharType="separate"/>
             </w:r>
@@ -3752,13 +4368,17 @@
               <w:rPr>
                 <w:noProof/>
                 <w:webHidden/>
-              </w:rPr>
-              <w:t>31</w:t>
+                <w:sz w:val="18"/>
+                <w:szCs w:val="18"/>
+              </w:rPr>
+              <w:t>30</w:t>
             </w:r>
             <w:r>
               <w:rPr>
                 <w:noProof/>
                 <w:webHidden/>
+                <w:sz w:val="18"/>
+                <w:szCs w:val="18"/>
               </w:rPr>
               <w:fldChar w:fldCharType="end"/>
             </w:r>
@@ -3775,19 +4395,21 @@
               <w:rFonts w:cstheme="minorBidi"/>
               <w:noProof/>
               <w:kern w:val="2"/>
-              <w:sz w:val="24"/>
-              <w:szCs w:val="24"/>
+              <w:sz w:val="18"/>
+              <w:szCs w:val="18"/>
               <w:lang w:val="en-TR" w:eastAsia="en-US"/>
               <w14:ligatures w14:val="standardContextual"/>
             </w:rPr>
           </w:pPr>
-          <w:hyperlink w:anchor="_Toc218781824" w:history="1">
+          <w:hyperlink w:anchor="_Toc218806861" w:history="1">
             <w:r>
               <w:rPr>
                 <w:rStyle w:val="Hyperlink"/>
                 <w:b/>
                 <w:bCs/>
                 <w:noProof/>
+                <w:sz w:val="18"/>
+                <w:szCs w:val="18"/>
               </w:rPr>
               <w:t>11.</w:t>
             </w:r>
@@ -3796,8 +4418,8 @@
                 <w:rFonts w:cstheme="minorBidi"/>
                 <w:noProof/>
                 <w:kern w:val="2"/>
-                <w:sz w:val="24"/>
-                <w:szCs w:val="24"/>
+                <w:sz w:val="18"/>
+                <w:szCs w:val="18"/>
                 <w:lang w:val="en-TR" w:eastAsia="en-US"/>
                 <w14:ligatures w14:val="standardContextual"/>
               </w:rPr>
@@ -3809,6 +4431,8 @@
                 <w:b/>
                 <w:bCs/>
                 <w:noProof/>
+                <w:sz w:val="18"/>
+                <w:szCs w:val="18"/>
               </w:rPr>
               <w:t>KAYNAKÇA</w:t>
             </w:r>
@@ -3816,6 +4440,8 @@
               <w:rPr>
                 <w:noProof/>
                 <w:webHidden/>
+                <w:sz w:val="18"/>
+                <w:szCs w:val="18"/>
               </w:rPr>
               <w:tab/>
             </w:r>
@@ -3823,6 +4449,8 @@
               <w:rPr>
                 <w:noProof/>
                 <w:webHidden/>
+                <w:sz w:val="18"/>
+                <w:szCs w:val="18"/>
               </w:rPr>
               <w:fldChar w:fldCharType="begin"/>
             </w:r>
@@ -3830,19 +4458,25 @@
               <w:rPr>
                 <w:noProof/>
                 <w:webHidden/>
-              </w:rPr>
-              <w:instrText xml:space="preserve"> PAGEREF _Toc218781824 \h </w:instrText>
+                <w:sz w:val="18"/>
+                <w:szCs w:val="18"/>
+              </w:rPr>
+              <w:instrText xml:space="preserve"> PAGEREF _Toc218806861 \h </w:instrText>
             </w:r>
             <w:r>
               <w:rPr>
                 <w:noProof/>
                 <w:webHidden/>
+                <w:sz w:val="18"/>
+                <w:szCs w:val="18"/>
               </w:rPr>
             </w:r>
             <w:r>
               <w:rPr>
                 <w:noProof/>
                 <w:webHidden/>
+                <w:sz w:val="18"/>
+                <w:szCs w:val="18"/>
               </w:rPr>
               <w:fldChar w:fldCharType="separate"/>
             </w:r>
@@ -3850,457 +4484,17 @@
               <w:rPr>
                 <w:noProof/>
                 <w:webHidden/>
-              </w:rPr>
-              <w:t>32</w:t>
+                <w:sz w:val="18"/>
+                <w:szCs w:val="18"/>
+              </w:rPr>
+              <w:t>31</w:t>
             </w:r>
             <w:r>
               <w:rPr>
                 <w:noProof/>
                 <w:webHidden/>
-              </w:rPr>
-              <w:fldChar w:fldCharType="end"/>
-            </w:r>
-          </w:hyperlink>
-        </w:p>
-        <w:p>
-          <w:pPr>
-            <w:pStyle w:val="TOC2"/>
-            <w:tabs>
-              <w:tab w:val="right" w:leader="dot" w:pos="9062"/>
-            </w:tabs>
-            <w:rPr>
-              <w:rFonts w:cstheme="minorBidi"/>
-              <w:noProof/>
-              <w:kern w:val="2"/>
-              <w:sz w:val="24"/>
-              <w:szCs w:val="24"/>
-              <w:lang w:val="en-TR" w:eastAsia="en-US"/>
-              <w14:ligatures w14:val="standardContextual"/>
-            </w:rPr>
-          </w:pPr>
-          <w:hyperlink w:anchor="_Toc218781825" w:history="1">
-            <w:r>
-              <w:rPr>
-                <w:rStyle w:val="Hyperlink"/>
-                <w:noProof/>
-              </w:rPr>
-              <w:t>Akademik Makaleler ve Kitaplar</w:t>
-            </w:r>
-            <w:r>
-              <w:rPr>
-                <w:noProof/>
-                <w:webHidden/>
-              </w:rPr>
-              <w:tab/>
-            </w:r>
-            <w:r>
-              <w:rPr>
-                <w:noProof/>
-                <w:webHidden/>
-              </w:rPr>
-              <w:fldChar w:fldCharType="begin"/>
-            </w:r>
-            <w:r>
-              <w:rPr>
-                <w:noProof/>
-                <w:webHidden/>
-              </w:rPr>
-              <w:instrText xml:space="preserve"> PAGEREF _Toc218781825 \h </w:instrText>
-            </w:r>
-            <w:r>
-              <w:rPr>
-                <w:noProof/>
-                <w:webHidden/>
-              </w:rPr>
-            </w:r>
-            <w:r>
-              <w:rPr>
-                <w:noProof/>
-                <w:webHidden/>
-              </w:rPr>
-              <w:fldChar w:fldCharType="separate"/>
-            </w:r>
-            <w:r>
-              <w:rPr>
-                <w:noProof/>
-                <w:webHidden/>
-              </w:rPr>
-              <w:t>32</w:t>
-            </w:r>
-            <w:r>
-              <w:rPr>
-                <w:noProof/>
-                <w:webHidden/>
-              </w:rPr>
-              <w:fldChar w:fldCharType="end"/>
-            </w:r>
-          </w:hyperlink>
-        </w:p>
-        <w:p>
-          <w:pPr>
-            <w:pStyle w:val="TOC2"/>
-            <w:tabs>
-              <w:tab w:val="right" w:leader="dot" w:pos="9062"/>
-            </w:tabs>
-            <w:rPr>
-              <w:rFonts w:cstheme="minorBidi"/>
-              <w:noProof/>
-              <w:kern w:val="2"/>
-              <w:sz w:val="24"/>
-              <w:szCs w:val="24"/>
-              <w:lang w:val="en-TR" w:eastAsia="en-US"/>
-              <w14:ligatures w14:val="standardContextual"/>
-            </w:rPr>
-          </w:pPr>
-          <w:hyperlink w:anchor="_Toc218781826" w:history="1">
-            <w:r>
-              <w:rPr>
-                <w:rStyle w:val="Hyperlink"/>
-                <w:noProof/>
-              </w:rPr>
-              <w:t>Veri Seti ve Teknik Dokümantasyon</w:t>
-            </w:r>
-            <w:r>
-              <w:rPr>
-                <w:noProof/>
-                <w:webHidden/>
-              </w:rPr>
-              <w:tab/>
-            </w:r>
-            <w:r>
-              <w:rPr>
-                <w:noProof/>
-                <w:webHidden/>
-              </w:rPr>
-              <w:fldChar w:fldCharType="begin"/>
-            </w:r>
-            <w:r>
-              <w:rPr>
-                <w:noProof/>
-                <w:webHidden/>
-              </w:rPr>
-              <w:instrText xml:space="preserve"> PAGEREF _Toc218781826 \h </w:instrText>
-            </w:r>
-            <w:r>
-              <w:rPr>
-                <w:noProof/>
-                <w:webHidden/>
-              </w:rPr>
-            </w:r>
-            <w:r>
-              <w:rPr>
-                <w:noProof/>
-                <w:webHidden/>
-              </w:rPr>
-              <w:fldChar w:fldCharType="separate"/>
-            </w:r>
-            <w:r>
-              <w:rPr>
-                <w:noProof/>
-                <w:webHidden/>
-              </w:rPr>
-              <w:t>32</w:t>
-            </w:r>
-            <w:r>
-              <w:rPr>
-                <w:noProof/>
-                <w:webHidden/>
-              </w:rPr>
-              <w:fldChar w:fldCharType="end"/>
-            </w:r>
-          </w:hyperlink>
-        </w:p>
-        <w:p>
-          <w:pPr>
-            <w:pStyle w:val="TOC2"/>
-            <w:tabs>
-              <w:tab w:val="right" w:leader="dot" w:pos="9062"/>
-            </w:tabs>
-            <w:rPr>
-              <w:rFonts w:cstheme="minorBidi"/>
-              <w:noProof/>
-              <w:kern w:val="2"/>
-              <w:sz w:val="24"/>
-              <w:szCs w:val="24"/>
-              <w:lang w:val="en-TR" w:eastAsia="en-US"/>
-              <w14:ligatures w14:val="standardContextual"/>
-            </w:rPr>
-          </w:pPr>
-          <w:hyperlink w:anchor="_Toc218781827" w:history="1">
-            <w:r>
-              <w:rPr>
-                <w:rStyle w:val="Hyperlink"/>
-                <w:noProof/>
-              </w:rPr>
-              <w:t>Makine Öğrenmesi ve İstatistiksel Yöntemler</w:t>
-            </w:r>
-            <w:r>
-              <w:rPr>
-                <w:noProof/>
-                <w:webHidden/>
-              </w:rPr>
-              <w:tab/>
-            </w:r>
-            <w:r>
-              <w:rPr>
-                <w:noProof/>
-                <w:webHidden/>
-              </w:rPr>
-              <w:fldChar w:fldCharType="begin"/>
-            </w:r>
-            <w:r>
-              <w:rPr>
-                <w:noProof/>
-                <w:webHidden/>
-              </w:rPr>
-              <w:instrText xml:space="preserve"> PAGEREF _Toc218781827 \h </w:instrText>
-            </w:r>
-            <w:r>
-              <w:rPr>
-                <w:noProof/>
-                <w:webHidden/>
-              </w:rPr>
-            </w:r>
-            <w:r>
-              <w:rPr>
-                <w:noProof/>
-                <w:webHidden/>
-              </w:rPr>
-              <w:fldChar w:fldCharType="separate"/>
-            </w:r>
-            <w:r>
-              <w:rPr>
-                <w:noProof/>
-                <w:webHidden/>
-              </w:rPr>
-              <w:t>32</w:t>
-            </w:r>
-            <w:r>
-              <w:rPr>
-                <w:noProof/>
-                <w:webHidden/>
-              </w:rPr>
-              <w:fldChar w:fldCharType="end"/>
-            </w:r>
-          </w:hyperlink>
-        </w:p>
-        <w:p>
-          <w:pPr>
-            <w:pStyle w:val="TOC2"/>
-            <w:tabs>
-              <w:tab w:val="right" w:leader="dot" w:pos="9062"/>
-            </w:tabs>
-            <w:rPr>
-              <w:rFonts w:cstheme="minorBidi"/>
-              <w:noProof/>
-              <w:kern w:val="2"/>
-              <w:sz w:val="24"/>
-              <w:szCs w:val="24"/>
-              <w:lang w:val="en-TR" w:eastAsia="en-US"/>
-              <w14:ligatures w14:val="standardContextual"/>
-            </w:rPr>
-          </w:pPr>
-          <w:hyperlink w:anchor="_Toc218781828" w:history="1">
-            <w:r>
-              <w:rPr>
-                <w:rStyle w:val="Hyperlink"/>
-                <w:noProof/>
-              </w:rPr>
-              <w:t>Performans Metrikleri ve Model Değerlendirme</w:t>
-            </w:r>
-            <w:r>
-              <w:rPr>
-                <w:noProof/>
-                <w:webHidden/>
-              </w:rPr>
-              <w:tab/>
-            </w:r>
-            <w:r>
-              <w:rPr>
-                <w:noProof/>
-                <w:webHidden/>
-              </w:rPr>
-              <w:fldChar w:fldCharType="begin"/>
-            </w:r>
-            <w:r>
-              <w:rPr>
-                <w:noProof/>
-                <w:webHidden/>
-              </w:rPr>
-              <w:instrText xml:space="preserve"> PAGEREF _Toc218781828 \h </w:instrText>
-            </w:r>
-            <w:r>
-              <w:rPr>
-                <w:noProof/>
-                <w:webHidden/>
-              </w:rPr>
-            </w:r>
-            <w:r>
-              <w:rPr>
-                <w:noProof/>
-                <w:webHidden/>
-              </w:rPr>
-              <w:fldChar w:fldCharType="separate"/>
-            </w:r>
-            <w:r>
-              <w:rPr>
-                <w:noProof/>
-                <w:webHidden/>
-              </w:rPr>
-              <w:t>32</w:t>
-            </w:r>
-            <w:r>
-              <w:rPr>
-                <w:noProof/>
-                <w:webHidden/>
-              </w:rPr>
-              <w:fldChar w:fldCharType="end"/>
-            </w:r>
-          </w:hyperlink>
-        </w:p>
-        <w:p>
-          <w:pPr>
-            <w:pStyle w:val="TOC2"/>
-            <w:tabs>
-              <w:tab w:val="right" w:leader="dot" w:pos="9062"/>
-            </w:tabs>
-            <w:rPr>
-              <w:rFonts w:cstheme="minorBidi"/>
-              <w:noProof/>
-              <w:kern w:val="2"/>
-              <w:sz w:val="24"/>
-              <w:szCs w:val="24"/>
-              <w:lang w:val="en-TR" w:eastAsia="en-US"/>
-              <w14:ligatures w14:val="standardContextual"/>
-            </w:rPr>
-          </w:pPr>
-          <w:hyperlink w:anchor="_Toc218781829" w:history="1">
-            <w:r>
-              <w:rPr>
-                <w:rStyle w:val="Hyperlink"/>
-                <w:noProof/>
-              </w:rPr>
-              <w:t>Python Kütüphaneleri ve Araçlar</w:t>
-            </w:r>
-            <w:r>
-              <w:rPr>
-                <w:noProof/>
-                <w:webHidden/>
-              </w:rPr>
-              <w:tab/>
-            </w:r>
-            <w:r>
-              <w:rPr>
-                <w:noProof/>
-                <w:webHidden/>
-              </w:rPr>
-              <w:fldChar w:fldCharType="begin"/>
-            </w:r>
-            <w:r>
-              <w:rPr>
-                <w:noProof/>
-                <w:webHidden/>
-              </w:rPr>
-              <w:instrText xml:space="preserve"> PAGEREF _Toc218781829 \h </w:instrText>
-            </w:r>
-            <w:r>
-              <w:rPr>
-                <w:noProof/>
-                <w:webHidden/>
-              </w:rPr>
-            </w:r>
-            <w:r>
-              <w:rPr>
-                <w:noProof/>
-                <w:webHidden/>
-              </w:rPr>
-              <w:fldChar w:fldCharType="separate"/>
-            </w:r>
-            <w:r>
-              <w:rPr>
-                <w:noProof/>
-                <w:webHidden/>
-              </w:rPr>
-              <w:t>32</w:t>
-            </w:r>
-            <w:r>
-              <w:rPr>
-                <w:noProof/>
-                <w:webHidden/>
-              </w:rPr>
-              <w:fldChar w:fldCharType="end"/>
-            </w:r>
-          </w:hyperlink>
-        </w:p>
-        <w:p>
-          <w:pPr>
-            <w:pStyle w:val="TOC2"/>
-            <w:tabs>
-              <w:tab w:val="right" w:leader="dot" w:pos="9062"/>
-            </w:tabs>
-            <w:rPr>
-              <w:rFonts w:cstheme="minorBidi"/>
-              <w:noProof/>
-              <w:kern w:val="2"/>
-              <w:sz w:val="24"/>
-              <w:szCs w:val="24"/>
-              <w:lang w:val="en-TR" w:eastAsia="en-US"/>
-              <w14:ligatures w14:val="standardContextual"/>
-            </w:rPr>
-          </w:pPr>
-          <w:hyperlink w:anchor="_Toc218781830" w:history="1">
-            <w:r>
-              <w:rPr>
-                <w:rStyle w:val="Hyperlink"/>
-                <w:noProof/>
-              </w:rPr>
-              <w:t>Veri Ön İşleme ve Özellik Mühendisliği</w:t>
-            </w:r>
-            <w:r>
-              <w:rPr>
-                <w:noProof/>
-                <w:webHidden/>
-              </w:rPr>
-              <w:tab/>
-            </w:r>
-            <w:r>
-              <w:rPr>
-                <w:noProof/>
-                <w:webHidden/>
-              </w:rPr>
-              <w:fldChar w:fldCharType="begin"/>
-            </w:r>
-            <w:r>
-              <w:rPr>
-                <w:noProof/>
-                <w:webHidden/>
-              </w:rPr>
-              <w:instrText xml:space="preserve"> PAGEREF _Toc218781830 \h </w:instrText>
-            </w:r>
-            <w:r>
-              <w:rPr>
-                <w:noProof/>
-                <w:webHidden/>
-              </w:rPr>
-            </w:r>
-            <w:r>
-              <w:rPr>
-                <w:noProof/>
-                <w:webHidden/>
-              </w:rPr>
-              <w:fldChar w:fldCharType="separate"/>
-            </w:r>
-            <w:r>
-              <w:rPr>
-                <w:noProof/>
-                <w:webHidden/>
-              </w:rPr>
-              <w:t>32</w:t>
-            </w:r>
-            <w:r>
-              <w:rPr>
-                <w:noProof/>
-                <w:webHidden/>
+                <w:sz w:val="18"/>
+                <w:szCs w:val="18"/>
               </w:rPr>
               <w:fldChar w:fldCharType="end"/>
             </w:r>
@@ -4325,6 +4519,7 @@
         </w:p>
       </w:sdtContent>
     </w:sdt>
+    <w:p/>
     <w:p>
       <w:pPr>
         <w:pStyle w:val="Heading1"/>
@@ -4337,10 +4532,8 @@
           <w:szCs w:val="32"/>
         </w:rPr>
       </w:pPr>
-    </w:p>
-    <w:p>
-      <w:pPr>
-        <w:pStyle w:val="Heading1"/>
+      <w:bookmarkStart w:id="4" w:name="_Toc218806825"/>
+      <w:r>
         <w:rPr>
           <w:rFonts w:cs="Times New Roman"/>
           <w:b/>
@@ -4349,150 +4542,7 @@
           <w:sz w:val="32"/>
           <w:szCs w:val="32"/>
         </w:rPr>
-      </w:pPr>
-    </w:p>
-    <w:p>
-      <w:pPr>
-        <w:pStyle w:val="Heading1"/>
-        <w:rPr>
-          <w:rFonts w:cs="Times New Roman"/>
-          <w:b/>
-          <w:bCs/>
-          <w:color w:val="000000" w:themeColor="text1"/>
-          <w:sz w:val="32"/>
-          <w:szCs w:val="32"/>
-        </w:rPr>
-      </w:pPr>
-    </w:p>
-    <w:p>
-      <w:pPr>
-        <w:pStyle w:val="Heading1"/>
-        <w:rPr>
-          <w:rFonts w:cs="Times New Roman"/>
-          <w:b/>
-          <w:bCs/>
-          <w:color w:val="000000" w:themeColor="text1"/>
-          <w:sz w:val="32"/>
-          <w:szCs w:val="32"/>
-        </w:rPr>
-      </w:pPr>
-    </w:p>
-    <w:p>
-      <w:pPr>
-        <w:pStyle w:val="Heading1"/>
-        <w:rPr>
-          <w:rFonts w:cs="Times New Roman"/>
-          <w:b/>
-          <w:bCs/>
-          <w:color w:val="000000" w:themeColor="text1"/>
-          <w:sz w:val="32"/>
-          <w:szCs w:val="32"/>
-        </w:rPr>
-      </w:pPr>
-    </w:p>
-    <w:p>
-      <w:pPr>
-        <w:pStyle w:val="Heading1"/>
-        <w:rPr>
-          <w:rFonts w:cs="Times New Roman"/>
-          <w:b/>
-          <w:bCs/>
-          <w:color w:val="000000" w:themeColor="text1"/>
-          <w:sz w:val="32"/>
-          <w:szCs w:val="32"/>
-        </w:rPr>
-      </w:pPr>
-    </w:p>
-    <w:p>
-      <w:pPr>
-        <w:pStyle w:val="Heading1"/>
-        <w:rPr>
-          <w:rFonts w:cs="Times New Roman"/>
-          <w:b/>
-          <w:bCs/>
-          <w:color w:val="000000" w:themeColor="text1"/>
-          <w:sz w:val="32"/>
-          <w:szCs w:val="32"/>
-        </w:rPr>
-      </w:pPr>
-    </w:p>
-    <w:p>
-      <w:pPr>
-        <w:pStyle w:val="Heading1"/>
-        <w:rPr>
-          <w:rFonts w:cs="Times New Roman"/>
-          <w:b/>
-          <w:bCs/>
-          <w:color w:val="000000" w:themeColor="text1"/>
-          <w:sz w:val="32"/>
-          <w:szCs w:val="32"/>
-        </w:rPr>
-      </w:pPr>
-    </w:p>
-    <w:p>
-      <w:pPr>
-        <w:pStyle w:val="Heading1"/>
-        <w:rPr>
-          <w:rFonts w:cs="Times New Roman"/>
-          <w:b/>
-          <w:bCs/>
-          <w:color w:val="000000" w:themeColor="text1"/>
-          <w:sz w:val="32"/>
-          <w:szCs w:val="32"/>
-        </w:rPr>
-      </w:pPr>
-    </w:p>
-    <w:p>
-      <w:pPr>
-        <w:pStyle w:val="Heading1"/>
-        <w:rPr>
-          <w:rFonts w:cs="Times New Roman"/>
-          <w:b/>
-          <w:bCs/>
-          <w:color w:val="000000" w:themeColor="text1"/>
-          <w:sz w:val="32"/>
-          <w:szCs w:val="32"/>
-        </w:rPr>
-      </w:pPr>
-    </w:p>
-    <w:p/>
-    <w:p/>
-    <w:p>
-      <w:pPr>
-        <w:pStyle w:val="Heading1"/>
-        <w:rPr>
-          <w:rFonts w:cs="Times New Roman"/>
-          <w:b/>
-          <w:bCs/>
-          <w:color w:val="000000" w:themeColor="text1"/>
-          <w:sz w:val="32"/>
-          <w:szCs w:val="32"/>
-        </w:rPr>
-      </w:pPr>
-    </w:p>
-    <w:p/>
-    <w:p>
-      <w:pPr>
-        <w:pStyle w:val="Heading1"/>
-        <w:rPr>
-          <w:rFonts w:cs="Times New Roman"/>
-          <w:b/>
-          <w:bCs/>
-          <w:color w:val="000000" w:themeColor="text1"/>
-          <w:sz w:val="32"/>
-          <w:szCs w:val="32"/>
-        </w:rPr>
-      </w:pPr>
-      <w:bookmarkStart w:id="4" w:name="_Toc218781788"/>
-      <w:r>
-        <w:rPr>
-          <w:rFonts w:cs="Times New Roman"/>
-          <w:b/>
-          <w:bCs/>
-          <w:color w:val="000000" w:themeColor="text1"/>
-          <w:sz w:val="32"/>
-          <w:szCs w:val="32"/>
-        </w:rPr>
+        <w:lastRenderedPageBreak/>
         <w:t>Şekiller Tablosu</w:t>
       </w:r>
       <w:bookmarkEnd w:id="4"/>
@@ -4527,7 +4577,7 @@
         </w:rPr>
         <w:fldChar w:fldCharType="separate"/>
       </w:r>
-      <w:hyperlink w:anchor="_Toc218461188" w:history="1">
+      <w:hyperlink w:anchor="_Toc218806900" w:history="1">
         <w:r>
           <w:rPr>
             <w:rStyle w:val="Hyperlink"/>
@@ -4555,7 +4605,633 @@
             <w:noProof/>
             <w:webHidden/>
           </w:rPr>
-          <w:instrText xml:space="preserve"> PAGEREF _Toc218461188 \h </w:instrText>
+          <w:instrText xml:space="preserve"> PAGEREF _Toc218806900 \h </w:instrText>
+        </w:r>
+        <w:r>
+          <w:rPr>
+            <w:noProof/>
+            <w:webHidden/>
+          </w:rPr>
+        </w:r>
+        <w:r>
+          <w:rPr>
+            <w:noProof/>
+            <w:webHidden/>
+          </w:rPr>
+          <w:fldChar w:fldCharType="separate"/>
+        </w:r>
+        <w:r>
+          <w:rPr>
+            <w:noProof/>
+            <w:webHidden/>
+          </w:rPr>
+          <w:t>9</w:t>
+        </w:r>
+        <w:r>
+          <w:rPr>
+            <w:noProof/>
+            <w:webHidden/>
+          </w:rPr>
+          <w:fldChar w:fldCharType="end"/>
+        </w:r>
+      </w:hyperlink>
+    </w:p>
+    <w:p>
+      <w:pPr>
+        <w:pStyle w:val="TableofFigures"/>
+        <w:tabs>
+          <w:tab w:val="right" w:leader="dot" w:pos="9062"/>
+        </w:tabs>
+        <w:rPr>
+          <w:rFonts w:asciiTheme="minorHAnsi" w:eastAsiaTheme="minorEastAsia" w:hAnsiTheme="minorHAnsi"/>
+          <w:noProof/>
+          <w:lang w:val="en-TR"/>
+        </w:rPr>
+      </w:pPr>
+      <w:hyperlink w:anchor="_Toc218806901" w:history="1">
+        <w:r>
+          <w:rPr>
+            <w:rStyle w:val="Hyperlink"/>
+            <w:rFonts w:cs="Times New Roman"/>
+            <w:noProof/>
+          </w:rPr>
+          <w:t>Şekil 2 - Kolesterol değişkeninin dağılımı</w:t>
+        </w:r>
+        <w:r>
+          <w:rPr>
+            <w:noProof/>
+            <w:webHidden/>
+          </w:rPr>
+          <w:tab/>
+        </w:r>
+        <w:r>
+          <w:rPr>
+            <w:noProof/>
+            <w:webHidden/>
+          </w:rPr>
+          <w:fldChar w:fldCharType="begin"/>
+        </w:r>
+        <w:r>
+          <w:rPr>
+            <w:noProof/>
+            <w:webHidden/>
+          </w:rPr>
+          <w:instrText xml:space="preserve"> PAGEREF _Toc218806901 \h </w:instrText>
+        </w:r>
+        <w:r>
+          <w:rPr>
+            <w:noProof/>
+            <w:webHidden/>
+          </w:rPr>
+        </w:r>
+        <w:r>
+          <w:rPr>
+            <w:noProof/>
+            <w:webHidden/>
+          </w:rPr>
+          <w:fldChar w:fldCharType="separate"/>
+        </w:r>
+        <w:r>
+          <w:rPr>
+            <w:noProof/>
+            <w:webHidden/>
+          </w:rPr>
+          <w:t>10</w:t>
+        </w:r>
+        <w:r>
+          <w:rPr>
+            <w:noProof/>
+            <w:webHidden/>
+          </w:rPr>
+          <w:fldChar w:fldCharType="end"/>
+        </w:r>
+      </w:hyperlink>
+    </w:p>
+    <w:p>
+      <w:pPr>
+        <w:pStyle w:val="TableofFigures"/>
+        <w:tabs>
+          <w:tab w:val="right" w:leader="dot" w:pos="9062"/>
+        </w:tabs>
+        <w:rPr>
+          <w:rFonts w:asciiTheme="minorHAnsi" w:eastAsiaTheme="minorEastAsia" w:hAnsiTheme="minorHAnsi"/>
+          <w:noProof/>
+          <w:lang w:val="en-TR"/>
+        </w:rPr>
+      </w:pPr>
+      <w:hyperlink w:anchor="_Toc218806902" w:history="1">
+        <w:r>
+          <w:rPr>
+            <w:rStyle w:val="Hyperlink"/>
+            <w:rFonts w:cs="Times New Roman"/>
+            <w:noProof/>
+          </w:rPr>
+          <w:t>Şekil 3 - Target değişkeninin count plot grafiği</w:t>
+        </w:r>
+        <w:r>
+          <w:rPr>
+            <w:noProof/>
+            <w:webHidden/>
+          </w:rPr>
+          <w:tab/>
+        </w:r>
+        <w:r>
+          <w:rPr>
+            <w:noProof/>
+            <w:webHidden/>
+          </w:rPr>
+          <w:fldChar w:fldCharType="begin"/>
+        </w:r>
+        <w:r>
+          <w:rPr>
+            <w:noProof/>
+            <w:webHidden/>
+          </w:rPr>
+          <w:instrText xml:space="preserve"> PAGEREF _Toc218806902 \h </w:instrText>
+        </w:r>
+        <w:r>
+          <w:rPr>
+            <w:noProof/>
+            <w:webHidden/>
+          </w:rPr>
+        </w:r>
+        <w:r>
+          <w:rPr>
+            <w:noProof/>
+            <w:webHidden/>
+          </w:rPr>
+          <w:fldChar w:fldCharType="separate"/>
+        </w:r>
+        <w:r>
+          <w:rPr>
+            <w:noProof/>
+            <w:webHidden/>
+          </w:rPr>
+          <w:t>11</w:t>
+        </w:r>
+        <w:r>
+          <w:rPr>
+            <w:noProof/>
+            <w:webHidden/>
+          </w:rPr>
+          <w:fldChar w:fldCharType="end"/>
+        </w:r>
+      </w:hyperlink>
+    </w:p>
+    <w:p>
+      <w:pPr>
+        <w:pStyle w:val="TableofFigures"/>
+        <w:tabs>
+          <w:tab w:val="right" w:leader="dot" w:pos="9062"/>
+        </w:tabs>
+        <w:rPr>
+          <w:rFonts w:asciiTheme="minorHAnsi" w:eastAsiaTheme="minorEastAsia" w:hAnsiTheme="minorHAnsi"/>
+          <w:noProof/>
+          <w:lang w:val="en-TR"/>
+        </w:rPr>
+      </w:pPr>
+      <w:hyperlink w:anchor="_Toc218806903" w:history="1">
+        <w:r>
+          <w:rPr>
+            <w:rStyle w:val="Hyperlink"/>
+            <w:rFonts w:cs="Times New Roman"/>
+            <w:noProof/>
+          </w:rPr>
+          <w:t>Şekil 4 - Korelasyon matrisi heatmap</w:t>
+        </w:r>
+        <w:r>
+          <w:rPr>
+            <w:noProof/>
+            <w:webHidden/>
+          </w:rPr>
+          <w:tab/>
+        </w:r>
+        <w:r>
+          <w:rPr>
+            <w:noProof/>
+            <w:webHidden/>
+          </w:rPr>
+          <w:fldChar w:fldCharType="begin"/>
+        </w:r>
+        <w:r>
+          <w:rPr>
+            <w:noProof/>
+            <w:webHidden/>
+          </w:rPr>
+          <w:instrText xml:space="preserve"> PAGEREF _Toc218806903 \h </w:instrText>
+        </w:r>
+        <w:r>
+          <w:rPr>
+            <w:noProof/>
+            <w:webHidden/>
+          </w:rPr>
+        </w:r>
+        <w:r>
+          <w:rPr>
+            <w:noProof/>
+            <w:webHidden/>
+          </w:rPr>
+          <w:fldChar w:fldCharType="separate"/>
+        </w:r>
+        <w:r>
+          <w:rPr>
+            <w:noProof/>
+            <w:webHidden/>
+          </w:rPr>
+          <w:t>14</w:t>
+        </w:r>
+        <w:r>
+          <w:rPr>
+            <w:noProof/>
+            <w:webHidden/>
+          </w:rPr>
+          <w:fldChar w:fldCharType="end"/>
+        </w:r>
+      </w:hyperlink>
+    </w:p>
+    <w:p>
+      <w:pPr>
+        <w:pStyle w:val="TableofFigures"/>
+        <w:tabs>
+          <w:tab w:val="right" w:leader="dot" w:pos="9062"/>
+        </w:tabs>
+        <w:rPr>
+          <w:rFonts w:asciiTheme="minorHAnsi" w:eastAsiaTheme="minorEastAsia" w:hAnsiTheme="minorHAnsi"/>
+          <w:noProof/>
+          <w:lang w:val="en-TR"/>
+        </w:rPr>
+      </w:pPr>
+      <w:hyperlink w:anchor="_Toc218806904" w:history="1">
+        <w:r>
+          <w:rPr>
+            <w:rStyle w:val="Hyperlink"/>
+            <w:rFonts w:cs="Times New Roman"/>
+            <w:noProof/>
+          </w:rPr>
+          <w:t>Şekil 5 - Lojistik Regresyon karışıklık matrisi heatmap</w:t>
+        </w:r>
+        <w:r>
+          <w:rPr>
+            <w:noProof/>
+            <w:webHidden/>
+          </w:rPr>
+          <w:tab/>
+        </w:r>
+        <w:r>
+          <w:rPr>
+            <w:noProof/>
+            <w:webHidden/>
+          </w:rPr>
+          <w:fldChar w:fldCharType="begin"/>
+        </w:r>
+        <w:r>
+          <w:rPr>
+            <w:noProof/>
+            <w:webHidden/>
+          </w:rPr>
+          <w:instrText xml:space="preserve"> PAGEREF _Toc218806904 \h </w:instrText>
+        </w:r>
+        <w:r>
+          <w:rPr>
+            <w:noProof/>
+            <w:webHidden/>
+          </w:rPr>
+        </w:r>
+        <w:r>
+          <w:rPr>
+            <w:noProof/>
+            <w:webHidden/>
+          </w:rPr>
+          <w:fldChar w:fldCharType="separate"/>
+        </w:r>
+        <w:r>
+          <w:rPr>
+            <w:noProof/>
+            <w:webHidden/>
+          </w:rPr>
+          <w:t>22</w:t>
+        </w:r>
+        <w:r>
+          <w:rPr>
+            <w:noProof/>
+            <w:webHidden/>
+          </w:rPr>
+          <w:fldChar w:fldCharType="end"/>
+        </w:r>
+      </w:hyperlink>
+    </w:p>
+    <w:p>
+      <w:pPr>
+        <w:pStyle w:val="TableofFigures"/>
+        <w:tabs>
+          <w:tab w:val="right" w:leader="dot" w:pos="9062"/>
+        </w:tabs>
+        <w:rPr>
+          <w:rFonts w:asciiTheme="minorHAnsi" w:eastAsiaTheme="minorEastAsia" w:hAnsiTheme="minorHAnsi"/>
+          <w:noProof/>
+          <w:lang w:val="en-TR"/>
+        </w:rPr>
+      </w:pPr>
+      <w:hyperlink w:anchor="_Toc218806905" w:history="1">
+        <w:r>
+          <w:rPr>
+            <w:rStyle w:val="Hyperlink"/>
+            <w:rFonts w:cs="Times New Roman"/>
+            <w:noProof/>
+          </w:rPr>
+          <w:t>Şekil 6 - Random Forest karışıklık matrisi heatmap</w:t>
+        </w:r>
+        <w:r>
+          <w:rPr>
+            <w:noProof/>
+            <w:webHidden/>
+          </w:rPr>
+          <w:tab/>
+        </w:r>
+        <w:r>
+          <w:rPr>
+            <w:noProof/>
+            <w:webHidden/>
+          </w:rPr>
+          <w:fldChar w:fldCharType="begin"/>
+        </w:r>
+        <w:r>
+          <w:rPr>
+            <w:noProof/>
+            <w:webHidden/>
+          </w:rPr>
+          <w:instrText xml:space="preserve"> PAGEREF _Toc218806905 \h </w:instrText>
+        </w:r>
+        <w:r>
+          <w:rPr>
+            <w:noProof/>
+            <w:webHidden/>
+          </w:rPr>
+        </w:r>
+        <w:r>
+          <w:rPr>
+            <w:noProof/>
+            <w:webHidden/>
+          </w:rPr>
+          <w:fldChar w:fldCharType="separate"/>
+        </w:r>
+        <w:r>
+          <w:rPr>
+            <w:noProof/>
+            <w:webHidden/>
+          </w:rPr>
+          <w:t>26</w:t>
+        </w:r>
+        <w:r>
+          <w:rPr>
+            <w:noProof/>
+            <w:webHidden/>
+          </w:rPr>
+          <w:fldChar w:fldCharType="end"/>
+        </w:r>
+      </w:hyperlink>
+    </w:p>
+    <w:p>
+      <w:pPr>
+        <w:pStyle w:val="TableofFigures"/>
+        <w:tabs>
+          <w:tab w:val="right" w:leader="dot" w:pos="9062"/>
+        </w:tabs>
+        <w:rPr>
+          <w:rFonts w:asciiTheme="minorHAnsi" w:eastAsiaTheme="minorEastAsia" w:hAnsiTheme="minorHAnsi"/>
+          <w:noProof/>
+          <w:lang w:val="en-TR"/>
+        </w:rPr>
+      </w:pPr>
+      <w:hyperlink w:anchor="_Toc218806906" w:history="1">
+        <w:r>
+          <w:rPr>
+            <w:rStyle w:val="Hyperlink"/>
+            <w:rFonts w:cs="Times New Roman"/>
+            <w:noProof/>
+          </w:rPr>
+          <w:t>Şekil 7 - Lojistik Regresyon vs Random Forest karşılaştırma grafikleri</w:t>
+        </w:r>
+        <w:r>
+          <w:rPr>
+            <w:noProof/>
+            <w:webHidden/>
+          </w:rPr>
+          <w:tab/>
+        </w:r>
+        <w:r>
+          <w:rPr>
+            <w:noProof/>
+            <w:webHidden/>
+          </w:rPr>
+          <w:fldChar w:fldCharType="begin"/>
+        </w:r>
+        <w:r>
+          <w:rPr>
+            <w:noProof/>
+            <w:webHidden/>
+          </w:rPr>
+          <w:instrText xml:space="preserve"> PAGEREF _Toc218806906 \h </w:instrText>
+        </w:r>
+        <w:r>
+          <w:rPr>
+            <w:noProof/>
+            <w:webHidden/>
+          </w:rPr>
+        </w:r>
+        <w:r>
+          <w:rPr>
+            <w:noProof/>
+            <w:webHidden/>
+          </w:rPr>
+          <w:fldChar w:fldCharType="separate"/>
+        </w:r>
+        <w:r>
+          <w:rPr>
+            <w:noProof/>
+            <w:webHidden/>
+          </w:rPr>
+          <w:t>29</w:t>
+        </w:r>
+        <w:r>
+          <w:rPr>
+            <w:noProof/>
+            <w:webHidden/>
+          </w:rPr>
+          <w:fldChar w:fldCharType="end"/>
+        </w:r>
+      </w:hyperlink>
+    </w:p>
+    <w:p>
+      <w:pPr>
+        <w:jc w:val="left"/>
+        <w:rPr>
+          <w:rFonts w:cs="Times New Roman"/>
+        </w:rPr>
+      </w:pPr>
+      <w:r>
+        <w:rPr>
+          <w:rFonts w:cs="Times New Roman"/>
+        </w:rPr>
+        <w:fldChar w:fldCharType="end"/>
+      </w:r>
+    </w:p>
+    <w:p>
+      <w:pPr>
+        <w:pStyle w:val="Heading1"/>
+        <w:rPr>
+          <w:rFonts w:cs="Times New Roman"/>
+          <w:b/>
+          <w:bCs/>
+          <w:color w:val="000000" w:themeColor="text1"/>
+          <w:sz w:val="32"/>
+          <w:szCs w:val="32"/>
+        </w:rPr>
+      </w:pPr>
+      <w:bookmarkStart w:id="5" w:name="_Toc218806826"/>
+      <w:r>
+        <w:rPr>
+          <w:rFonts w:cs="Times New Roman"/>
+          <w:b/>
+          <w:bCs/>
+          <w:color w:val="000000" w:themeColor="text1"/>
+          <w:sz w:val="32"/>
+          <w:szCs w:val="32"/>
+        </w:rPr>
+        <w:t>Tablo Listesi</w:t>
+      </w:r>
+      <w:bookmarkEnd w:id="5"/>
+    </w:p>
+    <w:p>
+      <w:pPr>
+        <w:pStyle w:val="TableofFigures"/>
+        <w:tabs>
+          <w:tab w:val="right" w:leader="dot" w:pos="9062"/>
+        </w:tabs>
+        <w:rPr>
+          <w:rFonts w:asciiTheme="minorHAnsi" w:eastAsiaTheme="minorEastAsia" w:hAnsiTheme="minorHAnsi"/>
+          <w:noProof/>
+          <w:lang w:val="en-TR"/>
+        </w:rPr>
+      </w:pPr>
+      <w:r>
+        <w:rPr>
+          <w:rFonts w:cs="Times New Roman"/>
+        </w:rPr>
+        <w:fldChar w:fldCharType="begin"/>
+      </w:r>
+      <w:r>
+        <w:rPr>
+          <w:rFonts w:cs="Times New Roman"/>
+        </w:rPr>
+        <w:instrText xml:space="preserve"> TOC \h \z \c "Tablo" </w:instrText>
+      </w:r>
+      <w:r>
+        <w:rPr>
+          <w:rFonts w:cs="Times New Roman"/>
+        </w:rPr>
+        <w:fldChar w:fldCharType="separate"/>
+      </w:r>
+      <w:hyperlink w:anchor="_Toc218806907" w:history="1">
+        <w:r>
+          <w:rPr>
+            <w:rStyle w:val="Hyperlink"/>
+            <w:rFonts w:cs="Times New Roman"/>
+            <w:noProof/>
+          </w:rPr>
+          <w:t>Tablo 1 - Veri Setindeki Değişkenler ve Özellikleri</w:t>
+        </w:r>
+        <w:r>
+          <w:rPr>
+            <w:noProof/>
+            <w:webHidden/>
+          </w:rPr>
+          <w:tab/>
+        </w:r>
+        <w:r>
+          <w:rPr>
+            <w:noProof/>
+            <w:webHidden/>
+          </w:rPr>
+          <w:fldChar w:fldCharType="begin"/>
+        </w:r>
+        <w:r>
+          <w:rPr>
+            <w:noProof/>
+            <w:webHidden/>
+          </w:rPr>
+          <w:instrText xml:space="preserve"> PAGEREF _Toc218806907 \h </w:instrText>
+        </w:r>
+        <w:r>
+          <w:rPr>
+            <w:noProof/>
+            <w:webHidden/>
+          </w:rPr>
+        </w:r>
+        <w:r>
+          <w:rPr>
+            <w:noProof/>
+            <w:webHidden/>
+          </w:rPr>
+          <w:fldChar w:fldCharType="separate"/>
+        </w:r>
+        <w:r>
+          <w:rPr>
+            <w:noProof/>
+            <w:webHidden/>
+          </w:rPr>
+          <w:t>7</w:t>
+        </w:r>
+        <w:r>
+          <w:rPr>
+            <w:noProof/>
+            <w:webHidden/>
+          </w:rPr>
+          <w:fldChar w:fldCharType="end"/>
+        </w:r>
+      </w:hyperlink>
+    </w:p>
+    <w:p>
+      <w:pPr>
+        <w:pStyle w:val="TableofFigures"/>
+        <w:tabs>
+          <w:tab w:val="right" w:leader="dot" w:pos="9062"/>
+        </w:tabs>
+        <w:rPr>
+          <w:rFonts w:asciiTheme="minorHAnsi" w:eastAsiaTheme="minorEastAsia" w:hAnsiTheme="minorHAnsi"/>
+          <w:noProof/>
+          <w:lang w:val="en-TR"/>
+        </w:rPr>
+      </w:pPr>
+      <w:hyperlink w:anchor="_Toc218806908" w:history="1">
+        <w:r>
+          <w:rPr>
+            <w:rStyle w:val="Hyperlink"/>
+            <w:rFonts w:cs="Times New Roman"/>
+            <w:noProof/>
+          </w:rPr>
+          <w:t>Tablo 2 - Sayısal Değişkenlerin İstatistiksel Özeti</w:t>
+        </w:r>
+        <w:r>
+          <w:rPr>
+            <w:noProof/>
+            <w:webHidden/>
+          </w:rPr>
+          <w:tab/>
+        </w:r>
+        <w:r>
+          <w:rPr>
+            <w:noProof/>
+            <w:webHidden/>
+          </w:rPr>
+          <w:fldChar w:fldCharType="begin"/>
+        </w:r>
+        <w:r>
+          <w:rPr>
+            <w:noProof/>
+            <w:webHidden/>
+          </w:rPr>
+          <w:instrText xml:space="preserve"> PAGEREF _Toc218806908 \h </w:instrText>
         </w:r>
         <w:r>
           <w:rPr>
@@ -4598,14 +5274,14 @@
           <w:lang w:val="en-TR"/>
         </w:rPr>
       </w:pPr>
-      <w:hyperlink w:anchor="_Toc218461189" w:history="1">
+      <w:hyperlink w:anchor="_Toc218806909" w:history="1">
         <w:r>
           <w:rPr>
             <w:rStyle w:val="Hyperlink"/>
             <w:rFonts w:cs="Times New Roman"/>
             <w:noProof/>
           </w:rPr>
-          <w:t>Şekil 2 - Kolesterol değişkeninin dağılımı</w:t>
+          <w:t>Tablo 3 - Hedef Değişken Sınıf Dağılımı</w:t>
         </w:r>
         <w:r>
           <w:rPr>
@@ -4626,78 +5302,7 @@
             <w:noProof/>
             <w:webHidden/>
           </w:rPr>
-          <w:instrText xml:space="preserve"> PAGEREF _Toc218461189 \h </w:instrText>
-        </w:r>
-        <w:r>
-          <w:rPr>
-            <w:noProof/>
-            <w:webHidden/>
-          </w:rPr>
-        </w:r>
-        <w:r>
-          <w:rPr>
-            <w:noProof/>
-            <w:webHidden/>
-          </w:rPr>
-          <w:fldChar w:fldCharType="separate"/>
-        </w:r>
-        <w:r>
-          <w:rPr>
-            <w:noProof/>
-            <w:webHidden/>
-          </w:rPr>
-          <w:t>9</w:t>
-        </w:r>
-        <w:r>
-          <w:rPr>
-            <w:noProof/>
-            <w:webHidden/>
-          </w:rPr>
-          <w:fldChar w:fldCharType="end"/>
-        </w:r>
-      </w:hyperlink>
-    </w:p>
-    <w:p>
-      <w:pPr>
-        <w:pStyle w:val="TableofFigures"/>
-        <w:tabs>
-          <w:tab w:val="right" w:leader="dot" w:pos="9062"/>
-        </w:tabs>
-        <w:rPr>
-          <w:rFonts w:asciiTheme="minorHAnsi" w:eastAsiaTheme="minorEastAsia" w:hAnsiTheme="minorHAnsi"/>
-          <w:noProof/>
-          <w:lang w:val="en-TR"/>
-        </w:rPr>
-      </w:pPr>
-      <w:hyperlink w:anchor="_Toc218461190" w:history="1">
-        <w:r>
-          <w:rPr>
-            <w:rStyle w:val="Hyperlink"/>
-            <w:rFonts w:cs="Times New Roman"/>
-            <w:noProof/>
-          </w:rPr>
-          <w:t>Şekil 3 - Target değişkeninin count plot grafiği</w:t>
-        </w:r>
-        <w:r>
-          <w:rPr>
-            <w:noProof/>
-            <w:webHidden/>
-          </w:rPr>
-          <w:tab/>
-        </w:r>
-        <w:r>
-          <w:rPr>
-            <w:noProof/>
-            <w:webHidden/>
-          </w:rPr>
-          <w:fldChar w:fldCharType="begin"/>
-        </w:r>
-        <w:r>
-          <w:rPr>
-            <w:noProof/>
-            <w:webHidden/>
-          </w:rPr>
-          <w:instrText xml:space="preserve"> PAGEREF _Toc218461190 \h </w:instrText>
+          <w:instrText xml:space="preserve"> PAGEREF _Toc218806909 \h </w:instrText>
         </w:r>
         <w:r>
           <w:rPr>
@@ -4740,14 +5345,14 @@
           <w:lang w:val="en-TR"/>
         </w:rPr>
       </w:pPr>
-      <w:hyperlink w:anchor="_Toc218461191" w:history="1">
+      <w:hyperlink w:anchor="_Toc218806910" w:history="1">
         <w:r>
           <w:rPr>
             <w:rStyle w:val="Hyperlink"/>
             <w:rFonts w:cs="Times New Roman"/>
             <w:noProof/>
           </w:rPr>
-          <w:t>Şekil 4 - Korelasyon matrisi heatmap</w:t>
+          <w:t>Tablo 4 - Değişkenlere Göre Eksik Değer Analizi</w:t>
         </w:r>
         <w:r>
           <w:rPr>
@@ -4768,7 +5373,7 @@
             <w:noProof/>
             <w:webHidden/>
           </w:rPr>
-          <w:instrText xml:space="preserve"> PAGEREF _Toc218461191 \h </w:instrText>
+          <w:instrText xml:space="preserve"> PAGEREF _Toc218806910 \h </w:instrText>
         </w:r>
         <w:r>
           <w:rPr>
@@ -4788,7 +5393,7 @@
             <w:noProof/>
             <w:webHidden/>
           </w:rPr>
-          <w:t>13</w:t>
+          <w:t>12</w:t>
         </w:r>
         <w:r>
           <w:rPr>
@@ -4811,14 +5416,14 @@
           <w:lang w:val="en-TR"/>
         </w:rPr>
       </w:pPr>
-      <w:hyperlink w:anchor="_Toc218461192" w:history="1">
+      <w:hyperlink w:anchor="_Toc218806911" w:history="1">
         <w:r>
           <w:rPr>
             <w:rStyle w:val="Hyperlink"/>
             <w:rFonts w:cs="Times New Roman"/>
             <w:noProof/>
           </w:rPr>
-          <w:t>Şekil 5 - Lojistik Regresyon karışıklık matrisi heatmap</w:t>
+          <w:t>Tablo 5 - Shapiro-Wilk Normallik Test Sonuçları</w:t>
         </w:r>
         <w:r>
           <w:rPr>
@@ -4839,7 +5444,291 @@
             <w:noProof/>
             <w:webHidden/>
           </w:rPr>
-          <w:instrText xml:space="preserve"> PAGEREF _Toc218461192 \h </w:instrText>
+          <w:instrText xml:space="preserve"> PAGEREF _Toc218806911 \h </w:instrText>
+        </w:r>
+        <w:r>
+          <w:rPr>
+            <w:noProof/>
+            <w:webHidden/>
+          </w:rPr>
+        </w:r>
+        <w:r>
+          <w:rPr>
+            <w:noProof/>
+            <w:webHidden/>
+          </w:rPr>
+          <w:fldChar w:fldCharType="separate"/>
+        </w:r>
+        <w:r>
+          <w:rPr>
+            <w:noProof/>
+            <w:webHidden/>
+          </w:rPr>
+          <w:t>15</w:t>
+        </w:r>
+        <w:r>
+          <w:rPr>
+            <w:noProof/>
+            <w:webHidden/>
+          </w:rPr>
+          <w:fldChar w:fldCharType="end"/>
+        </w:r>
+      </w:hyperlink>
+    </w:p>
+    <w:p>
+      <w:pPr>
+        <w:pStyle w:val="TableofFigures"/>
+        <w:tabs>
+          <w:tab w:val="right" w:leader="dot" w:pos="9062"/>
+        </w:tabs>
+        <w:rPr>
+          <w:rFonts w:asciiTheme="minorHAnsi" w:eastAsiaTheme="minorEastAsia" w:hAnsiTheme="minorHAnsi"/>
+          <w:noProof/>
+          <w:lang w:val="en-TR"/>
+        </w:rPr>
+      </w:pPr>
+      <w:hyperlink w:anchor="_Toc218806912" w:history="1">
+        <w:r>
+          <w:rPr>
+            <w:rStyle w:val="Hyperlink"/>
+            <w:rFonts w:cs="Times New Roman"/>
+            <w:noProof/>
+          </w:rPr>
+          <w:t>Tablo 6 - Hedef Değişken Özellikleri</w:t>
+        </w:r>
+        <w:r>
+          <w:rPr>
+            <w:noProof/>
+            <w:webHidden/>
+          </w:rPr>
+          <w:tab/>
+        </w:r>
+        <w:r>
+          <w:rPr>
+            <w:noProof/>
+            <w:webHidden/>
+          </w:rPr>
+          <w:fldChar w:fldCharType="begin"/>
+        </w:r>
+        <w:r>
+          <w:rPr>
+            <w:noProof/>
+            <w:webHidden/>
+          </w:rPr>
+          <w:instrText xml:space="preserve"> PAGEREF _Toc218806912 \h </w:instrText>
+        </w:r>
+        <w:r>
+          <w:rPr>
+            <w:noProof/>
+            <w:webHidden/>
+          </w:rPr>
+        </w:r>
+        <w:r>
+          <w:rPr>
+            <w:noProof/>
+            <w:webHidden/>
+          </w:rPr>
+          <w:fldChar w:fldCharType="separate"/>
+        </w:r>
+        <w:r>
+          <w:rPr>
+            <w:noProof/>
+            <w:webHidden/>
+          </w:rPr>
+          <w:t>16</w:t>
+        </w:r>
+        <w:r>
+          <w:rPr>
+            <w:noProof/>
+            <w:webHidden/>
+          </w:rPr>
+          <w:fldChar w:fldCharType="end"/>
+        </w:r>
+      </w:hyperlink>
+    </w:p>
+    <w:p>
+      <w:pPr>
+        <w:pStyle w:val="TableofFigures"/>
+        <w:tabs>
+          <w:tab w:val="right" w:leader="dot" w:pos="9062"/>
+        </w:tabs>
+        <w:rPr>
+          <w:rFonts w:asciiTheme="minorHAnsi" w:eastAsiaTheme="minorEastAsia" w:hAnsiTheme="minorHAnsi"/>
+          <w:noProof/>
+          <w:lang w:val="en-TR"/>
+        </w:rPr>
+      </w:pPr>
+      <w:hyperlink w:anchor="_Toc218806913" w:history="1">
+        <w:r>
+          <w:rPr>
+            <w:rStyle w:val="Hyperlink"/>
+            <w:rFonts w:cs="Times New Roman"/>
+            <w:noProof/>
+          </w:rPr>
+          <w:t>Tablo 7 - Bağımsız Değişkenler (Özellikler) Listesi</w:t>
+        </w:r>
+        <w:r>
+          <w:rPr>
+            <w:noProof/>
+            <w:webHidden/>
+          </w:rPr>
+          <w:tab/>
+        </w:r>
+        <w:r>
+          <w:rPr>
+            <w:noProof/>
+            <w:webHidden/>
+          </w:rPr>
+          <w:fldChar w:fldCharType="begin"/>
+        </w:r>
+        <w:r>
+          <w:rPr>
+            <w:noProof/>
+            <w:webHidden/>
+          </w:rPr>
+          <w:instrText xml:space="preserve"> PAGEREF _Toc218806913 \h </w:instrText>
+        </w:r>
+        <w:r>
+          <w:rPr>
+            <w:noProof/>
+            <w:webHidden/>
+          </w:rPr>
+        </w:r>
+        <w:r>
+          <w:rPr>
+            <w:noProof/>
+            <w:webHidden/>
+          </w:rPr>
+          <w:fldChar w:fldCharType="separate"/>
+        </w:r>
+        <w:r>
+          <w:rPr>
+            <w:noProof/>
+            <w:webHidden/>
+          </w:rPr>
+          <w:t>17</w:t>
+        </w:r>
+        <w:r>
+          <w:rPr>
+            <w:noProof/>
+            <w:webHidden/>
+          </w:rPr>
+          <w:fldChar w:fldCharType="end"/>
+        </w:r>
+      </w:hyperlink>
+    </w:p>
+    <w:p>
+      <w:pPr>
+        <w:pStyle w:val="TableofFigures"/>
+        <w:tabs>
+          <w:tab w:val="right" w:leader="dot" w:pos="9062"/>
+        </w:tabs>
+        <w:rPr>
+          <w:rFonts w:asciiTheme="minorHAnsi" w:eastAsiaTheme="minorEastAsia" w:hAnsiTheme="minorHAnsi"/>
+          <w:noProof/>
+          <w:lang w:val="en-TR"/>
+        </w:rPr>
+      </w:pPr>
+      <w:hyperlink w:anchor="_Toc218806914" w:history="1">
+        <w:r>
+          <w:rPr>
+            <w:rStyle w:val="Hyperlink"/>
+            <w:rFonts w:cs="Times New Roman"/>
+            <w:noProof/>
+          </w:rPr>
+          <w:t>Tablo 8 - Eğitim-Test Veri Seti Özellikleri</w:t>
+        </w:r>
+        <w:r>
+          <w:rPr>
+            <w:noProof/>
+            <w:webHidden/>
+          </w:rPr>
+          <w:tab/>
+        </w:r>
+        <w:r>
+          <w:rPr>
+            <w:noProof/>
+            <w:webHidden/>
+          </w:rPr>
+          <w:fldChar w:fldCharType="begin"/>
+        </w:r>
+        <w:r>
+          <w:rPr>
+            <w:noProof/>
+            <w:webHidden/>
+          </w:rPr>
+          <w:instrText xml:space="preserve"> PAGEREF _Toc218806914 \h </w:instrText>
+        </w:r>
+        <w:r>
+          <w:rPr>
+            <w:noProof/>
+            <w:webHidden/>
+          </w:rPr>
+        </w:r>
+        <w:r>
+          <w:rPr>
+            <w:noProof/>
+            <w:webHidden/>
+          </w:rPr>
+          <w:fldChar w:fldCharType="separate"/>
+        </w:r>
+        <w:r>
+          <w:rPr>
+            <w:noProof/>
+            <w:webHidden/>
+          </w:rPr>
+          <w:t>19</w:t>
+        </w:r>
+        <w:r>
+          <w:rPr>
+            <w:noProof/>
+            <w:webHidden/>
+          </w:rPr>
+          <w:fldChar w:fldCharType="end"/>
+        </w:r>
+      </w:hyperlink>
+    </w:p>
+    <w:p>
+      <w:pPr>
+        <w:pStyle w:val="TableofFigures"/>
+        <w:tabs>
+          <w:tab w:val="right" w:leader="dot" w:pos="9062"/>
+        </w:tabs>
+        <w:rPr>
+          <w:rFonts w:asciiTheme="minorHAnsi" w:eastAsiaTheme="minorEastAsia" w:hAnsiTheme="minorHAnsi"/>
+          <w:noProof/>
+          <w:lang w:val="en-TR"/>
+        </w:rPr>
+      </w:pPr>
+      <w:hyperlink w:anchor="_Toc218806915" w:history="1">
+        <w:r>
+          <w:rPr>
+            <w:rStyle w:val="Hyperlink"/>
+            <w:rFonts w:cs="Times New Roman"/>
+            <w:noProof/>
+          </w:rPr>
+          <w:t>Tablo 9 - Lojistik Regresyon Eğitim Sonuçları</w:t>
+        </w:r>
+        <w:r>
+          <w:rPr>
+            <w:noProof/>
+            <w:webHidden/>
+          </w:rPr>
+          <w:tab/>
+        </w:r>
+        <w:r>
+          <w:rPr>
+            <w:noProof/>
+            <w:webHidden/>
+          </w:rPr>
+          <w:fldChar w:fldCharType="begin"/>
+        </w:r>
+        <w:r>
+          <w:rPr>
+            <w:noProof/>
+            <w:webHidden/>
+          </w:rPr>
+          <w:instrText xml:space="preserve"> PAGEREF _Toc218806915 \h </w:instrText>
         </w:r>
         <w:r>
           <w:rPr>
@@ -4882,14 +5771,14 @@
           <w:lang w:val="en-TR"/>
         </w:rPr>
       </w:pPr>
-      <w:hyperlink w:anchor="_Toc218461193" w:history="1">
+      <w:hyperlink w:anchor="_Toc218806916" w:history="1">
         <w:r>
           <w:rPr>
             <w:rStyle w:val="Hyperlink"/>
             <w:rFonts w:cs="Times New Roman"/>
             <w:noProof/>
           </w:rPr>
-          <w:t>Şekil 6 - Random Forest karışıklık matrisi heatmap</w:t>
+          <w:t>Tablo 10 - Lojistik Regresyon Sınıflandırma Metrikleri</w:t>
         </w:r>
         <w:r>
           <w:rPr>
@@ -4910,7 +5799,78 @@
             <w:noProof/>
             <w:webHidden/>
           </w:rPr>
-          <w:instrText xml:space="preserve"> PAGEREF _Toc218461193 \h </w:instrText>
+          <w:instrText xml:space="preserve"> PAGEREF _Toc218806916 \h </w:instrText>
+        </w:r>
+        <w:r>
+          <w:rPr>
+            <w:noProof/>
+            <w:webHidden/>
+          </w:rPr>
+        </w:r>
+        <w:r>
+          <w:rPr>
+            <w:noProof/>
+            <w:webHidden/>
+          </w:rPr>
+          <w:fldChar w:fldCharType="separate"/>
+        </w:r>
+        <w:r>
+          <w:rPr>
+            <w:noProof/>
+            <w:webHidden/>
+          </w:rPr>
+          <w:t>23</w:t>
+        </w:r>
+        <w:r>
+          <w:rPr>
+            <w:noProof/>
+            <w:webHidden/>
+          </w:rPr>
+          <w:fldChar w:fldCharType="end"/>
+        </w:r>
+      </w:hyperlink>
+    </w:p>
+    <w:p>
+      <w:pPr>
+        <w:pStyle w:val="TableofFigures"/>
+        <w:tabs>
+          <w:tab w:val="right" w:leader="dot" w:pos="9062"/>
+        </w:tabs>
+        <w:rPr>
+          <w:rFonts w:asciiTheme="minorHAnsi" w:eastAsiaTheme="minorEastAsia" w:hAnsiTheme="minorHAnsi"/>
+          <w:noProof/>
+          <w:lang w:val="en-TR"/>
+        </w:rPr>
+      </w:pPr>
+      <w:hyperlink w:anchor="_Toc218806917" w:history="1">
+        <w:r>
+          <w:rPr>
+            <w:rStyle w:val="Hyperlink"/>
+            <w:rFonts w:cs="Times New Roman"/>
+            <w:noProof/>
+          </w:rPr>
+          <w:t>Tablo 11 - Random Forest Eğitim Sonuçları</w:t>
+        </w:r>
+        <w:r>
+          <w:rPr>
+            <w:noProof/>
+            <w:webHidden/>
+          </w:rPr>
+          <w:tab/>
+        </w:r>
+        <w:r>
+          <w:rPr>
+            <w:noProof/>
+            <w:webHidden/>
+          </w:rPr>
+          <w:fldChar w:fldCharType="begin"/>
+        </w:r>
+        <w:r>
+          <w:rPr>
+            <w:noProof/>
+            <w:webHidden/>
+          </w:rPr>
+          <w:instrText xml:space="preserve"> PAGEREF _Toc218806917 \h </w:instrText>
         </w:r>
         <w:r>
           <w:rPr>
@@ -4953,14 +5913,14 @@
           <w:lang w:val="en-TR"/>
         </w:rPr>
       </w:pPr>
-      <w:hyperlink w:anchor="_Toc218461194" w:history="1">
+      <w:hyperlink w:anchor="_Toc218806918" w:history="1">
         <w:r>
           <w:rPr>
             <w:rStyle w:val="Hyperlink"/>
             <w:rFonts w:cs="Times New Roman"/>
             <w:noProof/>
           </w:rPr>
-          <w:t>Şekil 7 - Lojistik Regresyon vs Random Forest karşılaştırma grafikleri</w:t>
+          <w:t>Tablo 12 - Random Forest Sınıflandırma Metrikleri</w:t>
         </w:r>
         <w:r>
           <w:rPr>
@@ -4981,7 +5941,78 @@
             <w:noProof/>
             <w:webHidden/>
           </w:rPr>
-          <w:instrText xml:space="preserve"> PAGEREF _Toc218461194 \h </w:instrText>
+          <w:instrText xml:space="preserve"> PAGEREF _Toc218806918 \h </w:instrText>
+        </w:r>
+        <w:r>
+          <w:rPr>
+            <w:noProof/>
+            <w:webHidden/>
+          </w:rPr>
+        </w:r>
+        <w:r>
+          <w:rPr>
+            <w:noProof/>
+            <w:webHidden/>
+          </w:rPr>
+          <w:fldChar w:fldCharType="separate"/>
+        </w:r>
+        <w:r>
+          <w:rPr>
+            <w:noProof/>
+            <w:webHidden/>
+          </w:rPr>
+          <w:t>27</w:t>
+        </w:r>
+        <w:r>
+          <w:rPr>
+            <w:noProof/>
+            <w:webHidden/>
+          </w:rPr>
+          <w:fldChar w:fldCharType="end"/>
+        </w:r>
+      </w:hyperlink>
+    </w:p>
+    <w:p>
+      <w:pPr>
+        <w:pStyle w:val="TableofFigures"/>
+        <w:tabs>
+          <w:tab w:val="right" w:leader="dot" w:pos="9062"/>
+        </w:tabs>
+        <w:rPr>
+          <w:rFonts w:asciiTheme="minorHAnsi" w:eastAsiaTheme="minorEastAsia" w:hAnsiTheme="minorHAnsi"/>
+          <w:noProof/>
+          <w:lang w:val="en-TR"/>
+        </w:rPr>
+      </w:pPr>
+      <w:hyperlink w:anchor="_Toc218806919" w:history="1">
+        <w:r>
+          <w:rPr>
+            <w:rStyle w:val="Hyperlink"/>
+            <w:rFonts w:cs="Times New Roman"/>
+            <w:noProof/>
+          </w:rPr>
+          <w:t>Tablo 13 - Model Performans Karşılaştırması</w:t>
+        </w:r>
+        <w:r>
+          <w:rPr>
+            <w:noProof/>
+            <w:webHidden/>
+          </w:rPr>
+          <w:tab/>
+        </w:r>
+        <w:r>
+          <w:rPr>
+            <w:noProof/>
+            <w:webHidden/>
+          </w:rPr>
+          <w:fldChar w:fldCharType="begin"/>
+        </w:r>
+        <w:r>
+          <w:rPr>
+            <w:noProof/>
+            <w:webHidden/>
+          </w:rPr>
+          <w:instrText xml:space="preserve"> PAGEREF _Toc218806919 \h </w:instrText>
         </w:r>
         <w:r>
           <w:rPr>
@@ -5014,987 +6045,6 @@
     </w:p>
     <w:p>
       <w:pPr>
-        <w:jc w:val="left"/>
-        <w:rPr>
-          <w:rFonts w:cs="Times New Roman"/>
-        </w:rPr>
-      </w:pPr>
-      <w:r>
-        <w:rPr>
-          <w:rFonts w:cs="Times New Roman"/>
-        </w:rPr>
-        <w:fldChar w:fldCharType="end"/>
-      </w:r>
-    </w:p>
-    <w:p>
-      <w:pPr>
-        <w:pStyle w:val="Heading1"/>
-        <w:rPr>
-          <w:rFonts w:cs="Times New Roman"/>
-          <w:b/>
-          <w:bCs/>
-          <w:color w:val="000000" w:themeColor="text1"/>
-          <w:sz w:val="32"/>
-          <w:szCs w:val="32"/>
-        </w:rPr>
-      </w:pPr>
-      <w:bookmarkStart w:id="5" w:name="_Toc218781789"/>
-      <w:r>
-        <w:rPr>
-          <w:rFonts w:cs="Times New Roman"/>
-          <w:b/>
-          <w:bCs/>
-          <w:color w:val="000000" w:themeColor="text1"/>
-          <w:sz w:val="32"/>
-          <w:szCs w:val="32"/>
-        </w:rPr>
-        <w:t>Tablo Listesi</w:t>
-      </w:r>
-      <w:bookmarkEnd w:id="5"/>
-    </w:p>
-    <w:p>
-      <w:pPr>
-        <w:pStyle w:val="TableofFigures"/>
-        <w:tabs>
-          <w:tab w:val="right" w:leader="dot" w:pos="9062"/>
-        </w:tabs>
-        <w:rPr>
-          <w:rFonts w:asciiTheme="minorHAnsi" w:eastAsiaTheme="minorEastAsia" w:hAnsiTheme="minorHAnsi"/>
-          <w:noProof/>
-          <w:lang w:val="en-TR"/>
-        </w:rPr>
-      </w:pPr>
-      <w:r>
-        <w:rPr>
-          <w:rFonts w:cs="Times New Roman"/>
-        </w:rPr>
-        <w:fldChar w:fldCharType="begin"/>
-      </w:r>
-      <w:r>
-        <w:rPr>
-          <w:rFonts w:cs="Times New Roman"/>
-        </w:rPr>
-        <w:instrText xml:space="preserve"> TOC \h \z \c "Tablo" </w:instrText>
-      </w:r>
-      <w:r>
-        <w:rPr>
-          <w:rFonts w:cs="Times New Roman"/>
-        </w:rPr>
-        <w:fldChar w:fldCharType="separate"/>
-      </w:r>
-      <w:hyperlink w:anchor="_Toc218461195" w:history="1">
-        <w:r>
-          <w:rPr>
-            <w:rStyle w:val="Hyperlink"/>
-            <w:rFonts w:cs="Times New Roman"/>
-            <w:noProof/>
-          </w:rPr>
-          <w:t>Tablo 1 - Veri Setindeki Değişkenler ve Özellikleri</w:t>
-        </w:r>
-        <w:r>
-          <w:rPr>
-            <w:noProof/>
-            <w:webHidden/>
-          </w:rPr>
-          <w:tab/>
-        </w:r>
-        <w:r>
-          <w:rPr>
-            <w:noProof/>
-            <w:webHidden/>
-          </w:rPr>
-          <w:fldChar w:fldCharType="begin"/>
-        </w:r>
-        <w:r>
-          <w:rPr>
-            <w:noProof/>
-            <w:webHidden/>
-          </w:rPr>
-          <w:instrText xml:space="preserve"> PAGEREF _Toc218461195 \h </w:instrText>
-        </w:r>
-        <w:r>
-          <w:rPr>
-            <w:noProof/>
-            <w:webHidden/>
-          </w:rPr>
-        </w:r>
-        <w:r>
-          <w:rPr>
-            <w:noProof/>
-            <w:webHidden/>
-          </w:rPr>
-          <w:fldChar w:fldCharType="separate"/>
-        </w:r>
-        <w:r>
-          <w:rPr>
-            <w:noProof/>
-            <w:webHidden/>
-          </w:rPr>
-          <w:t>6</w:t>
-        </w:r>
-        <w:r>
-          <w:rPr>
-            <w:noProof/>
-            <w:webHidden/>
-          </w:rPr>
-          <w:fldChar w:fldCharType="end"/>
-        </w:r>
-      </w:hyperlink>
-    </w:p>
-    <w:p>
-      <w:pPr>
-        <w:pStyle w:val="TableofFigures"/>
-        <w:tabs>
-          <w:tab w:val="right" w:leader="dot" w:pos="9062"/>
-        </w:tabs>
-        <w:rPr>
-          <w:rFonts w:asciiTheme="minorHAnsi" w:eastAsiaTheme="minorEastAsia" w:hAnsiTheme="minorHAnsi"/>
-          <w:noProof/>
-          <w:lang w:val="en-TR"/>
-        </w:rPr>
-      </w:pPr>
-      <w:hyperlink w:anchor="_Toc218461196" w:history="1">
-        <w:r>
-          <w:rPr>
-            <w:rStyle w:val="Hyperlink"/>
-            <w:rFonts w:cs="Times New Roman"/>
-            <w:noProof/>
-          </w:rPr>
-          <w:t>Tablo 2 - Sayısal Değişkenlerin İstatistiksel Özeti</w:t>
-        </w:r>
-        <w:r>
-          <w:rPr>
-            <w:noProof/>
-            <w:webHidden/>
-          </w:rPr>
-          <w:tab/>
-        </w:r>
-        <w:r>
-          <w:rPr>
-            <w:noProof/>
-            <w:webHidden/>
-          </w:rPr>
-          <w:fldChar w:fldCharType="begin"/>
-        </w:r>
-        <w:r>
-          <w:rPr>
-            <w:noProof/>
-            <w:webHidden/>
-          </w:rPr>
-          <w:instrText xml:space="preserve"> PAGEREF _Toc218461196 \h </w:instrText>
-        </w:r>
-        <w:r>
-          <w:rPr>
-            <w:noProof/>
-            <w:webHidden/>
-          </w:rPr>
-        </w:r>
-        <w:r>
-          <w:rPr>
-            <w:noProof/>
-            <w:webHidden/>
-          </w:rPr>
-          <w:fldChar w:fldCharType="separate"/>
-        </w:r>
-        <w:r>
-          <w:rPr>
-            <w:noProof/>
-            <w:webHidden/>
-          </w:rPr>
-          <w:t>7</w:t>
-        </w:r>
-        <w:r>
-          <w:rPr>
-            <w:noProof/>
-            <w:webHidden/>
-          </w:rPr>
-          <w:fldChar w:fldCharType="end"/>
-        </w:r>
-      </w:hyperlink>
-    </w:p>
-    <w:p>
-      <w:pPr>
-        <w:pStyle w:val="TableofFigures"/>
-        <w:tabs>
-          <w:tab w:val="right" w:leader="dot" w:pos="9062"/>
-        </w:tabs>
-        <w:rPr>
-          <w:rFonts w:asciiTheme="minorHAnsi" w:eastAsiaTheme="minorEastAsia" w:hAnsiTheme="minorHAnsi"/>
-          <w:noProof/>
-          <w:lang w:val="en-TR"/>
-        </w:rPr>
-      </w:pPr>
-      <w:hyperlink w:anchor="_Toc218461197" w:history="1">
-        <w:r>
-          <w:rPr>
-            <w:rStyle w:val="Hyperlink"/>
-            <w:rFonts w:cs="Times New Roman"/>
-            <w:noProof/>
-          </w:rPr>
-          <w:t>Tablo 3 - Hedef Değişken Sınıf Dağılımı</w:t>
-        </w:r>
-        <w:r>
-          <w:rPr>
-            <w:noProof/>
-            <w:webHidden/>
-          </w:rPr>
-          <w:tab/>
-        </w:r>
-        <w:r>
-          <w:rPr>
-            <w:noProof/>
-            <w:webHidden/>
-          </w:rPr>
-          <w:fldChar w:fldCharType="begin"/>
-        </w:r>
-        <w:r>
-          <w:rPr>
-            <w:noProof/>
-            <w:webHidden/>
-          </w:rPr>
-          <w:instrText xml:space="preserve"> PAGEREF _Toc218461197 \h </w:instrText>
-        </w:r>
-        <w:r>
-          <w:rPr>
-            <w:noProof/>
-            <w:webHidden/>
-          </w:rPr>
-        </w:r>
-        <w:r>
-          <w:rPr>
-            <w:noProof/>
-            <w:webHidden/>
-          </w:rPr>
-          <w:fldChar w:fldCharType="separate"/>
-        </w:r>
-        <w:r>
-          <w:rPr>
-            <w:noProof/>
-            <w:webHidden/>
-          </w:rPr>
-          <w:t>9</w:t>
-        </w:r>
-        <w:r>
-          <w:rPr>
-            <w:noProof/>
-            <w:webHidden/>
-          </w:rPr>
-          <w:fldChar w:fldCharType="end"/>
-        </w:r>
-      </w:hyperlink>
-    </w:p>
-    <w:p>
-      <w:pPr>
-        <w:pStyle w:val="TableofFigures"/>
-        <w:tabs>
-          <w:tab w:val="right" w:leader="dot" w:pos="9062"/>
-        </w:tabs>
-        <w:rPr>
-          <w:rFonts w:asciiTheme="minorHAnsi" w:eastAsiaTheme="minorEastAsia" w:hAnsiTheme="minorHAnsi"/>
-          <w:noProof/>
-          <w:lang w:val="en-TR"/>
-        </w:rPr>
-      </w:pPr>
-      <w:hyperlink w:anchor="_Toc218461198" w:history="1">
-        <w:r>
-          <w:rPr>
-            <w:rStyle w:val="Hyperlink"/>
-            <w:rFonts w:cs="Times New Roman"/>
-            <w:noProof/>
-          </w:rPr>
-          <w:t>Tablo 4 - Değişkenlere Göre Eksik Değer Analizi</w:t>
-        </w:r>
-        <w:r>
-          <w:rPr>
-            <w:noProof/>
-            <w:webHidden/>
-          </w:rPr>
-          <w:tab/>
-        </w:r>
-        <w:r>
-          <w:rPr>
-            <w:noProof/>
-            <w:webHidden/>
-          </w:rPr>
-          <w:fldChar w:fldCharType="begin"/>
-        </w:r>
-        <w:r>
-          <w:rPr>
-            <w:noProof/>
-            <w:webHidden/>
-          </w:rPr>
-          <w:instrText xml:space="preserve"> PAGEREF _Toc218461198 \h </w:instrText>
-        </w:r>
-        <w:r>
-          <w:rPr>
-            <w:noProof/>
-            <w:webHidden/>
-          </w:rPr>
-        </w:r>
-        <w:r>
-          <w:rPr>
-            <w:noProof/>
-            <w:webHidden/>
-          </w:rPr>
-          <w:fldChar w:fldCharType="separate"/>
-        </w:r>
-        <w:r>
-          <w:rPr>
-            <w:noProof/>
-            <w:webHidden/>
-          </w:rPr>
-          <w:t>11</w:t>
-        </w:r>
-        <w:r>
-          <w:rPr>
-            <w:noProof/>
-            <w:webHidden/>
-          </w:rPr>
-          <w:fldChar w:fldCharType="end"/>
-        </w:r>
-      </w:hyperlink>
-    </w:p>
-    <w:p>
-      <w:pPr>
-        <w:pStyle w:val="TableofFigures"/>
-        <w:tabs>
-          <w:tab w:val="right" w:leader="dot" w:pos="9062"/>
-        </w:tabs>
-        <w:rPr>
-          <w:rFonts w:asciiTheme="minorHAnsi" w:eastAsiaTheme="minorEastAsia" w:hAnsiTheme="minorHAnsi"/>
-          <w:noProof/>
-          <w:lang w:val="en-TR"/>
-        </w:rPr>
-      </w:pPr>
-      <w:hyperlink w:anchor="_Toc218461199" w:history="1">
-        <w:r>
-          <w:rPr>
-            <w:rStyle w:val="Hyperlink"/>
-            <w:rFonts w:cs="Times New Roman"/>
-            <w:noProof/>
-          </w:rPr>
-          <w:t>Tablo 5 - Shapiro-Wilk Normallik Test Sonuçları</w:t>
-        </w:r>
-        <w:r>
-          <w:rPr>
-            <w:noProof/>
-            <w:webHidden/>
-          </w:rPr>
-          <w:tab/>
-        </w:r>
-        <w:r>
-          <w:rPr>
-            <w:noProof/>
-            <w:webHidden/>
-          </w:rPr>
-          <w:fldChar w:fldCharType="begin"/>
-        </w:r>
-        <w:r>
-          <w:rPr>
-            <w:noProof/>
-            <w:webHidden/>
-          </w:rPr>
-          <w:instrText xml:space="preserve"> PAGEREF _Toc218461199 \h </w:instrText>
-        </w:r>
-        <w:r>
-          <w:rPr>
-            <w:noProof/>
-            <w:webHidden/>
-          </w:rPr>
-        </w:r>
-        <w:r>
-          <w:rPr>
-            <w:noProof/>
-            <w:webHidden/>
-          </w:rPr>
-          <w:fldChar w:fldCharType="separate"/>
-        </w:r>
-        <w:r>
-          <w:rPr>
-            <w:noProof/>
-            <w:webHidden/>
-          </w:rPr>
-          <w:t>14</w:t>
-        </w:r>
-        <w:r>
-          <w:rPr>
-            <w:noProof/>
-            <w:webHidden/>
-          </w:rPr>
-          <w:fldChar w:fldCharType="end"/>
-        </w:r>
-      </w:hyperlink>
-    </w:p>
-    <w:p>
-      <w:pPr>
-        <w:pStyle w:val="TableofFigures"/>
-        <w:tabs>
-          <w:tab w:val="right" w:leader="dot" w:pos="9062"/>
-        </w:tabs>
-        <w:rPr>
-          <w:rFonts w:asciiTheme="minorHAnsi" w:eastAsiaTheme="minorEastAsia" w:hAnsiTheme="minorHAnsi"/>
-          <w:noProof/>
-          <w:lang w:val="en-TR"/>
-        </w:rPr>
-      </w:pPr>
-      <w:hyperlink w:anchor="_Toc218461200" w:history="1">
-        <w:r>
-          <w:rPr>
-            <w:rStyle w:val="Hyperlink"/>
-            <w:rFonts w:cs="Times New Roman"/>
-            <w:noProof/>
-          </w:rPr>
-          <w:t>Tablo 6 - Hedef Değişken Özellikleri</w:t>
-        </w:r>
-        <w:r>
-          <w:rPr>
-            <w:noProof/>
-            <w:webHidden/>
-          </w:rPr>
-          <w:tab/>
-        </w:r>
-        <w:r>
-          <w:rPr>
-            <w:noProof/>
-            <w:webHidden/>
-          </w:rPr>
-          <w:fldChar w:fldCharType="begin"/>
-        </w:r>
-        <w:r>
-          <w:rPr>
-            <w:noProof/>
-            <w:webHidden/>
-          </w:rPr>
-          <w:instrText xml:space="preserve"> PAGEREF _Toc218461200 \h </w:instrText>
-        </w:r>
-        <w:r>
-          <w:rPr>
-            <w:noProof/>
-            <w:webHidden/>
-          </w:rPr>
-        </w:r>
-        <w:r>
-          <w:rPr>
-            <w:noProof/>
-            <w:webHidden/>
-          </w:rPr>
-          <w:fldChar w:fldCharType="separate"/>
-        </w:r>
-        <w:r>
-          <w:rPr>
-            <w:noProof/>
-            <w:webHidden/>
-          </w:rPr>
-          <w:t>15</w:t>
-        </w:r>
-        <w:r>
-          <w:rPr>
-            <w:noProof/>
-            <w:webHidden/>
-          </w:rPr>
-          <w:fldChar w:fldCharType="end"/>
-        </w:r>
-      </w:hyperlink>
-    </w:p>
-    <w:p>
-      <w:pPr>
-        <w:pStyle w:val="TableofFigures"/>
-        <w:tabs>
-          <w:tab w:val="right" w:leader="dot" w:pos="9062"/>
-        </w:tabs>
-        <w:rPr>
-          <w:rFonts w:asciiTheme="minorHAnsi" w:eastAsiaTheme="minorEastAsia" w:hAnsiTheme="minorHAnsi"/>
-          <w:noProof/>
-          <w:lang w:val="en-TR"/>
-        </w:rPr>
-      </w:pPr>
-      <w:hyperlink w:anchor="_Toc218461201" w:history="1">
-        <w:r>
-          <w:rPr>
-            <w:rStyle w:val="Hyperlink"/>
-            <w:rFonts w:cs="Times New Roman"/>
-            <w:noProof/>
-          </w:rPr>
-          <w:t>Tablo 7 - Bağımsız Değişkenler (Özellikler) Listesi</w:t>
-        </w:r>
-        <w:r>
-          <w:rPr>
-            <w:noProof/>
-            <w:webHidden/>
-          </w:rPr>
-          <w:tab/>
-        </w:r>
-        <w:r>
-          <w:rPr>
-            <w:noProof/>
-            <w:webHidden/>
-          </w:rPr>
-          <w:fldChar w:fldCharType="begin"/>
-        </w:r>
-        <w:r>
-          <w:rPr>
-            <w:noProof/>
-            <w:webHidden/>
-          </w:rPr>
-          <w:instrText xml:space="preserve"> PAGEREF _Toc218461201 \h </w:instrText>
-        </w:r>
-        <w:r>
-          <w:rPr>
-            <w:noProof/>
-            <w:webHidden/>
-          </w:rPr>
-        </w:r>
-        <w:r>
-          <w:rPr>
-            <w:noProof/>
-            <w:webHidden/>
-          </w:rPr>
-          <w:fldChar w:fldCharType="separate"/>
-        </w:r>
-        <w:r>
-          <w:rPr>
-            <w:noProof/>
-            <w:webHidden/>
-          </w:rPr>
-          <w:t>16</w:t>
-        </w:r>
-        <w:r>
-          <w:rPr>
-            <w:noProof/>
-            <w:webHidden/>
-          </w:rPr>
-          <w:fldChar w:fldCharType="end"/>
-        </w:r>
-      </w:hyperlink>
-    </w:p>
-    <w:p>
-      <w:pPr>
-        <w:pStyle w:val="TableofFigures"/>
-        <w:tabs>
-          <w:tab w:val="right" w:leader="dot" w:pos="9062"/>
-        </w:tabs>
-        <w:rPr>
-          <w:rFonts w:asciiTheme="minorHAnsi" w:eastAsiaTheme="minorEastAsia" w:hAnsiTheme="minorHAnsi"/>
-          <w:noProof/>
-          <w:lang w:val="en-TR"/>
-        </w:rPr>
-      </w:pPr>
-      <w:hyperlink w:anchor="_Toc218461202" w:history="1">
-        <w:r>
-          <w:rPr>
-            <w:rStyle w:val="Hyperlink"/>
-            <w:rFonts w:cs="Times New Roman"/>
-            <w:noProof/>
-          </w:rPr>
-          <w:t>Tablo 8 - Eğitim-Test Veri Seti Özellikleri</w:t>
-        </w:r>
-        <w:r>
-          <w:rPr>
-            <w:noProof/>
-            <w:webHidden/>
-          </w:rPr>
-          <w:tab/>
-        </w:r>
-        <w:r>
-          <w:rPr>
-            <w:noProof/>
-            <w:webHidden/>
-          </w:rPr>
-          <w:fldChar w:fldCharType="begin"/>
-        </w:r>
-        <w:r>
-          <w:rPr>
-            <w:noProof/>
-            <w:webHidden/>
-          </w:rPr>
-          <w:instrText xml:space="preserve"> PAGEREF _Toc218461202 \h </w:instrText>
-        </w:r>
-        <w:r>
-          <w:rPr>
-            <w:noProof/>
-            <w:webHidden/>
-          </w:rPr>
-        </w:r>
-        <w:r>
-          <w:rPr>
-            <w:noProof/>
-            <w:webHidden/>
-          </w:rPr>
-          <w:fldChar w:fldCharType="separate"/>
-        </w:r>
-        <w:r>
-          <w:rPr>
-            <w:noProof/>
-            <w:webHidden/>
-          </w:rPr>
-          <w:t>18</w:t>
-        </w:r>
-        <w:r>
-          <w:rPr>
-            <w:noProof/>
-            <w:webHidden/>
-          </w:rPr>
-          <w:fldChar w:fldCharType="end"/>
-        </w:r>
-      </w:hyperlink>
-    </w:p>
-    <w:p>
-      <w:pPr>
-        <w:pStyle w:val="TableofFigures"/>
-        <w:tabs>
-          <w:tab w:val="right" w:leader="dot" w:pos="9062"/>
-        </w:tabs>
-        <w:rPr>
-          <w:rFonts w:asciiTheme="minorHAnsi" w:eastAsiaTheme="minorEastAsia" w:hAnsiTheme="minorHAnsi"/>
-          <w:noProof/>
-          <w:lang w:val="en-TR"/>
-        </w:rPr>
-      </w:pPr>
-      <w:hyperlink w:anchor="_Toc218461203" w:history="1">
-        <w:r>
-          <w:rPr>
-            <w:rStyle w:val="Hyperlink"/>
-            <w:rFonts w:cs="Times New Roman"/>
-            <w:noProof/>
-          </w:rPr>
-          <w:t>Tablo 9 - Lojistik Regresyon Eğitim Sonuçları</w:t>
-        </w:r>
-        <w:r>
-          <w:rPr>
-            <w:noProof/>
-            <w:webHidden/>
-          </w:rPr>
-          <w:tab/>
-        </w:r>
-        <w:r>
-          <w:rPr>
-            <w:noProof/>
-            <w:webHidden/>
-          </w:rPr>
-          <w:fldChar w:fldCharType="begin"/>
-        </w:r>
-        <w:r>
-          <w:rPr>
-            <w:noProof/>
-            <w:webHidden/>
-          </w:rPr>
-          <w:instrText xml:space="preserve"> PAGEREF _Toc218461203 \h </w:instrText>
-        </w:r>
-        <w:r>
-          <w:rPr>
-            <w:noProof/>
-            <w:webHidden/>
-          </w:rPr>
-        </w:r>
-        <w:r>
-          <w:rPr>
-            <w:noProof/>
-            <w:webHidden/>
-          </w:rPr>
-          <w:fldChar w:fldCharType="separate"/>
-        </w:r>
-        <w:r>
-          <w:rPr>
-            <w:noProof/>
-            <w:webHidden/>
-          </w:rPr>
-          <w:t>20</w:t>
-        </w:r>
-        <w:r>
-          <w:rPr>
-            <w:noProof/>
-            <w:webHidden/>
-          </w:rPr>
-          <w:fldChar w:fldCharType="end"/>
-        </w:r>
-      </w:hyperlink>
-    </w:p>
-    <w:p>
-      <w:pPr>
-        <w:pStyle w:val="TableofFigures"/>
-        <w:tabs>
-          <w:tab w:val="right" w:leader="dot" w:pos="9062"/>
-        </w:tabs>
-        <w:rPr>
-          <w:rFonts w:asciiTheme="minorHAnsi" w:eastAsiaTheme="minorEastAsia" w:hAnsiTheme="minorHAnsi"/>
-          <w:noProof/>
-          <w:lang w:val="en-TR"/>
-        </w:rPr>
-      </w:pPr>
-      <w:hyperlink w:anchor="_Toc218461204" w:history="1">
-        <w:r>
-          <w:rPr>
-            <w:rStyle w:val="Hyperlink"/>
-            <w:rFonts w:cs="Times New Roman"/>
-            <w:noProof/>
-          </w:rPr>
-          <w:t>Tablo 10 - Lojistik Regresyon Sınıflandırma Metrikleri</w:t>
-        </w:r>
-        <w:r>
-          <w:rPr>
-            <w:noProof/>
-            <w:webHidden/>
-          </w:rPr>
-          <w:tab/>
-        </w:r>
-        <w:r>
-          <w:rPr>
-            <w:noProof/>
-            <w:webHidden/>
-          </w:rPr>
-          <w:fldChar w:fldCharType="begin"/>
-        </w:r>
-        <w:r>
-          <w:rPr>
-            <w:noProof/>
-            <w:webHidden/>
-          </w:rPr>
-          <w:instrText xml:space="preserve"> PAGEREF _Toc218461204 \h </w:instrText>
-        </w:r>
-        <w:r>
-          <w:rPr>
-            <w:noProof/>
-            <w:webHidden/>
-          </w:rPr>
-        </w:r>
-        <w:r>
-          <w:rPr>
-            <w:noProof/>
-            <w:webHidden/>
-          </w:rPr>
-          <w:fldChar w:fldCharType="separate"/>
-        </w:r>
-        <w:r>
-          <w:rPr>
-            <w:noProof/>
-            <w:webHidden/>
-          </w:rPr>
-          <w:t>22</w:t>
-        </w:r>
-        <w:r>
-          <w:rPr>
-            <w:noProof/>
-            <w:webHidden/>
-          </w:rPr>
-          <w:fldChar w:fldCharType="end"/>
-        </w:r>
-      </w:hyperlink>
-    </w:p>
-    <w:p>
-      <w:pPr>
-        <w:pStyle w:val="TableofFigures"/>
-        <w:tabs>
-          <w:tab w:val="right" w:leader="dot" w:pos="9062"/>
-        </w:tabs>
-        <w:rPr>
-          <w:rFonts w:asciiTheme="minorHAnsi" w:eastAsiaTheme="minorEastAsia" w:hAnsiTheme="minorHAnsi"/>
-          <w:noProof/>
-          <w:lang w:val="en-TR"/>
-        </w:rPr>
-      </w:pPr>
-      <w:hyperlink w:anchor="_Toc218461205" w:history="1">
-        <w:r>
-          <w:rPr>
-            <w:rStyle w:val="Hyperlink"/>
-            <w:rFonts w:cs="Times New Roman"/>
-            <w:noProof/>
-          </w:rPr>
-          <w:t>Tablo 11 - Random Forest Eğitim Sonuçları</w:t>
-        </w:r>
-        <w:r>
-          <w:rPr>
-            <w:noProof/>
-            <w:webHidden/>
-          </w:rPr>
-          <w:tab/>
-        </w:r>
-        <w:r>
-          <w:rPr>
-            <w:noProof/>
-            <w:webHidden/>
-          </w:rPr>
-          <w:fldChar w:fldCharType="begin"/>
-        </w:r>
-        <w:r>
-          <w:rPr>
-            <w:noProof/>
-            <w:webHidden/>
-          </w:rPr>
-          <w:instrText xml:space="preserve"> PAGEREF _Toc218461205 \h </w:instrText>
-        </w:r>
-        <w:r>
-          <w:rPr>
-            <w:noProof/>
-            <w:webHidden/>
-          </w:rPr>
-        </w:r>
-        <w:r>
-          <w:rPr>
-            <w:noProof/>
-            <w:webHidden/>
-          </w:rPr>
-          <w:fldChar w:fldCharType="separate"/>
-        </w:r>
-        <w:r>
-          <w:rPr>
-            <w:noProof/>
-            <w:webHidden/>
-          </w:rPr>
-          <w:t>24</w:t>
-        </w:r>
-        <w:r>
-          <w:rPr>
-            <w:noProof/>
-            <w:webHidden/>
-          </w:rPr>
-          <w:fldChar w:fldCharType="end"/>
-        </w:r>
-      </w:hyperlink>
-    </w:p>
-    <w:p>
-      <w:pPr>
-        <w:pStyle w:val="TableofFigures"/>
-        <w:tabs>
-          <w:tab w:val="right" w:leader="dot" w:pos="9062"/>
-        </w:tabs>
-        <w:rPr>
-          <w:rFonts w:asciiTheme="minorHAnsi" w:eastAsiaTheme="minorEastAsia" w:hAnsiTheme="minorHAnsi"/>
-          <w:noProof/>
-          <w:lang w:val="en-TR"/>
-        </w:rPr>
-      </w:pPr>
-      <w:hyperlink w:anchor="_Toc218461206" w:history="1">
-        <w:r>
-          <w:rPr>
-            <w:rStyle w:val="Hyperlink"/>
-            <w:rFonts w:cs="Times New Roman"/>
-            <w:noProof/>
-          </w:rPr>
-          <w:t>Tablo 12 - Random Forest Sınıflandırma Metrikleri</w:t>
-        </w:r>
-        <w:r>
-          <w:rPr>
-            <w:noProof/>
-            <w:webHidden/>
-          </w:rPr>
-          <w:tab/>
-        </w:r>
-        <w:r>
-          <w:rPr>
-            <w:noProof/>
-            <w:webHidden/>
-          </w:rPr>
-          <w:fldChar w:fldCharType="begin"/>
-        </w:r>
-        <w:r>
-          <w:rPr>
-            <w:noProof/>
-            <w:webHidden/>
-          </w:rPr>
-          <w:instrText xml:space="preserve"> PAGEREF _Toc218461206 \h </w:instrText>
-        </w:r>
-        <w:r>
-          <w:rPr>
-            <w:noProof/>
-            <w:webHidden/>
-          </w:rPr>
-        </w:r>
-        <w:r>
-          <w:rPr>
-            <w:noProof/>
-            <w:webHidden/>
-          </w:rPr>
-          <w:fldChar w:fldCharType="separate"/>
-        </w:r>
-        <w:r>
-          <w:rPr>
-            <w:noProof/>
-            <w:webHidden/>
-          </w:rPr>
-          <w:t>26</w:t>
-        </w:r>
-        <w:r>
-          <w:rPr>
-            <w:noProof/>
-            <w:webHidden/>
-          </w:rPr>
-          <w:fldChar w:fldCharType="end"/>
-        </w:r>
-      </w:hyperlink>
-    </w:p>
-    <w:p>
-      <w:pPr>
-        <w:pStyle w:val="TableofFigures"/>
-        <w:tabs>
-          <w:tab w:val="right" w:leader="dot" w:pos="9062"/>
-        </w:tabs>
-        <w:rPr>
-          <w:rFonts w:asciiTheme="minorHAnsi" w:eastAsiaTheme="minorEastAsia" w:hAnsiTheme="minorHAnsi"/>
-          <w:noProof/>
-          <w:lang w:val="en-TR"/>
-        </w:rPr>
-      </w:pPr>
-      <w:hyperlink w:anchor="_Toc218461207" w:history="1">
-        <w:r>
-          <w:rPr>
-            <w:rStyle w:val="Hyperlink"/>
-            <w:rFonts w:cs="Times New Roman"/>
-            <w:noProof/>
-          </w:rPr>
-          <w:t>Tablo 13 - Model Performans Karşılaştırması</w:t>
-        </w:r>
-        <w:r>
-          <w:rPr>
-            <w:noProof/>
-            <w:webHidden/>
-          </w:rPr>
-          <w:tab/>
-        </w:r>
-        <w:r>
-          <w:rPr>
-            <w:noProof/>
-            <w:webHidden/>
-          </w:rPr>
-          <w:fldChar w:fldCharType="begin"/>
-        </w:r>
-        <w:r>
-          <w:rPr>
-            <w:noProof/>
-            <w:webHidden/>
-          </w:rPr>
-          <w:instrText xml:space="preserve"> PAGEREF _Toc218461207 \h </w:instrText>
-        </w:r>
-        <w:r>
-          <w:rPr>
-            <w:noProof/>
-            <w:webHidden/>
-          </w:rPr>
-        </w:r>
-        <w:r>
-          <w:rPr>
-            <w:noProof/>
-            <w:webHidden/>
-          </w:rPr>
-          <w:fldChar w:fldCharType="separate"/>
-        </w:r>
-        <w:r>
-          <w:rPr>
-            <w:noProof/>
-            <w:webHidden/>
-          </w:rPr>
-          <w:t>27</w:t>
-        </w:r>
-        <w:r>
-          <w:rPr>
-            <w:noProof/>
-            <w:webHidden/>
-          </w:rPr>
-          <w:fldChar w:fldCharType="end"/>
-        </w:r>
-      </w:hyperlink>
-    </w:p>
-    <w:p>
-      <w:pPr>
         <w:rPr>
           <w:rFonts w:cs="Times New Roman"/>
         </w:rPr>
@@ -6031,7 +6081,7 @@
           <w:szCs w:val="32"/>
         </w:rPr>
       </w:pPr>
-      <w:bookmarkStart w:id="6" w:name="_Toc218781790"/>
+      <w:bookmarkStart w:id="6" w:name="_Toc218806827"/>
       <w:r>
         <w:rPr>
           <w:rFonts w:cs="Times New Roman"/>
@@ -6081,7 +6131,7 @@
           <w:szCs w:val="32"/>
         </w:rPr>
       </w:pPr>
-      <w:bookmarkStart w:id="7" w:name="_Toc218781791"/>
+      <w:bookmarkStart w:id="7" w:name="_Toc218806828"/>
       <w:r>
         <w:rPr>
           <w:b/>
@@ -6162,7 +6212,7 @@
           <w:szCs w:val="32"/>
         </w:rPr>
       </w:pPr>
-      <w:bookmarkStart w:id="8" w:name="_Toc218781792"/>
+      <w:bookmarkStart w:id="8" w:name="_Toc218806829"/>
       <w:r>
         <w:rPr>
           <w:rFonts w:cs="Times New Roman"/>
@@ -6203,7 +6253,7 @@
           <w:szCs w:val="28"/>
         </w:rPr>
       </w:pPr>
-      <w:bookmarkStart w:id="9" w:name="_Toc218781793"/>
+      <w:bookmarkStart w:id="9" w:name="_Toc218806830"/>
       <w:r>
         <w:rPr>
           <w:rFonts w:cs="Times New Roman"/>
@@ -6316,7 +6366,7 @@
           <w:szCs w:val="28"/>
         </w:rPr>
       </w:pPr>
-      <w:bookmarkStart w:id="10" w:name="_Toc218781794"/>
+      <w:bookmarkStart w:id="10" w:name="_Toc218806831"/>
       <w:r>
         <w:rPr>
           <w:rFonts w:cs="Times New Roman"/>
@@ -6513,7 +6563,7 @@
           <w:szCs w:val="28"/>
         </w:rPr>
       </w:pPr>
-      <w:bookmarkStart w:id="11" w:name="_Toc218781795"/>
+      <w:bookmarkStart w:id="11" w:name="_Toc218806832"/>
       <w:r>
         <w:rPr>
           <w:rFonts w:cs="Times New Roman"/>
@@ -6895,7 +6945,7 @@
           <w:szCs w:val="28"/>
         </w:rPr>
       </w:pPr>
-      <w:bookmarkStart w:id="12" w:name="_Toc218781796"/>
+      <w:bookmarkStart w:id="12" w:name="_Toc218806833"/>
       <w:r>
         <w:rPr>
           <w:rFonts w:cs="Times New Roman"/>
@@ -6966,7 +7016,7 @@
           <w:szCs w:val="32"/>
         </w:rPr>
       </w:pPr>
-      <w:bookmarkStart w:id="13" w:name="_Toc218781797"/>
+      <w:bookmarkStart w:id="13" w:name="_Toc218806834"/>
       <w:r>
         <w:rPr>
           <w:rFonts w:cs="Times New Roman"/>
@@ -7052,7 +7102,7 @@
           <w:szCs w:val="28"/>
         </w:rPr>
       </w:pPr>
-      <w:bookmarkStart w:id="14" w:name="_Toc218781798"/>
+      <w:bookmarkStart w:id="14" w:name="_Toc218806835"/>
       <w:r>
         <w:rPr>
           <w:rFonts w:cs="Times New Roman"/>
@@ -7593,7 +7643,7 @@
           <w:szCs w:val="28"/>
         </w:rPr>
       </w:pPr>
-      <w:bookmarkStart w:id="15" w:name="_Toc218781799"/>
+      <w:bookmarkStart w:id="15" w:name="_Toc218806836"/>
       <w:r>
         <w:rPr>
           <w:rFonts w:cs="Times New Roman"/>
@@ -7640,7 +7690,7 @@
           <w:rFonts w:cs="Times New Roman"/>
         </w:rPr>
       </w:pPr>
-      <w:bookmarkStart w:id="16" w:name="_Toc218461195"/>
+      <w:bookmarkStart w:id="16" w:name="_Toc218806907"/>
       <w:r>
         <w:rPr>
           <w:rFonts w:cs="Times New Roman"/>
@@ -10539,7 +10589,7 @@
           <w:szCs w:val="28"/>
         </w:rPr>
       </w:pPr>
-      <w:bookmarkStart w:id="17" w:name="_Toc218781800"/>
+      <w:bookmarkStart w:id="17" w:name="_Toc218806837"/>
       <w:r>
         <w:rPr>
           <w:rFonts w:cs="Times New Roman"/>
@@ -10639,7 +10689,7 @@
           <w:rFonts w:cs="Times New Roman"/>
         </w:rPr>
       </w:pPr>
-      <w:bookmarkStart w:id="18" w:name="_Toc218461196"/>
+      <w:bookmarkStart w:id="18" w:name="_Toc218806908"/>
       <w:r>
         <w:rPr>
           <w:rFonts w:cs="Times New Roman"/>
@@ -15045,7 +15095,7 @@
         </w:rPr>
       </w:pPr>
       <w:bookmarkStart w:id="19" w:name="_Toc216973243"/>
-      <w:bookmarkStart w:id="20" w:name="_Toc218461188"/>
+      <w:bookmarkStart w:id="20" w:name="_Toc218806900"/>
       <w:r>
         <w:rPr>
           <w:rFonts w:cs="Times New Roman"/>
@@ -15160,7 +15210,7 @@
         </w:rPr>
       </w:pPr>
       <w:bookmarkStart w:id="21" w:name="_Toc216973244"/>
-      <w:bookmarkStart w:id="22" w:name="_Toc218461189"/>
+      <w:bookmarkStart w:id="22" w:name="_Toc218806901"/>
       <w:r>
         <w:rPr>
           <w:rFonts w:cs="Times New Roman"/>
@@ -15221,7 +15271,7 @@
           <w:szCs w:val="28"/>
         </w:rPr>
       </w:pPr>
-      <w:bookmarkStart w:id="23" w:name="_Toc218781801"/>
+      <w:bookmarkStart w:id="23" w:name="_Toc218806838"/>
       <w:r>
         <w:rPr>
           <w:rFonts w:cs="Times New Roman"/>
@@ -15579,7 +15629,7 @@
           <w:rFonts w:cs="Times New Roman"/>
         </w:rPr>
       </w:pPr>
-      <w:bookmarkStart w:id="24" w:name="_Toc218461197"/>
+      <w:bookmarkStart w:id="24" w:name="_Toc218806909"/>
       <w:r>
         <w:rPr>
           <w:rFonts w:cs="Times New Roman"/>
@@ -16355,7 +16405,7 @@
           <w:noProof/>
         </w:rPr>
         <w:drawing>
-          <wp:inline distT="0" distB="0" distL="0" distR="0" wp14:anchorId="6E302D5D" wp14:editId="3D8920F8">
+          <wp:inline distT="0" distB="0" distL="0" distR="0" wp14:anchorId="6E302D5D" wp14:editId="3581AC19">
             <wp:extent cx="5837330" cy="4339939"/>
             <wp:effectExtent l="0" t="0" r="5080" b="3810"/>
             <wp:docPr id="1577146595" name="Resim 4" descr="metin, ekran görüntüsü, diyagram, dikdörtgen içeren bir resim&#10;&#10;Yapay zeka tarafından oluşturulmuş içerik yanlış olabilir."/>
@@ -16406,7 +16456,7 @@
         </w:rPr>
       </w:pPr>
       <w:bookmarkStart w:id="25" w:name="_Toc216973245"/>
-      <w:bookmarkStart w:id="26" w:name="_Toc218461190"/>
+      <w:bookmarkStart w:id="26" w:name="_Toc218806902"/>
       <w:r>
         <w:rPr>
           <w:rFonts w:cs="Times New Roman"/>
@@ -16808,7 +16858,7 @@
           <w:szCs w:val="32"/>
         </w:rPr>
       </w:pPr>
-      <w:bookmarkStart w:id="27" w:name="_Toc218781802"/>
+      <w:bookmarkStart w:id="27" w:name="_Toc218806839"/>
       <w:r>
         <w:rPr>
           <w:rFonts w:cs="Times New Roman"/>
@@ -16853,7 +16903,7 @@
           <w:szCs w:val="28"/>
         </w:rPr>
       </w:pPr>
-      <w:bookmarkStart w:id="28" w:name="_Toc218781803"/>
+      <w:bookmarkStart w:id="28" w:name="_Toc218806840"/>
       <w:r>
         <w:rPr>
           <w:rFonts w:cs="Times New Roman"/>
@@ -17289,7 +17339,7 @@
           <w:rFonts w:cs="Times New Roman"/>
         </w:rPr>
       </w:pPr>
-      <w:bookmarkStart w:id="29" w:name="_Toc218461198"/>
+      <w:bookmarkStart w:id="29" w:name="_Toc218806910"/>
       <w:r>
         <w:rPr>
           <w:rFonts w:cs="Times New Roman"/>
@@ -19102,7 +19152,7 @@
           <w:szCs w:val="28"/>
         </w:rPr>
       </w:pPr>
-      <w:bookmarkStart w:id="30" w:name="_Toc218781804"/>
+      <w:bookmarkStart w:id="30" w:name="_Toc218806841"/>
       <w:r>
         <w:rPr>
           <w:rFonts w:cs="Times New Roman"/>
@@ -19487,7 +19537,7 @@
         </w:rPr>
       </w:pPr>
       <w:bookmarkStart w:id="31" w:name="_Toc216973252"/>
-      <w:bookmarkStart w:id="32" w:name="_Toc218461191"/>
+      <w:bookmarkStart w:id="32" w:name="_Toc218806903"/>
       <w:r>
         <w:rPr>
           <w:rFonts w:cs="Times New Roman"/>
@@ -19678,7 +19728,7 @@
           <w:szCs w:val="28"/>
         </w:rPr>
       </w:pPr>
-      <w:bookmarkStart w:id="33" w:name="_Toc218781805"/>
+      <w:bookmarkStart w:id="33" w:name="_Toc218806842"/>
       <w:r>
         <w:rPr>
           <w:rFonts w:cs="Times New Roman"/>
@@ -19734,7 +19784,7 @@
           <w:rFonts w:cs="Times New Roman"/>
         </w:rPr>
       </w:pPr>
-      <w:bookmarkStart w:id="34" w:name="_Toc218461199"/>
+      <w:bookmarkStart w:id="34" w:name="_Toc218806911"/>
       <w:r>
         <w:rPr>
           <w:rFonts w:cs="Times New Roman"/>
@@ -20728,7 +20778,7 @@
           <w:szCs w:val="32"/>
         </w:rPr>
       </w:pPr>
-      <w:bookmarkStart w:id="35" w:name="_Toc218781806"/>
+      <w:bookmarkStart w:id="35" w:name="_Toc218806843"/>
       <w:r>
         <w:rPr>
           <w:rFonts w:cs="Times New Roman"/>
@@ -20779,7 +20829,7 @@
           <w:szCs w:val="28"/>
         </w:rPr>
       </w:pPr>
-      <w:bookmarkStart w:id="36" w:name="_Toc218781807"/>
+      <w:bookmarkStart w:id="36" w:name="_Toc218806844"/>
       <w:r>
         <w:rPr>
           <w:rFonts w:cs="Times New Roman"/>
@@ -21139,7 +21189,7 @@
           <w:rFonts w:cs="Times New Roman"/>
         </w:rPr>
       </w:pPr>
-      <w:bookmarkStart w:id="37" w:name="_Toc218461200"/>
+      <w:bookmarkStart w:id="37" w:name="_Toc218806912"/>
       <w:r>
         <w:rPr>
           <w:rFonts w:cs="Times New Roman"/>
@@ -21834,7 +21884,7 @@
           <w:szCs w:val="28"/>
         </w:rPr>
       </w:pPr>
-      <w:bookmarkStart w:id="38" w:name="_Toc218781808"/>
+      <w:bookmarkStart w:id="38" w:name="_Toc218806845"/>
       <w:r>
         <w:rPr>
           <w:rFonts w:cs="Times New Roman"/>
@@ -22300,7 +22350,7 @@
           <w:rFonts w:cs="Times New Roman"/>
         </w:rPr>
       </w:pPr>
-      <w:bookmarkStart w:id="39" w:name="_Toc218461201"/>
+      <w:bookmarkStart w:id="39" w:name="_Toc218806913"/>
       <w:r>
         <w:rPr>
           <w:rFonts w:cs="Times New Roman"/>
@@ -25072,7 +25122,7 @@
           <w:szCs w:val="32"/>
         </w:rPr>
       </w:pPr>
-      <w:bookmarkStart w:id="40" w:name="_Toc218781809"/>
+      <w:bookmarkStart w:id="40" w:name="_Toc218806846"/>
       <w:r>
         <w:rPr>
           <w:rFonts w:cs="Times New Roman"/>
@@ -25124,7 +25174,7 @@
           <w:szCs w:val="28"/>
         </w:rPr>
       </w:pPr>
-      <w:bookmarkStart w:id="41" w:name="_Toc218781810"/>
+      <w:bookmarkStart w:id="41" w:name="_Toc218806847"/>
       <w:r>
         <w:rPr>
           <w:rFonts w:cs="Times New Roman"/>
@@ -25854,7 +25904,7 @@
           <w:szCs w:val="28"/>
         </w:rPr>
       </w:pPr>
-      <w:bookmarkStart w:id="42" w:name="_Toc218781811"/>
+      <w:bookmarkStart w:id="42" w:name="_Toc218806848"/>
       <w:r>
         <w:rPr>
           <w:rFonts w:cs="Times New Roman"/>
@@ -26610,7 +26660,7 @@
           <w:rFonts w:cs="Times New Roman"/>
         </w:rPr>
       </w:pPr>
-      <w:bookmarkStart w:id="43" w:name="_Toc218461202"/>
+      <w:bookmarkStart w:id="43" w:name="_Toc218806914"/>
       <w:r>
         <w:rPr>
           <w:rFonts w:cs="Times New Roman"/>
@@ -27845,7 +27895,7 @@
           <w:szCs w:val="32"/>
         </w:rPr>
       </w:pPr>
-      <w:bookmarkStart w:id="44" w:name="_Toc218781812"/>
+      <w:bookmarkStart w:id="44" w:name="_Toc218806849"/>
       <w:r>
         <w:rPr>
           <w:rFonts w:cs="Times New Roman"/>
@@ -27910,7 +27960,7 @@
           <w:szCs w:val="28"/>
         </w:rPr>
       </w:pPr>
-      <w:bookmarkStart w:id="45" w:name="_Toc218781813"/>
+      <w:bookmarkStart w:id="45" w:name="_Toc218806850"/>
       <w:r>
         <w:rPr>
           <w:rFonts w:cs="Times New Roman"/>
@@ -28520,7 +28570,7 @@
           <w:rFonts w:cs="Times New Roman"/>
         </w:rPr>
       </w:pPr>
-      <w:bookmarkStart w:id="46" w:name="_Toc218461203"/>
+      <w:bookmarkStart w:id="46" w:name="_Toc218806915"/>
       <w:r>
         <w:rPr>
           <w:rFonts w:cs="Times New Roman"/>
@@ -29049,7 +29099,7 @@
           <w:color w:val="000000" w:themeColor="text1"/>
         </w:rPr>
       </w:pPr>
-      <w:bookmarkStart w:id="47" w:name="_Toc218781814"/>
+      <w:bookmarkStart w:id="47" w:name="_Toc218806851"/>
       <w:r>
         <w:rPr>
           <w:rFonts w:cs="Times New Roman"/>
@@ -29076,7 +29126,7 @@
           <w:color w:val="000000" w:themeColor="text1"/>
         </w:rPr>
       </w:pPr>
-      <w:bookmarkStart w:id="48" w:name="_Toc218781815"/>
+      <w:bookmarkStart w:id="48" w:name="_Toc218806852"/>
       <w:r>
         <w:rPr>
           <w:rFonts w:cs="Times New Roman"/>
@@ -29656,7 +29706,7 @@
         </w:rPr>
         <w:lastRenderedPageBreak/>
         <w:drawing>
-          <wp:inline distT="0" distB="0" distL="0" distR="0" wp14:anchorId="6FECDFD7" wp14:editId="7EA2905C">
+          <wp:inline distT="0" distB="0" distL="0" distR="0" wp14:anchorId="6FECDFD7" wp14:editId="1A11BCB8">
             <wp:extent cx="5810492" cy="4470400"/>
             <wp:effectExtent l="0" t="0" r="6350" b="0"/>
             <wp:docPr id="540929646" name="Resim 15" descr="metin, ekran görüntüsü, diyagram, yazı tipi içeren bir resim&#10;&#10;Yapay zeka tarafından oluşturulmuş içerik yanlış olabilir."/>
@@ -29709,7 +29759,7 @@
         </w:rPr>
       </w:pPr>
       <w:bookmarkStart w:id="49" w:name="_Toc216973256"/>
-      <w:bookmarkStart w:id="50" w:name="_Toc218461192"/>
+      <w:bookmarkStart w:id="50" w:name="_Toc218806904"/>
       <w:r>
         <w:rPr>
           <w:rFonts w:cs="Times New Roman"/>
@@ -30099,7 +30149,7 @@
           <w:color w:val="000000" w:themeColor="text1"/>
         </w:rPr>
       </w:pPr>
-      <w:bookmarkStart w:id="51" w:name="_Toc218781816"/>
+      <w:bookmarkStart w:id="51" w:name="_Toc218806853"/>
       <w:r>
         <w:rPr>
           <w:rFonts w:cs="Times New Roman"/>
@@ -30313,7 +30363,7 @@
           <w:rFonts w:cs="Times New Roman"/>
         </w:rPr>
       </w:pPr>
-      <w:bookmarkStart w:id="52" w:name="_Toc218461204"/>
+      <w:bookmarkStart w:id="52" w:name="_Toc218806916"/>
       <w:r>
         <w:rPr>
           <w:rFonts w:cs="Times New Roman"/>
@@ -31734,7 +31784,7 @@
           <w:szCs w:val="32"/>
         </w:rPr>
       </w:pPr>
-      <w:bookmarkStart w:id="53" w:name="_Toc218781817"/>
+      <w:bookmarkStart w:id="53" w:name="_Toc218806854"/>
       <w:r>
         <w:rPr>
           <w:rFonts w:cs="Times New Roman"/>
@@ -31836,7 +31886,7 @@
           <w:szCs w:val="28"/>
         </w:rPr>
       </w:pPr>
-      <w:bookmarkStart w:id="54" w:name="_Toc218781818"/>
+      <w:bookmarkStart w:id="54" w:name="_Toc218806855"/>
       <w:r>
         <w:rPr>
           <w:rFonts w:cs="Times New Roman"/>
@@ -32656,7 +32706,7 @@
           <w:rFonts w:cs="Times New Roman"/>
         </w:rPr>
       </w:pPr>
-      <w:bookmarkStart w:id="55" w:name="_Toc218461205"/>
+      <w:bookmarkStart w:id="55" w:name="_Toc218806917"/>
       <w:r>
         <w:rPr>
           <w:rFonts w:cs="Times New Roman"/>
@@ -33311,7 +33361,7 @@
           <w:color w:val="000000" w:themeColor="text1"/>
         </w:rPr>
       </w:pPr>
-      <w:bookmarkStart w:id="56" w:name="_Toc218781819"/>
+      <w:bookmarkStart w:id="56" w:name="_Toc218806856"/>
       <w:r>
         <w:rPr>
           <w:rFonts w:cs="Times New Roman"/>
@@ -33360,7 +33410,7 @@
           <w:color w:val="000000" w:themeColor="text1"/>
         </w:rPr>
       </w:pPr>
-      <w:bookmarkStart w:id="57" w:name="_Toc218781820"/>
+      <w:bookmarkStart w:id="57" w:name="_Toc218806857"/>
       <w:r>
         <w:rPr>
           <w:rFonts w:cs="Times New Roman"/>
@@ -33939,7 +33989,7 @@
         </w:rPr>
         <w:lastRenderedPageBreak/>
         <w:drawing>
-          <wp:inline distT="0" distB="0" distL="0" distR="0" wp14:anchorId="72DA4B1F" wp14:editId="59892D7A">
+          <wp:inline distT="0" distB="0" distL="0" distR="0" wp14:anchorId="72DA4B1F" wp14:editId="5E37B46E">
             <wp:extent cx="5770517" cy="4377634"/>
             <wp:effectExtent l="0" t="0" r="0" b="4445"/>
             <wp:docPr id="433156531" name="Resim 17" descr="metin, ekran görüntüsü, diyagram, dikdörtgen içeren bir resim&#10;&#10;Yapay zeka tarafından oluşturulmuş içerik yanlış olabilir."/>
@@ -33990,7 +34040,7 @@
         </w:rPr>
       </w:pPr>
       <w:bookmarkStart w:id="58" w:name="_Toc216973258"/>
-      <w:bookmarkStart w:id="59" w:name="_Toc218461193"/>
+      <w:bookmarkStart w:id="59" w:name="_Toc218806905"/>
       <w:r>
         <w:rPr>
           <w:rFonts w:cs="Times New Roman"/>
@@ -34440,7 +34490,7 @@
           <w:color w:val="000000" w:themeColor="text1"/>
         </w:rPr>
       </w:pPr>
-      <w:bookmarkStart w:id="60" w:name="_Toc218781821"/>
+      <w:bookmarkStart w:id="60" w:name="_Toc218806858"/>
       <w:r>
         <w:rPr>
           <w:rFonts w:cs="Times New Roman"/>
@@ -34681,7 +34731,7 @@
           <w:rFonts w:cs="Times New Roman"/>
         </w:rPr>
       </w:pPr>
-      <w:bookmarkStart w:id="61" w:name="_Toc218461206"/>
+      <w:bookmarkStart w:id="61" w:name="_Toc218806918"/>
       <w:r>
         <w:rPr>
           <w:rFonts w:cs="Times New Roman"/>
@@ -36063,7 +36113,7 @@
           <w:szCs w:val="28"/>
         </w:rPr>
       </w:pPr>
-      <w:bookmarkStart w:id="62" w:name="_Toc218781822"/>
+      <w:bookmarkStart w:id="62" w:name="_Toc218806859"/>
       <w:r>
         <w:rPr>
           <w:rFonts w:cs="Times New Roman"/>
@@ -36192,7 +36242,7 @@
           <w:rFonts w:cs="Times New Roman"/>
         </w:rPr>
       </w:pPr>
-      <w:bookmarkStart w:id="63" w:name="_Toc218461207"/>
+      <w:bookmarkStart w:id="63" w:name="_Toc218806919"/>
       <w:r>
         <w:rPr>
           <w:rFonts w:cs="Times New Roman"/>
@@ -38660,7 +38710,7 @@
         </w:rPr>
       </w:pPr>
       <w:bookmarkStart w:id="64" w:name="_Toc216973260"/>
-      <w:bookmarkStart w:id="65" w:name="_Toc218461194"/>
+      <w:bookmarkStart w:id="65" w:name="_Toc218806906"/>
       <w:r>
         <w:rPr>
           <w:rFonts w:cs="Times New Roman"/>
@@ -38854,7 +38904,7 @@
           <w:szCs w:val="32"/>
         </w:rPr>
       </w:pPr>
-      <w:bookmarkStart w:id="66" w:name="_Toc218781823"/>
+      <w:bookmarkStart w:id="66" w:name="_Toc218806860"/>
       <w:r>
         <w:rPr>
           <w:b/>
@@ -39018,7 +39068,7 @@
           <w:szCs w:val="32"/>
         </w:rPr>
       </w:pPr>
-      <w:bookmarkStart w:id="67" w:name="_Toc218781824"/>
+      <w:bookmarkStart w:id="67" w:name="_Toc218806861"/>
       <w:r>
         <w:rPr>
           <w:rFonts w:cs="Times New Roman"/>
@@ -39036,27 +39086,20 @@
     <w:p/>
     <w:p>
       <w:pPr>
-        <w:pStyle w:val="Heading2"/>
-        <w:rPr>
-          <w:rFonts w:cs="Times New Roman"/>
-          <w:color w:val="000000" w:themeColor="text1"/>
+        <w:rPr>
           <w:sz w:val="28"/>
           <w:szCs w:val="28"/>
         </w:rPr>
       </w:pPr>
       <w:bookmarkStart w:id="68" w:name="_Toc216972854"/>
-      <w:bookmarkStart w:id="69" w:name="_Toc218781825"/>
-      <w:r>
-        <w:rPr>
-          <w:rFonts w:cs="Times New Roman"/>
-          <w:color w:val="000000" w:themeColor="text1"/>
+      <w:r>
+        <w:rPr>
           <w:sz w:val="28"/>
           <w:szCs w:val="28"/>
         </w:rPr>
         <w:t>Akademik Makaleler ve Kitaplar</w:t>
       </w:r>
       <w:bookmarkEnd w:id="68"/>
-      <w:bookmarkEnd w:id="69"/>
     </w:p>
     <w:p>
       <w:pPr>
@@ -39300,27 +39343,20 @@
     </w:p>
     <w:p>
       <w:pPr>
-        <w:pStyle w:val="Heading2"/>
-        <w:rPr>
-          <w:rFonts w:cs="Times New Roman"/>
-          <w:color w:val="000000" w:themeColor="text1"/>
+        <w:rPr>
           <w:sz w:val="28"/>
           <w:szCs w:val="28"/>
         </w:rPr>
       </w:pPr>
-      <w:bookmarkStart w:id="70" w:name="_Toc216972855"/>
-      <w:bookmarkStart w:id="71" w:name="_Toc218781826"/>
-      <w:r>
-        <w:rPr>
-          <w:rFonts w:cs="Times New Roman"/>
-          <w:color w:val="000000" w:themeColor="text1"/>
+      <w:bookmarkStart w:id="69" w:name="_Toc216972855"/>
+      <w:r>
+        <w:rPr>
           <w:sz w:val="28"/>
           <w:szCs w:val="28"/>
         </w:rPr>
         <w:t>Veri Seti ve Teknik Dokümantasyon</w:t>
       </w:r>
-      <w:bookmarkEnd w:id="70"/>
-      <w:bookmarkEnd w:id="71"/>
+      <w:bookmarkEnd w:id="69"/>
     </w:p>
     <w:p>
       <w:pPr>
@@ -39538,27 +39574,20 @@
     </w:p>
     <w:p>
       <w:pPr>
-        <w:pStyle w:val="Heading2"/>
-        <w:rPr>
-          <w:rFonts w:cs="Times New Roman"/>
-          <w:color w:val="000000" w:themeColor="text1"/>
+        <w:rPr>
           <w:sz w:val="28"/>
           <w:szCs w:val="28"/>
         </w:rPr>
       </w:pPr>
-      <w:bookmarkStart w:id="72" w:name="_Toc216972856"/>
-      <w:bookmarkStart w:id="73" w:name="_Toc218781827"/>
-      <w:r>
-        <w:rPr>
-          <w:rFonts w:cs="Times New Roman"/>
-          <w:color w:val="000000" w:themeColor="text1"/>
+      <w:bookmarkStart w:id="70" w:name="_Toc216972856"/>
+      <w:r>
+        <w:rPr>
           <w:sz w:val="28"/>
           <w:szCs w:val="28"/>
         </w:rPr>
         <w:t>Makine Öğrenmesi ve İstatistiksel Yöntemler</w:t>
       </w:r>
-      <w:bookmarkEnd w:id="72"/>
-      <w:bookmarkEnd w:id="73"/>
+      <w:bookmarkEnd w:id="70"/>
     </w:p>
     <w:p>
       <w:pPr>
@@ -39784,27 +39813,20 @@
     </w:p>
     <w:p>
       <w:pPr>
-        <w:pStyle w:val="Heading2"/>
-        <w:rPr>
-          <w:rFonts w:cs="Times New Roman"/>
-          <w:color w:val="000000" w:themeColor="text1"/>
+        <w:rPr>
           <w:sz w:val="28"/>
           <w:szCs w:val="28"/>
         </w:rPr>
       </w:pPr>
-      <w:bookmarkStart w:id="74" w:name="_Toc216972858"/>
-      <w:bookmarkStart w:id="75" w:name="_Toc218781828"/>
-      <w:r>
-        <w:rPr>
-          <w:rFonts w:cs="Times New Roman"/>
-          <w:color w:val="000000" w:themeColor="text1"/>
+      <w:bookmarkStart w:id="71" w:name="_Toc216972858"/>
+      <w:r>
+        <w:rPr>
           <w:sz w:val="28"/>
           <w:szCs w:val="28"/>
         </w:rPr>
         <w:t>Performans Metrikleri ve Model Değerlendirme</w:t>
       </w:r>
-      <w:bookmarkEnd w:id="74"/>
-      <w:bookmarkEnd w:id="75"/>
+      <w:bookmarkEnd w:id="71"/>
     </w:p>
     <w:p>
       <w:pPr>
@@ -40138,27 +40160,20 @@
     </w:p>
     <w:p>
       <w:pPr>
-        <w:pStyle w:val="Heading2"/>
-        <w:rPr>
-          <w:rFonts w:cs="Times New Roman"/>
-          <w:color w:val="000000" w:themeColor="text1"/>
+        <w:rPr>
           <w:sz w:val="28"/>
           <w:szCs w:val="28"/>
         </w:rPr>
       </w:pPr>
-      <w:bookmarkStart w:id="76" w:name="_Toc216972859"/>
-      <w:bookmarkStart w:id="77" w:name="_Toc218781829"/>
-      <w:r>
-        <w:rPr>
-          <w:rFonts w:cs="Times New Roman"/>
-          <w:color w:val="000000" w:themeColor="text1"/>
+      <w:bookmarkStart w:id="72" w:name="_Toc216972859"/>
+      <w:r>
+        <w:rPr>
           <w:sz w:val="28"/>
           <w:szCs w:val="28"/>
         </w:rPr>
         <w:t>Python Kütüphaneleri ve Araçlar</w:t>
       </w:r>
-      <w:bookmarkEnd w:id="76"/>
-      <w:bookmarkEnd w:id="77"/>
+      <w:bookmarkEnd w:id="72"/>
     </w:p>
     <w:p>
       <w:pPr>
@@ -40490,27 +40505,20 @@
     </w:p>
     <w:p>
       <w:pPr>
-        <w:pStyle w:val="Heading2"/>
-        <w:rPr>
-          <w:rFonts w:cs="Times New Roman"/>
-          <w:color w:val="000000" w:themeColor="text1"/>
+        <w:rPr>
           <w:sz w:val="28"/>
           <w:szCs w:val="28"/>
         </w:rPr>
       </w:pPr>
-      <w:bookmarkStart w:id="78" w:name="_Toc216972860"/>
-      <w:bookmarkStart w:id="79" w:name="_Toc218781830"/>
-      <w:r>
-        <w:rPr>
-          <w:rFonts w:cs="Times New Roman"/>
-          <w:color w:val="000000" w:themeColor="text1"/>
+      <w:bookmarkStart w:id="73" w:name="_Toc216972860"/>
+      <w:r>
+        <w:rPr>
           <w:sz w:val="28"/>
           <w:szCs w:val="28"/>
         </w:rPr>
         <w:t>Veri Ön İşleme ve Özellik Mühendisliği</w:t>
       </w:r>
-      <w:bookmarkEnd w:id="78"/>
-      <w:bookmarkEnd w:id="79"/>
+      <w:bookmarkEnd w:id="73"/>
     </w:p>
     <w:p>
       <w:pPr>
